--- a/11-变流电路/01-整流电路/单相可控整流电路/单相可控整流电路.docx
+++ b/11-变流电路/01-整流电路/单相可控整流电路/单相可控整流电路.docx
@@ -2482,6 +2482,20 @@
     </w:p>
     <w:bookmarkEnd w:id="26"/>
     <w:bookmarkEnd w:id="27"/>
+    <w:p>
+      <w:pPr>
+        <w:spacing w:before="360"/>
+        <w:jc w:val="center"/>
+      </w:pPr>
+      <w:r>
+        <w:rPr>
+          <w:rFonts w:ascii="Times New Roman" w:hAnsi="Times New Roman"/>
+          <w:color w:val="555555"/>
+          <w:sz w:val="21"/>
+        </w:rPr>
+        <w:t>材料收集者：杜文杰</w:t>
+      </w:r>
+    </w:p>
     <w:sectPr>
       <w:headerReference r:id="rId9" w:type="default"/>
       <w:footerReference r:id="rId10" w:type="default"/>

--- a/11-变流电路/01-整流电路/单相可控整流电路/单相可控整流电路.docx
+++ b/11-变流电路/01-整流电路/单相可控整流电路/单相可控整流电路.docx
@@ -1,6 +1,6 @@
 
 <file path=word/document.xml><?xml version="1.0" encoding="utf-8"?>
-<w:document xmlns:w="http://schemas.openxmlformats.org/wordprocessingml/2006/main" xmlns:m="http://schemas.openxmlformats.org/officeDocument/2006/math" xmlns:r="http://schemas.openxmlformats.org/officeDocument/2006/relationships" xmlns:o="urn:schemas-microsoft-com:office:office" xmlns:v="urn:schemas-microsoft-com:vml" xmlns:w10="urn:schemas-microsoft-com:office:word" xmlns:a="http://schemas.openxmlformats.org/drawingml/2006/main" xmlns:pic="http://schemas.openxmlformats.org/drawingml/2006/picture" xmlns:wp="http://schemas.openxmlformats.org/drawingml/2006/wordprocessingDrawing">
+<w:document xmlns:m="http://schemas.openxmlformats.org/officeDocument/2006/math" xmlns:r="http://schemas.openxmlformats.org/officeDocument/2006/relationships" xmlns:w="http://schemas.openxmlformats.org/wordprocessingml/2006/main" xmlns:o="urn:schemas-microsoft-com:office:office" xmlns:v="urn:schemas-microsoft-com:vml" xmlns:w10="urn:schemas-microsoft-com:office:word" xmlns:a="http://schemas.openxmlformats.org/drawingml/2006/main" xmlns:pic="http://schemas.openxmlformats.org/drawingml/2006/picture" xmlns:wp="http://schemas.openxmlformats.org/drawingml/2006/wordprocessingDrawing">
   <w:body>
     <w:bookmarkStart w:id="27" w:name="单相可控整流电路"/>
     <w:p>
@@ -9,7 +9,7 @@
       </w:pPr>
       <w:r>
         <w:rPr>
-          <w:rFonts w:hint="eastAsia"/>
+          <w:rFonts w:hint="eastAsia" w:eastAsia="黑体"/>
         </w:rPr>
         <w:t xml:space="preserve">单相可控整流电路</w:t>
       </w:r>
@@ -21,7 +21,7 @@
       </w:pPr>
       <w:r>
         <w:rPr>
-          <w:rFonts w:hint="eastAsia"/>
+          <w:rFonts w:hint="eastAsia" w:eastAsia="黑体"/>
         </w:rPr>
         <w:t xml:space="preserve">拓扑描述</w:t>
       </w:r>
@@ -32,16 +32,19 @@
       </w:pPr>
       <w:r>
         <w:rPr>
-          <w:rFonts w:hint="eastAsia"/>
+          <w:rFonts w:hint="eastAsia" w:eastAsia="黑体"/>
         </w:rPr>
         <w:t xml:space="preserve">由</w:t>
       </w:r>
       <w:r>
+        <w:rPr>
+          <w:rFonts w:eastAsia="黑体"/>
+        </w:rPr>
         <w:t xml:space="preserve"> </w:t>
       </w:r>
       <w:r>
         <w:rPr>
-          <w:rFonts w:hint="eastAsia"/>
+          <w:rFonts w:hint="eastAsia" w:eastAsia="黑体"/>
           <w:b/>
           <w:bCs/>
         </w:rPr>
@@ -49,6 +52,7 @@
       </w:r>
       <w:r>
         <w:rPr>
+          <w:rFonts w:eastAsia="黑体"/>
           <w:b/>
           <w:bCs/>
         </w:rPr>
@@ -56,7 +60,7 @@
       </w:r>
       <w:r>
         <w:rPr>
-          <w:rFonts w:hint="eastAsia"/>
+          <w:rFonts w:hint="eastAsia" w:eastAsia="黑体"/>
           <w:b/>
           <w:bCs/>
         </w:rPr>
@@ -64,6 +68,7 @@
       </w:r>
       <w:r>
         <w:rPr>
+          <w:rFonts w:eastAsia="黑体"/>
           <w:b/>
           <w:bCs/>
         </w:rPr>
@@ -85,6 +90,7 @@
       </m:oMath>
       <w:r>
         <w:rPr>
+          <w:rFonts w:eastAsia="黑体"/>
           <w:b/>
           <w:bCs/>
         </w:rPr>
@@ -106,55 +112,67 @@
       </m:oMath>
       <w:r>
         <w:rPr>
-          <w:rFonts w:hint="eastAsia"/>
+          <w:rFonts w:hint="eastAsia" w:eastAsia="黑体"/>
           <w:b/>
           <w:bCs/>
         </w:rPr>
         <w:t xml:space="preserve">）</w:t>
       </w:r>
       <w:r>
+        <w:rPr>
+          <w:rFonts w:eastAsia="黑体"/>
+        </w:rPr>
         <w:t xml:space="preserve">、</w:t>
       </w:r>
       <w:r>
         <w:rPr>
-          <w:rFonts w:hint="eastAsia"/>
+          <w:rFonts w:hint="eastAsia" w:eastAsia="黑体"/>
           <w:b/>
           <w:bCs/>
         </w:rPr>
         <w:t xml:space="preserve">触发（移相）电路</w:t>
       </w:r>
       <w:r>
+        <w:rPr>
+          <w:rFonts w:eastAsia="黑体"/>
+        </w:rPr>
         <w:t xml:space="preserve"> </w:t>
       </w:r>
       <w:r>
         <w:rPr>
-          <w:rFonts w:hint="eastAsia"/>
+          <w:rFonts w:hint="eastAsia" w:eastAsia="黑体"/>
         </w:rPr>
         <w:t xml:space="preserve">与</w:t>
       </w:r>
       <w:r>
+        <w:rPr>
+          <w:rFonts w:eastAsia="黑体"/>
+        </w:rPr>
         <w:t xml:space="preserve"> </w:t>
       </w:r>
       <w:r>
         <w:rPr>
-          <w:rFonts w:hint="eastAsia"/>
+          <w:rFonts w:hint="eastAsia" w:eastAsia="黑体"/>
           <w:b/>
           <w:bCs/>
         </w:rPr>
         <w:t xml:space="preserve">滤波环节</w:t>
       </w:r>
       <w:r>
+        <w:rPr>
+          <w:rFonts w:eastAsia="黑体"/>
+        </w:rPr>
         <w:t xml:space="preserve"> </w:t>
       </w:r>
       <w:r>
         <w:rPr>
-          <w:rFonts w:hint="eastAsia"/>
+          <w:rFonts w:hint="eastAsia" w:eastAsia="黑体"/>
         </w:rPr>
         <w:t xml:space="preserve">组成（单相半控桥则为两只晶闸管加两只二极管）。电路关键节点：</w:t>
       </w:r>
       <w:r>
         <w:rPr>
-          <w:rFonts w:hint="eastAsia"/>
+          <w:rFonts w:hint="eastAsia" w:eastAsia="黑体"/>
           <w:b/>
           <w:bCs/>
         </w:rPr>
@@ -162,6 +180,7 @@
       </w:r>
       <w:r>
         <w:rPr>
+          <w:rFonts w:eastAsia="黑体"/>
           <w:b/>
           <w:bCs/>
         </w:rPr>
@@ -169,7 +188,7 @@
       </w:r>
       <w:r>
         <w:rPr>
-          <w:rFonts w:hint="eastAsia"/>
+          <w:rFonts w:hint="eastAsia" w:eastAsia="黑体"/>
           <w:b/>
           <w:bCs/>
         </w:rPr>
@@ -177,6 +196,7 @@
       </w:r>
       <w:r>
         <w:rPr>
+          <w:rFonts w:eastAsia="黑体"/>
           <w:b/>
           <w:bCs/>
         </w:rPr>
@@ -198,13 +218,13 @@
       </m:oMath>
       <w:r>
         <w:rPr>
-          <w:rFonts w:hint="eastAsia"/>
+          <w:rFonts w:hint="eastAsia" w:eastAsia="黑体"/>
         </w:rPr>
         <w:t xml:space="preserve">（交流电源两端分别接两桥臂中点）；</w:t>
       </w:r>
       <w:r>
         <w:rPr>
-          <w:rFonts w:hint="eastAsia"/>
+          <w:rFonts w:hint="eastAsia" w:eastAsia="黑体"/>
           <w:b/>
           <w:bCs/>
         </w:rPr>
@@ -212,6 +232,7 @@
       </w:r>
       <w:r>
         <w:rPr>
+          <w:rFonts w:eastAsia="黑体"/>
           <w:b/>
           <w:bCs/>
         </w:rPr>
@@ -219,7 +240,7 @@
       </w:r>
       <w:r>
         <w:rPr>
-          <w:rFonts w:hint="eastAsia"/>
+          <w:rFonts w:hint="eastAsia" w:eastAsia="黑体"/>
           <w:b/>
           <w:bCs/>
         </w:rPr>
@@ -227,6 +248,7 @@
       </w:r>
       <w:r>
         <w:rPr>
+          <w:rFonts w:eastAsia="黑体"/>
           <w:b/>
           <w:bCs/>
         </w:rPr>
@@ -242,7 +264,7 @@
       </m:oMath>
       <w:r>
         <w:rPr>
-          <w:rFonts w:hint="eastAsia"/>
+          <w:rFonts w:hint="eastAsia" w:eastAsia="黑体"/>
         </w:rPr>
         <w:t xml:space="preserve">（</w:t>
       </w:r>
@@ -279,17 +301,20 @@
         </m:sSub>
       </m:oMath>
       <w:r>
+        <w:rPr>
+          <w:rFonts w:eastAsia="黑体"/>
+        </w:rPr>
         <w:t xml:space="preserve"> </w:t>
       </w:r>
       <w:r>
         <w:rPr>
-          <w:rFonts w:hint="eastAsia"/>
+          <w:rFonts w:hint="eastAsia" w:eastAsia="黑体"/>
         </w:rPr>
         <w:t xml:space="preserve">共阴极端）；</w:t>
       </w:r>
       <w:r>
         <w:rPr>
-          <w:rFonts w:hint="eastAsia"/>
+          <w:rFonts w:hint="eastAsia" w:eastAsia="黑体"/>
           <w:b/>
           <w:bCs/>
         </w:rPr>
@@ -297,6 +322,7 @@
       </w:r>
       <w:r>
         <w:rPr>
+          <w:rFonts w:eastAsia="黑体"/>
           <w:b/>
           <w:bCs/>
         </w:rPr>
@@ -304,7 +330,7 @@
       </w:r>
       <w:r>
         <w:rPr>
-          <w:rFonts w:hint="eastAsia"/>
+          <w:rFonts w:hint="eastAsia" w:eastAsia="黑体"/>
           <w:b/>
           <w:bCs/>
         </w:rPr>
@@ -312,6 +338,7 @@
       </w:r>
       <w:r>
         <w:rPr>
+          <w:rFonts w:eastAsia="黑体"/>
           <w:b/>
           <w:bCs/>
         </w:rPr>
@@ -327,7 +354,7 @@
       </m:oMath>
       <w:r>
         <w:rPr>
-          <w:rFonts w:hint="eastAsia"/>
+          <w:rFonts w:hint="eastAsia" w:eastAsia="黑体"/>
         </w:rPr>
         <w:t xml:space="preserve">（</w:t>
       </w:r>
@@ -364,17 +391,20 @@
         </m:sSub>
       </m:oMath>
       <w:r>
+        <w:rPr>
+          <w:rFonts w:eastAsia="黑体"/>
+        </w:rPr>
         <w:t xml:space="preserve"> </w:t>
       </w:r>
       <w:r>
         <w:rPr>
-          <w:rFonts w:hint="eastAsia"/>
+          <w:rFonts w:hint="eastAsia" w:eastAsia="黑体"/>
         </w:rPr>
         <w:t xml:space="preserve">共阳极端）；</w:t>
       </w:r>
       <w:r>
         <w:rPr>
-          <w:rFonts w:hint="eastAsia"/>
+          <w:rFonts w:hint="eastAsia" w:eastAsia="黑体"/>
           <w:b/>
           <w:bCs/>
         </w:rPr>
@@ -382,6 +412,7 @@
       </w:r>
       <w:r>
         <w:rPr>
+          <w:rFonts w:eastAsia="黑体"/>
           <w:b/>
           <w:bCs/>
         </w:rPr>
@@ -389,7 +420,7 @@
       </w:r>
       <w:r>
         <w:rPr>
-          <w:rFonts w:hint="eastAsia"/>
+          <w:rFonts w:hint="eastAsia" w:eastAsia="黑体"/>
           <w:b/>
           <w:bCs/>
         </w:rPr>
@@ -397,11 +428,14 @@
       </w:r>
       <w:r>
         <w:rPr>
-          <w:rFonts w:hint="eastAsia"/>
+          <w:rFonts w:hint="eastAsia" w:eastAsia="黑体"/>
         </w:rPr>
         <w:t xml:space="preserve">（平波电抗器与负载串联后跨接在</w:t>
       </w:r>
       <w:r>
+        <w:rPr>
+          <w:rFonts w:eastAsia="黑体"/>
+        </w:rPr>
         <w:t xml:space="preserve"> </w:t>
       </w:r>
       <m:oMath>
@@ -413,15 +447,21 @@
         </m:r>
       </m:oMath>
       <w:r>
+        <w:rPr>
+          <w:rFonts w:eastAsia="黑体"/>
+        </w:rPr>
         <w:t xml:space="preserve"> </w:t>
       </w:r>
       <w:r>
         <w:rPr>
-          <w:rFonts w:hint="eastAsia"/>
+          <w:rFonts w:hint="eastAsia" w:eastAsia="黑体"/>
         </w:rPr>
         <w:t xml:space="preserve">与</w:t>
       </w:r>
       <w:r>
+        <w:rPr>
+          <w:rFonts w:eastAsia="黑体"/>
+        </w:rPr>
         <w:t xml:space="preserve"> </w:t>
       </w:r>
       <m:oMath>
@@ -433,11 +473,14 @@
         </m:r>
       </m:oMath>
       <w:r>
+        <w:rPr>
+          <w:rFonts w:eastAsia="黑体"/>
+        </w:rPr>
         <w:t xml:space="preserve"> </w:t>
       </w:r>
       <w:r>
         <w:rPr>
-          <w:rFonts w:hint="eastAsia"/>
+          <w:rFonts w:hint="eastAsia" w:eastAsia="黑体"/>
         </w:rPr>
         <w:t xml:space="preserve">之间）。</w:t>
       </w:r>
@@ -446,7 +489,7 @@
       <w:pPr/>
       <w:r>
         <w:rPr>
-          <w:rFonts w:hint="eastAsia"/>
+          <w:rFonts w:hint="eastAsia" w:eastAsia="黑体"/>
         </w:rPr>
         <w:t xml:space="preserve">各元件管脚连接：</w:t>
       </w:r>
@@ -465,15 +508,21 @@
         </m:sSub>
       </m:oMath>
       <w:r>
+        <w:rPr>
+          <w:rFonts w:eastAsia="黑体"/>
+        </w:rPr>
         <w:t xml:space="preserve"> </w:t>
       </w:r>
       <w:r>
         <w:rPr>
-          <w:rFonts w:hint="eastAsia"/>
+          <w:rFonts w:hint="eastAsia" w:eastAsia="黑体"/>
         </w:rPr>
         <w:t xml:space="preserve">阳极接交流节点</w:t>
       </w:r>
       <w:r>
+        <w:rPr>
+          <w:rFonts w:eastAsia="黑体"/>
+        </w:rPr>
         <w:t xml:space="preserve"> </w:t>
       </w:r>
       <m:oMath>
@@ -483,11 +532,14 @@
       </m:oMath>
       <w:r>
         <w:rPr>
-          <w:rFonts w:hint="eastAsia"/>
+          <w:rFonts w:hint="eastAsia" w:eastAsia="黑体"/>
         </w:rPr>
         <w:t xml:space="preserve">、阴极接</w:t>
       </w:r>
       <w:r>
+        <w:rPr>
+          <w:rFonts w:eastAsia="黑体"/>
+        </w:rPr>
         <w:t xml:space="preserve"> </w:t>
       </w:r>
       <m:oMath>
@@ -500,7 +552,7 @@
       </m:oMath>
       <w:r>
         <w:rPr>
-          <w:rFonts w:hint="eastAsia"/>
+          <w:rFonts w:hint="eastAsia" w:eastAsia="黑体"/>
         </w:rPr>
         <w:t xml:space="preserve">、门极接触发电路；</w:t>
       </w:r>
@@ -519,15 +571,21 @@
         </m:sSub>
       </m:oMath>
       <w:r>
+        <w:rPr>
+          <w:rFonts w:eastAsia="黑体"/>
+        </w:rPr>
         <w:t xml:space="preserve"> </w:t>
       </w:r>
       <w:r>
         <w:rPr>
-          <w:rFonts w:hint="eastAsia"/>
+          <w:rFonts w:hint="eastAsia" w:eastAsia="黑体"/>
         </w:rPr>
         <w:t xml:space="preserve">阳极接</w:t>
       </w:r>
       <w:r>
+        <w:rPr>
+          <w:rFonts w:eastAsia="黑体"/>
+        </w:rPr>
         <w:t xml:space="preserve"> </w:t>
       </w:r>
       <m:oMath>
@@ -540,11 +598,14 @@
       </m:oMath>
       <w:r>
         <w:rPr>
-          <w:rFonts w:hint="eastAsia"/>
+          <w:rFonts w:hint="eastAsia" w:eastAsia="黑体"/>
         </w:rPr>
         <w:t xml:space="preserve">、阴极接交流节点</w:t>
       </w:r>
       <w:r>
+        <w:rPr>
+          <w:rFonts w:eastAsia="黑体"/>
+        </w:rPr>
         <w:t xml:space="preserve"> </w:t>
       </w:r>
       <m:oMath>
@@ -554,7 +615,7 @@
       </m:oMath>
       <w:r>
         <w:rPr>
-          <w:rFonts w:hint="eastAsia"/>
+          <w:rFonts w:hint="eastAsia" w:eastAsia="黑体"/>
         </w:rPr>
         <w:t xml:space="preserve">、门极接触发电路；</w:t>
       </w:r>
@@ -573,15 +634,21 @@
         </m:sSub>
       </m:oMath>
       <w:r>
+        <w:rPr>
+          <w:rFonts w:eastAsia="黑体"/>
+        </w:rPr>
         <w:t xml:space="preserve"> </w:t>
       </w:r>
       <w:r>
         <w:rPr>
-          <w:rFonts w:hint="eastAsia"/>
+          <w:rFonts w:hint="eastAsia" w:eastAsia="黑体"/>
         </w:rPr>
         <w:t xml:space="preserve">阳极接交流节点</w:t>
       </w:r>
       <w:r>
+        <w:rPr>
+          <w:rFonts w:eastAsia="黑体"/>
+        </w:rPr>
         <w:t xml:space="preserve"> </w:t>
       </w:r>
       <m:oMath>
@@ -591,11 +658,14 @@
       </m:oMath>
       <w:r>
         <w:rPr>
-          <w:rFonts w:hint="eastAsia"/>
+          <w:rFonts w:hint="eastAsia" w:eastAsia="黑体"/>
         </w:rPr>
         <w:t xml:space="preserve">、阴极接</w:t>
       </w:r>
       <w:r>
+        <w:rPr>
+          <w:rFonts w:eastAsia="黑体"/>
+        </w:rPr>
         <w:t xml:space="preserve"> </w:t>
       </w:r>
       <m:oMath>
@@ -608,7 +678,7 @@
       </m:oMath>
       <w:r>
         <w:rPr>
-          <w:rFonts w:hint="eastAsia"/>
+          <w:rFonts w:hint="eastAsia" w:eastAsia="黑体"/>
         </w:rPr>
         <w:t xml:space="preserve">、门极接触发电路；</w:t>
       </w:r>
@@ -627,15 +697,21 @@
         </m:sSub>
       </m:oMath>
       <w:r>
+        <w:rPr>
+          <w:rFonts w:eastAsia="黑体"/>
+        </w:rPr>
         <w:t xml:space="preserve"> </w:t>
       </w:r>
       <w:r>
         <w:rPr>
-          <w:rFonts w:hint="eastAsia"/>
+          <w:rFonts w:hint="eastAsia" w:eastAsia="黑体"/>
         </w:rPr>
         <w:t xml:space="preserve">阳极接</w:t>
       </w:r>
       <w:r>
+        <w:rPr>
+          <w:rFonts w:eastAsia="黑体"/>
+        </w:rPr>
         <w:t xml:space="preserve"> </w:t>
       </w:r>
       <m:oMath>
@@ -648,11 +724,14 @@
       </m:oMath>
       <w:r>
         <w:rPr>
-          <w:rFonts w:hint="eastAsia"/>
+          <w:rFonts w:hint="eastAsia" w:eastAsia="黑体"/>
         </w:rPr>
         <w:t xml:space="preserve">、阴极接交流节点</w:t>
       </w:r>
       <w:r>
+        <w:rPr>
+          <w:rFonts w:eastAsia="黑体"/>
+        </w:rPr>
         <w:t xml:space="preserve"> </w:t>
       </w:r>
       <m:oMath>
@@ -662,11 +741,14 @@
       </m:oMath>
       <w:r>
         <w:rPr>
-          <w:rFonts w:hint="eastAsia"/>
+          <w:rFonts w:hint="eastAsia" w:eastAsia="黑体"/>
         </w:rPr>
         <w:t xml:space="preserve">、门极接触发电路；平波电抗器串接在</w:t>
       </w:r>
       <w:r>
+        <w:rPr>
+          <w:rFonts w:eastAsia="黑体"/>
+        </w:rPr>
         <w:t xml:space="preserve"> </w:t>
       </w:r>
       <m:oMath>
@@ -678,15 +760,21 @@
         </m:r>
       </m:oMath>
       <w:r>
+        <w:rPr>
+          <w:rFonts w:eastAsia="黑体"/>
+        </w:rPr>
         <w:t xml:space="preserve"> </w:t>
       </w:r>
       <w:r>
         <w:rPr>
-          <w:rFonts w:hint="eastAsia"/>
+          <w:rFonts w:hint="eastAsia" w:eastAsia="黑体"/>
         </w:rPr>
         <w:t xml:space="preserve">与负载之间。对角两管</w:t>
       </w:r>
       <w:r>
+        <w:rPr>
+          <w:rFonts w:eastAsia="黑体"/>
+        </w:rPr>
         <w:t xml:space="preserve"> </w:t>
       </w:r>
       <m:oMath>
@@ -722,15 +810,21 @@
         </m:sSub>
       </m:oMath>
       <w:r>
+        <w:rPr>
+          <w:rFonts w:eastAsia="黑体"/>
+        </w:rPr>
         <w:t xml:space="preserve"> </w:t>
       </w:r>
       <w:r>
         <w:rPr>
-          <w:rFonts w:hint="eastAsia"/>
+          <w:rFonts w:hint="eastAsia" w:eastAsia="黑体"/>
         </w:rPr>
         <w:t xml:space="preserve">与</w:t>
       </w:r>
       <w:r>
+        <w:rPr>
+          <w:rFonts w:eastAsia="黑体"/>
+        </w:rPr>
         <w:t xml:space="preserve"> </w:t>
       </w:r>
       <m:oMath>
@@ -766,11 +860,14 @@
         </m:sSub>
       </m:oMath>
       <w:r>
+        <w:rPr>
+          <w:rFonts w:eastAsia="黑体"/>
+        </w:rPr>
         <w:t xml:space="preserve"> </w:t>
       </w:r>
       <w:r>
         <w:rPr>
-          <w:rFonts w:hint="eastAsia"/>
+          <w:rFonts w:hint="eastAsia" w:eastAsia="黑体"/>
         </w:rPr>
         <w:t xml:space="preserve">成对导通。</w:t>
       </w:r>
@@ -779,11 +876,14 @@
       <w:pPr/>
       <w:r>
         <w:rPr>
-          <w:rFonts w:hint="eastAsia"/>
+          <w:rFonts w:hint="eastAsia" w:eastAsia="黑体"/>
         </w:rPr>
         <w:t xml:space="preserve">由此构成”四只晶闸管全控桥”的单相可控整流组态，通过控制触发延迟角</w:t>
       </w:r>
       <w:r>
+        <w:rPr>
+          <w:rFonts w:eastAsia="黑体"/>
+        </w:rPr>
         <w:t xml:space="preserve"> </w:t>
       </w:r>
       <m:oMath>
@@ -792,11 +892,14 @@
         </m:r>
       </m:oMath>
       <w:r>
+        <w:rPr>
+          <w:rFonts w:eastAsia="黑体"/>
+        </w:rPr>
         <w:t xml:space="preserve"> </w:t>
       </w:r>
       <w:r>
         <w:rPr>
-          <w:rFonts w:hint="eastAsia"/>
+          <w:rFonts w:hint="eastAsia" w:eastAsia="黑体"/>
         </w:rPr>
         <w:t xml:space="preserve">连续调节输出直流电压平均值（</w:t>
       </w:r>
@@ -806,11 +909,14 @@
         </m:r>
       </m:oMath>
       <w:r>
+        <w:rPr>
+          <w:rFonts w:eastAsia="黑体"/>
+        </w:rPr>
         <w:t xml:space="preserve"> </w:t>
       </w:r>
       <w:r>
         <w:rPr>
-          <w:rFonts w:hint="eastAsia"/>
+          <w:rFonts w:hint="eastAsia" w:eastAsia="黑体"/>
         </w:rPr>
         <w:t xml:space="preserve">越大输出电压越低），实现可控直流电源。</w:t>
       </w:r>
@@ -823,7 +929,7 @@
       </w:pPr>
       <w:r>
         <w:rPr>
-          <w:rFonts w:hint="eastAsia"/>
+          <w:rFonts w:hint="eastAsia" w:eastAsia="黑体"/>
         </w:rPr>
         <w:t xml:space="preserve">工作原理</w:t>
       </w:r>
@@ -834,25 +940,31 @@
       </w:pPr>
       <w:r>
         <w:rPr>
-          <w:rFonts w:hint="eastAsia"/>
+          <w:rFonts w:hint="eastAsia" w:eastAsia="黑体"/>
         </w:rPr>
         <w:t xml:space="preserve">晶闸管在承受正向电压且收到门极触发脉冲时导通，导通后需电流降至维持值以下才关断。触发电路按设定的延迟角</w:t>
       </w:r>
       <w:r>
+        <w:rPr>
+          <w:rFonts w:eastAsia="黑体"/>
+        </w:rPr>
         <w:t xml:space="preserve"> α </w:t>
       </w:r>
       <w:r>
         <w:rPr>
-          <w:rFonts w:hint="eastAsia"/>
+          <w:rFonts w:hint="eastAsia" w:eastAsia="黑体"/>
         </w:rPr>
         <w:t xml:space="preserve">在每半个周期末触发晶闸管，α</w:t>
       </w:r>
       <w:r>
+        <w:rPr>
+          <w:rFonts w:eastAsia="黑体"/>
+        </w:rPr>
         <w:t xml:space="preserve"> </w:t>
       </w:r>
       <w:r>
         <w:rPr>
-          <w:rFonts w:hint="eastAsia"/>
+          <w:rFonts w:hint="eastAsia" w:eastAsia="黑体"/>
         </w:rPr>
         <w:t xml:space="preserve">越大导通越晚，输出平均电压越低，从而实现通过调整触发角连续调节输出电压。</w:t>
       </w:r>
@@ -865,7 +977,7 @@
       </w:pPr>
       <w:r>
         <w:rPr>
-          <w:rFonts w:hint="eastAsia"/>
+          <w:rFonts w:hint="eastAsia" w:eastAsia="黑体"/>
         </w:rPr>
         <w:t xml:space="preserve">关键计算公式</w:t>
       </w:r>
@@ -879,7 +991,7 @@
       </w:pPr>
       <w:r>
         <w:rPr>
-          <w:rFonts w:hint="eastAsia"/>
+          <w:rFonts w:hint="eastAsia" w:eastAsia="黑体"/>
         </w:rPr>
         <w:t xml:space="preserve">单相全控桥输出平均电压（电阻负载）：</w:t>
       </w:r>
@@ -996,7 +1108,7 @@
       </w:pPr>
       <w:r>
         <w:rPr>
-          <w:rFonts w:hint="eastAsia"/>
+          <w:rFonts w:hint="eastAsia" w:eastAsia="黑体"/>
         </w:rPr>
         <w:t xml:space="preserve">单相半控桥输出平均电压：</w:t>
       </w:r>
@@ -1095,7 +1207,7 @@
       </w:pPr>
       <w:r>
         <w:rPr>
-          <w:rFonts w:hint="eastAsia"/>
+          <w:rFonts w:hint="eastAsia" w:eastAsia="黑体"/>
         </w:rPr>
         <w:t xml:space="preserve">输出平均电流（电阻负载）：</w:t>
       </w:r>
@@ -1164,16 +1276,19 @@
       </w:pPr>
       <w:r>
         <w:rPr>
-          <w:rFonts w:hint="eastAsia"/>
+          <w:rFonts w:hint="eastAsia" w:eastAsia="黑体"/>
         </w:rPr>
         <w:t xml:space="preserve">触发角范围（感性负载需续流</w:t>
       </w:r>
       <w:r>
+        <w:rPr>
+          <w:rFonts w:eastAsia="黑体"/>
+        </w:rPr>
         <w:t xml:space="preserve"> / </w:t>
       </w:r>
       <w:r>
         <w:rPr>
-          <w:rFonts w:hint="eastAsia"/>
+          <w:rFonts w:hint="eastAsia" w:eastAsia="黑体"/>
         </w:rPr>
         <w:t xml:space="preserve">移相）：</w:t>
       </w:r>
@@ -1243,7 +1358,7 @@
             </w:pPr>
             <w:r>
               <w:rPr>
-                <w:rFonts w:hint="eastAsia"/>
+                <w:rFonts w:hint="eastAsia" w:eastAsia="黑体"/>
               </w:rPr>
               <w:t xml:space="preserve">符号</w:t>
             </w:r>
@@ -1257,7 +1372,7 @@
             </w:pPr>
             <w:r>
               <w:rPr>
-                <w:rFonts w:hint="eastAsia"/>
+                <w:rFonts w:hint="eastAsia" w:eastAsia="黑体"/>
               </w:rPr>
               <w:t xml:space="preserve">含义</w:t>
             </w:r>
@@ -1271,7 +1386,7 @@
             </w:pPr>
             <w:r>
               <w:rPr>
-                <w:rFonts w:hint="eastAsia"/>
+                <w:rFonts w:hint="eastAsia" w:eastAsia="黑体"/>
               </w:rPr>
               <w:t xml:space="preserve">单位</w:t>
             </w:r>
@@ -1300,6 +1415,9 @@
               </m:sSub>
             </m:oMath>
             <w:r>
+              <w:rPr>
+                <w:rFonts w:eastAsia="黑体"/>
+              </w:rPr>
               <w:t xml:space="preserve">​</w:t>
             </w:r>
           </w:p>
@@ -1312,7 +1430,7 @@
             </w:pPr>
             <w:r>
               <w:rPr>
-                <w:rFonts w:hint="eastAsia"/>
+                <w:rFonts w:hint="eastAsia" w:eastAsia="黑体"/>
               </w:rPr>
               <w:t xml:space="preserve">输出平均电压</w:t>
             </w:r>
@@ -1325,6 +1443,9 @@
               <w:pStyle w:val="Compact"/>
             </w:pPr>
             <w:r>
+              <w:rPr>
+                <w:rFonts w:eastAsia="黑体"/>
+              </w:rPr>
               <w:t xml:space="preserve">V</w:t>
             </w:r>
           </w:p>
@@ -1352,6 +1473,9 @@
               </m:sSub>
             </m:oMath>
             <w:r>
+              <w:rPr>
+                <w:rFonts w:eastAsia="黑体"/>
+              </w:rPr>
               <w:t xml:space="preserve">​</w:t>
             </w:r>
           </w:p>
@@ -1364,7 +1488,7 @@
             </w:pPr>
             <w:r>
               <w:rPr>
-                <w:rFonts w:hint="eastAsia"/>
+                <w:rFonts w:hint="eastAsia" w:eastAsia="黑体"/>
               </w:rPr>
               <w:t xml:space="preserve">交流峰值电压</w:t>
             </w:r>
@@ -1377,6 +1501,9 @@
               <w:pStyle w:val="Compact"/>
             </w:pPr>
             <w:r>
+              <w:rPr>
+                <w:rFonts w:eastAsia="黑体"/>
+              </w:rPr>
               <w:t xml:space="preserve">V</w:t>
             </w:r>
           </w:p>
@@ -1410,6 +1537,9 @@
               </m:sSub>
             </m:oMath>
             <w:r>
+              <w:rPr>
+                <w:rFonts w:eastAsia="黑体"/>
+              </w:rPr>
               <w:t xml:space="preserve">​</w:t>
             </w:r>
           </w:p>
@@ -1422,7 +1552,7 @@
             </w:pPr>
             <w:r>
               <w:rPr>
-                <w:rFonts w:hint="eastAsia"/>
+                <w:rFonts w:hint="eastAsia" w:eastAsia="黑体"/>
               </w:rPr>
               <w:t xml:space="preserve">交流有效值</w:t>
             </w:r>
@@ -1435,6 +1565,9 @@
               <w:pStyle w:val="Compact"/>
             </w:pPr>
             <w:r>
+              <w:rPr>
+                <w:rFonts w:eastAsia="黑体"/>
+              </w:rPr>
               <w:t xml:space="preserve">V</w:t>
             </w:r>
           </w:p>
@@ -1453,6 +1586,9 @@
               </m:r>
             </m:oMath>
             <w:r>
+              <w:rPr>
+                <w:rFonts w:eastAsia="黑体"/>
+              </w:rPr>
               <w:t xml:space="preserve">​</w:t>
             </w:r>
           </w:p>
@@ -1465,7 +1601,7 @@
             </w:pPr>
             <w:r>
               <w:rPr>
-                <w:rFonts w:hint="eastAsia"/>
+                <w:rFonts w:hint="eastAsia" w:eastAsia="黑体"/>
               </w:rPr>
               <w:t xml:space="preserve">触发延迟角</w:t>
             </w:r>
@@ -1478,6 +1614,9 @@
               <w:pStyle w:val="Compact"/>
             </w:pPr>
             <w:r>
+              <w:rPr>
+                <w:rFonts w:eastAsia="黑体"/>
+              </w:rPr>
               <w:t xml:space="preserve">rad</w:t>
             </w:r>
           </w:p>
@@ -1505,6 +1644,9 @@
               </m:sSub>
             </m:oMath>
             <w:r>
+              <w:rPr>
+                <w:rFonts w:eastAsia="黑体"/>
+              </w:rPr>
               <w:t xml:space="preserve">​</w:t>
             </w:r>
           </w:p>
@@ -1517,7 +1659,7 @@
             </w:pPr>
             <w:r>
               <w:rPr>
-                <w:rFonts w:hint="eastAsia"/>
+                <w:rFonts w:hint="eastAsia" w:eastAsia="黑体"/>
               </w:rPr>
               <w:t xml:space="preserve">负载平均电流</w:t>
             </w:r>
@@ -1530,6 +1672,9 @@
               <w:pStyle w:val="Compact"/>
             </w:pPr>
             <w:r>
+              <w:rPr>
+                <w:rFonts w:eastAsia="黑体"/>
+              </w:rPr>
               <w:t xml:space="preserve">A</w:t>
             </w:r>
           </w:p>
@@ -1548,6 +1693,9 @@
               </m:r>
             </m:oMath>
             <w:r>
+              <w:rPr>
+                <w:rFonts w:eastAsia="黑体"/>
+              </w:rPr>
               <w:t xml:space="preserve">​</w:t>
             </w:r>
           </w:p>
@@ -1560,7 +1708,7 @@
             </w:pPr>
             <w:r>
               <w:rPr>
-                <w:rFonts w:hint="eastAsia"/>
+                <w:rFonts w:hint="eastAsia" w:eastAsia="黑体"/>
               </w:rPr>
               <w:t xml:space="preserve">负载电阻</w:t>
             </w:r>
@@ -1573,6 +1721,9 @@
               <w:pStyle w:val="Compact"/>
             </w:pPr>
             <w:r>
+              <w:rPr>
+                <w:rFonts w:eastAsia="黑体"/>
+              </w:rPr>
               <w:t xml:space="preserve">Ω</w:t>
             </w:r>
           </w:p>
@@ -1587,7 +1738,7 @@
       </w:pPr>
       <w:r>
         <w:rPr>
-          <w:rFonts w:hint="eastAsia"/>
+          <w:rFonts w:hint="eastAsia" w:eastAsia="黑体"/>
         </w:rPr>
         <w:t xml:space="preserve">元件调整影响</w:t>
       </w:r>
@@ -1602,7 +1753,7 @@
       </w:pPr>
       <w:r>
         <w:rPr>
-          <w:rFonts w:hint="eastAsia"/>
+          <w:rFonts w:hint="eastAsia" w:eastAsia="黑体"/>
           <w:b/>
           <w:bCs/>
         </w:rPr>
@@ -1610,6 +1761,7 @@
       </w:r>
       <w:r>
         <w:rPr>
+          <w:rFonts w:eastAsia="黑体"/>
           <w:b/>
           <w:bCs/>
         </w:rPr>
@@ -1617,21 +1769,27 @@
       </w:r>
       <w:r>
         <w:rPr>
-          <w:rFonts w:hint="eastAsia"/>
+          <w:rFonts w:hint="eastAsia" w:eastAsia="黑体"/>
           <w:b/>
           <w:bCs/>
         </w:rPr>
         <w:t xml:space="preserve">增大</w:t>
       </w:r>
       <w:r>
+        <w:rPr>
+          <w:rFonts w:eastAsia="黑体"/>
+        </w:rPr>
         <w:t xml:space="preserve"> </w:t>
       </w:r>
       <w:r>
+        <w:rPr>
+          <w:rFonts w:eastAsia="黑体"/>
+        </w:rPr>
         <w:t xml:space="preserve">→ </w:t>
       </w:r>
       <w:r>
         <w:rPr>
-          <w:rFonts w:hint="eastAsia"/>
+          <w:rFonts w:hint="eastAsia" w:eastAsia="黑体"/>
         </w:rPr>
         <w:t xml:space="preserve">输出电压下降，功率因数变差、谐波增大。</w:t>
       </w:r>
@@ -1646,6 +1804,7 @@
       </w:pPr>
       <w:r>
         <w:rPr>
+          <w:rFonts w:eastAsia="黑体"/>
           <w:b/>
           <w:bCs/>
         </w:rPr>
@@ -1653,21 +1812,27 @@
       </w:r>
       <w:r>
         <w:rPr>
-          <w:rFonts w:hint="eastAsia"/>
+          <w:rFonts w:hint="eastAsia" w:eastAsia="黑体"/>
           <w:b/>
           <w:bCs/>
         </w:rPr>
         <w:t xml:space="preserve">减小</w:t>
       </w:r>
       <w:r>
+        <w:rPr>
+          <w:rFonts w:eastAsia="黑体"/>
+        </w:rPr>
         <w:t xml:space="preserve"> </w:t>
       </w:r>
       <w:r>
+        <w:rPr>
+          <w:rFonts w:eastAsia="黑体"/>
+        </w:rPr>
         <w:t xml:space="preserve">→ </w:t>
       </w:r>
       <w:r>
         <w:rPr>
-          <w:rFonts w:hint="eastAsia"/>
+          <w:rFonts w:hint="eastAsia" w:eastAsia="黑体"/>
         </w:rPr>
         <w:t xml:space="preserve">输出电压升高，趋近全导通。</w:t>
       </w:r>
@@ -1682,7 +1847,7 @@
       </w:pPr>
       <w:r>
         <w:rPr>
-          <w:rFonts w:hint="eastAsia"/>
+          <w:rFonts w:hint="eastAsia" w:eastAsia="黑体"/>
           <w:b/>
           <w:bCs/>
         </w:rPr>
@@ -1690,6 +1855,7 @@
       </w:r>
       <w:r>
         <w:rPr>
+          <w:rFonts w:eastAsia="黑体"/>
           <w:b/>
           <w:bCs/>
         </w:rPr>
@@ -1697,21 +1863,27 @@
       </w:r>
       <w:r>
         <w:rPr>
-          <w:rFonts w:hint="eastAsia"/>
+          <w:rFonts w:hint="eastAsia" w:eastAsia="黑体"/>
           <w:b/>
           <w:bCs/>
         </w:rPr>
         <w:t xml:space="preserve">移相保护</w:t>
       </w:r>
       <w:r>
+        <w:rPr>
+          <w:rFonts w:eastAsia="黑体"/>
+        </w:rPr>
         <w:t xml:space="preserve"> </w:t>
       </w:r>
       <w:r>
+        <w:rPr>
+          <w:rFonts w:eastAsia="黑体"/>
+        </w:rPr>
         <w:t xml:space="preserve">→ </w:t>
       </w:r>
       <w:r>
         <w:rPr>
-          <w:rFonts w:hint="eastAsia"/>
+          <w:rFonts w:hint="eastAsia" w:eastAsia="黑体"/>
         </w:rPr>
         <w:t xml:space="preserve">触发角过大时可能失控或电流断续。</w:t>
       </w:r>
@@ -1726,21 +1898,27 @@
       </w:pPr>
       <w:r>
         <w:rPr>
-          <w:rFonts w:hint="eastAsia"/>
+          <w:rFonts w:hint="eastAsia" w:eastAsia="黑体"/>
           <w:b/>
           <w:bCs/>
         </w:rPr>
         <w:t xml:space="preserve">触发脉冲宽度不足</w:t>
       </w:r>
       <w:r>
+        <w:rPr>
+          <w:rFonts w:eastAsia="黑体"/>
+        </w:rPr>
         <w:t xml:space="preserve"> </w:t>
       </w:r>
       <w:r>
+        <w:rPr>
+          <w:rFonts w:eastAsia="黑体"/>
+        </w:rPr>
         <w:t xml:space="preserve">→ </w:t>
       </w:r>
       <w:r>
         <w:rPr>
-          <w:rFonts w:hint="eastAsia"/>
+          <w:rFonts w:hint="eastAsia" w:eastAsia="黑体"/>
         </w:rPr>
         <w:t xml:space="preserve">感性负载下晶闸管可能无法可靠导通。</w:t>
       </w:r>
@@ -1755,7 +1933,7 @@
       </w:pPr>
       <w:r>
         <w:rPr>
-          <w:rFonts w:hint="eastAsia"/>
+          <w:rFonts w:hint="eastAsia" w:eastAsia="黑体"/>
           <w:b/>
           <w:bCs/>
         </w:rPr>
@@ -1763,6 +1941,7 @@
       </w:r>
       <w:r>
         <w:rPr>
+          <w:rFonts w:eastAsia="黑体"/>
           <w:b/>
           <w:bCs/>
         </w:rPr>
@@ -1770,21 +1949,27 @@
       </w:r>
       <w:r>
         <w:rPr>
-          <w:rFonts w:hint="eastAsia"/>
+          <w:rFonts w:hint="eastAsia" w:eastAsia="黑体"/>
           <w:b/>
           <w:bCs/>
         </w:rPr>
         <w:t xml:space="preserve">电流上升</w:t>
       </w:r>
       <w:r>
+        <w:rPr>
+          <w:rFonts w:eastAsia="黑体"/>
+        </w:rPr>
         <w:t xml:space="preserve"> </w:t>
       </w:r>
       <w:r>
+        <w:rPr>
+          <w:rFonts w:eastAsia="黑体"/>
+        </w:rPr>
         <w:t xml:space="preserve">→ </w:t>
       </w:r>
       <w:r>
         <w:rPr>
-          <w:rFonts w:hint="eastAsia"/>
+          <w:rFonts w:hint="eastAsia" w:eastAsia="黑体"/>
         </w:rPr>
         <w:t xml:space="preserve">可承受更高电压与负载功率。</w:t>
       </w:r>
@@ -1797,7 +1982,7 @@
       </w:pPr>
       <w:r>
         <w:rPr>
-          <w:rFonts w:hint="eastAsia"/>
+          <w:rFonts w:hint="eastAsia" w:eastAsia="黑体"/>
         </w:rPr>
         <w:t xml:space="preserve">典型参数示例</w:t>
       </w:r>
@@ -1812,11 +1997,14 @@
       </w:pPr>
       <w:r>
         <w:rPr>
-          <w:rFonts w:hint="eastAsia"/>
+          <w:rFonts w:hint="eastAsia" w:eastAsia="黑体"/>
         </w:rPr>
         <w:t xml:space="preserve">单相</w:t>
       </w:r>
       <w:r>
+        <w:rPr>
+          <w:rFonts w:eastAsia="黑体"/>
+        </w:rPr>
         <w:t xml:space="preserve"> </w:t>
       </w:r>
       <m:oMath>
@@ -1860,7 +2048,7 @@
       </m:oMath>
       <w:r>
         <w:rPr>
-          <w:rFonts w:hint="eastAsia"/>
+          <w:rFonts w:hint="eastAsia" w:eastAsia="黑体"/>
         </w:rPr>
         <w:t xml:space="preserve">、全控桥、</w:t>
       </w:r>
@@ -1889,6 +2077,9 @@
         </m:r>
       </m:oMath>
       <w:r>
+        <w:rPr>
+          <w:rFonts w:eastAsia="黑体"/>
+        </w:rPr>
         <w:t xml:space="preserve">。</w:t>
       </w:r>
     </w:p>
@@ -1902,11 +2093,14 @@
       </w:pPr>
       <w:r>
         <w:rPr>
-          <w:rFonts w:hint="eastAsia"/>
+          <w:rFonts w:hint="eastAsia" w:eastAsia="黑体"/>
         </w:rPr>
         <w:t xml:space="preserve">取</w:t>
       </w:r>
       <w:r>
+        <w:rPr>
+          <w:rFonts w:eastAsia="黑体"/>
+        </w:rPr>
         <w:t xml:space="preserve"> </w:t>
       </w:r>
       <m:oMath>
@@ -1937,7 +2131,7 @@
       </m:oMath>
       <w:r>
         <w:rPr>
-          <w:rFonts w:hint="eastAsia"/>
+          <w:rFonts w:hint="eastAsia" w:eastAsia="黑体"/>
         </w:rPr>
         <w:t xml:space="preserve">（60°）：</w:t>
       </w:r>
@@ -2033,7 +2227,7 @@
       </m:oMath>
       <w:r>
         <w:rPr>
-          <w:rFonts w:hint="eastAsia"/>
+          <w:rFonts w:hint="eastAsia" w:eastAsia="黑体"/>
         </w:rPr>
         <w:t xml:space="preserve">，</w:t>
       </w:r>
@@ -2092,6 +2286,9 @@
         </m:r>
       </m:oMath>
       <w:r>
+        <w:rPr>
+          <w:rFonts w:eastAsia="黑体"/>
+        </w:rPr>
         <w:t xml:space="preserve">。</w:t>
       </w:r>
     </w:p>
@@ -2105,11 +2302,14 @@
       </w:pPr>
       <w:r>
         <w:rPr>
-          <w:rFonts w:hint="eastAsia"/>
+          <w:rFonts w:hint="eastAsia" w:eastAsia="黑体"/>
         </w:rPr>
         <w:t xml:space="preserve">取</w:t>
       </w:r>
       <w:r>
+        <w:rPr>
+          <w:rFonts w:eastAsia="黑体"/>
+        </w:rPr>
         <w:t xml:space="preserve"> </w:t>
       </w:r>
       <m:oMath>
@@ -2128,7 +2328,7 @@
       </m:oMath>
       <w:r>
         <w:rPr>
-          <w:rFonts w:hint="eastAsia"/>
+          <w:rFonts w:hint="eastAsia" w:eastAsia="黑体"/>
         </w:rPr>
         <w:t xml:space="preserve">：</w:t>
       </w:r>
@@ -2167,11 +2367,14 @@
       </m:oMath>
       <w:r>
         <w:rPr>
-          <w:rFonts w:hint="eastAsia"/>
+          <w:rFonts w:hint="eastAsia" w:eastAsia="黑体"/>
         </w:rPr>
         <w:t xml:space="preserve">；取</w:t>
       </w:r>
       <w:r>
+        <w:rPr>
+          <w:rFonts w:eastAsia="黑体"/>
+        </w:rPr>
         <w:t xml:space="preserve"> </w:t>
       </w:r>
       <m:oMath>
@@ -2202,7 +2405,7 @@
       </m:oMath>
       <w:r>
         <w:rPr>
-          <w:rFonts w:hint="eastAsia"/>
+          <w:rFonts w:hint="eastAsia" w:eastAsia="黑体"/>
         </w:rPr>
         <w:t xml:space="preserve">：</w:t>
       </w:r>
@@ -2240,6 +2443,9 @@
         </m:r>
       </m:oMath>
       <w:r>
+        <w:rPr>
+          <w:rFonts w:eastAsia="黑体"/>
+        </w:rPr>
         <w:t xml:space="preserve">。</w:t>
       </w:r>
     </w:p>
@@ -2251,7 +2457,7 @@
       </w:pPr>
       <w:r>
         <w:rPr>
-          <w:rFonts w:hint="eastAsia"/>
+          <w:rFonts w:hint="eastAsia" w:eastAsia="黑体"/>
         </w:rPr>
         <w:t xml:space="preserve">常见器件型号</w:t>
       </w:r>
@@ -2266,16 +2472,19 @@
       </w:pPr>
       <w:r>
         <w:rPr>
-          <w:rFonts w:hint="eastAsia"/>
+          <w:rFonts w:hint="eastAsia" w:eastAsia="黑体"/>
         </w:rPr>
         <w:t xml:space="preserve">晶闸管：BT151、BT169、TIC116、TYN</w:t>
       </w:r>
       <w:r>
+        <w:rPr>
+          <w:rFonts w:eastAsia="黑体"/>
+        </w:rPr>
         <w:t xml:space="preserve"> </w:t>
       </w:r>
       <w:r>
         <w:rPr>
-          <w:rFonts w:hint="eastAsia"/>
+          <w:rFonts w:hint="eastAsia" w:eastAsia="黑体"/>
         </w:rPr>
         <w:t xml:space="preserve">系列（ST）。</w:t>
       </w:r>
@@ -2290,16 +2499,19 @@
       </w:pPr>
       <w:r>
         <w:rPr>
-          <w:rFonts w:hint="eastAsia"/>
+          <w:rFonts w:hint="eastAsia" w:eastAsia="黑体"/>
         </w:rPr>
         <w:t xml:space="preserve">双向触发</w:t>
       </w:r>
       <w:r>
+        <w:rPr>
+          <w:rFonts w:eastAsia="黑体"/>
+        </w:rPr>
         <w:t xml:space="preserve"> / </w:t>
       </w:r>
       <w:r>
         <w:rPr>
-          <w:rFonts w:hint="eastAsia"/>
+          <w:rFonts w:hint="eastAsia" w:eastAsia="黑体"/>
         </w:rPr>
         <w:t xml:space="preserve">触发二极管：DB3（用于阻容移相触发）。</w:t>
       </w:r>
@@ -2314,7 +2526,7 @@
       </w:pPr>
       <w:r>
         <w:rPr>
-          <w:rFonts w:hint="eastAsia"/>
+          <w:rFonts w:hint="eastAsia" w:eastAsia="黑体"/>
         </w:rPr>
         <w:t xml:space="preserve">整流二极管：1N4007、1N5408。</w:t>
       </w:r>
@@ -2329,7 +2541,7 @@
       </w:pPr>
       <w:r>
         <w:rPr>
-          <w:rFonts w:hint="eastAsia"/>
+          <w:rFonts w:hint="eastAsia" w:eastAsia="黑体"/>
         </w:rPr>
         <w:t xml:space="preserve">可控硅模块：常用按需选型（大功率工业场合）。</w:t>
       </w:r>
@@ -2342,7 +2554,7 @@
       </w:pPr>
       <w:r>
         <w:rPr>
-          <w:rFonts w:hint="eastAsia"/>
+          <w:rFonts w:hint="eastAsia" w:eastAsia="黑体"/>
         </w:rPr>
         <w:t xml:space="preserve">注意事项</w:t>
       </w:r>
@@ -2357,25 +2569,31 @@
       </w:pPr>
       <w:r>
         <w:rPr>
-          <w:rFonts w:hint="eastAsia"/>
+          <w:rFonts w:hint="eastAsia" w:eastAsia="黑体"/>
         </w:rPr>
         <w:t xml:space="preserve">触发电路必须与交流电源同步（同步电压</w:t>
       </w:r>
       <w:r>
+        <w:rPr>
+          <w:rFonts w:eastAsia="黑体"/>
+        </w:rPr>
         <w:t xml:space="preserve"> / </w:t>
       </w:r>
       <w:r>
         <w:rPr>
-          <w:rFonts w:hint="eastAsia"/>
+          <w:rFonts w:hint="eastAsia" w:eastAsia="黑体"/>
         </w:rPr>
         <w:t xml:space="preserve">过零检测），否则</w:t>
       </w:r>
       <w:r>
+        <w:rPr>
+          <w:rFonts w:eastAsia="黑体"/>
+        </w:rPr>
         <w:t xml:space="preserve"> α </w:t>
       </w:r>
       <w:r>
         <w:rPr>
-          <w:rFonts w:hint="eastAsia"/>
+          <w:rFonts w:hint="eastAsia" w:eastAsia="黑体"/>
         </w:rPr>
         <w:t xml:space="preserve">会漂移。</w:t>
       </w:r>
@@ -2390,7 +2608,7 @@
       </w:pPr>
       <w:r>
         <w:rPr>
-          <w:rFonts w:hint="eastAsia"/>
+          <w:rFonts w:hint="eastAsia" w:eastAsia="黑体"/>
         </w:rPr>
         <w:t xml:space="preserve">感性负载需加大脉冲宽度或续流二极管，防止导通失败与失控。</w:t>
       </w:r>
@@ -2405,7 +2623,7 @@
       </w:pPr>
       <w:r>
         <w:rPr>
-          <w:rFonts w:hint="eastAsia"/>
+          <w:rFonts w:hint="eastAsia" w:eastAsia="黑体"/>
         </w:rPr>
         <w:t xml:space="preserve">输出电流断续导致电机类负载转矩脉动，需适当增大电感滤波。</w:t>
       </w:r>
@@ -2420,7 +2638,7 @@
       </w:pPr>
       <w:r>
         <w:rPr>
-          <w:rFonts w:hint="eastAsia"/>
+          <w:rFonts w:hint="eastAsia" w:eastAsia="黑体"/>
         </w:rPr>
         <w:t xml:space="preserve">晶闸管电流下降到维持电流以下才关断，换流重叠会影响实际输出电压。</w:t>
       </w:r>
@@ -2433,7 +2651,7 @@
       </w:pPr>
       <w:r>
         <w:rPr>
-          <w:rFonts w:hint="eastAsia"/>
+          <w:rFonts w:hint="eastAsia" w:eastAsia="黑体"/>
         </w:rPr>
         <w:t xml:space="preserve">参考资料</w:t>
       </w:r>
@@ -2448,7 +2666,7 @@
       </w:pPr>
       <w:r>
         <w:rPr>
-          <w:rFonts w:hint="eastAsia"/>
+          <w:rFonts w:hint="eastAsia" w:eastAsia="黑体"/>
         </w:rPr>
         <w:t xml:space="preserve">《电力电子技术》（王兆安、刘进军）。</w:t>
       </w:r>
@@ -2462,6 +2680,9 @@
         </w:numPr>
       </w:pPr>
       <w:r>
+        <w:rPr>
+          <w:rFonts w:eastAsia="黑体"/>
+        </w:rPr>
         <w:t xml:space="preserve">Wikipedia: Phase-fired controller / Silicon controlled rectifier。</w:t>
       </w:r>
     </w:p>
@@ -2475,7 +2696,7 @@
       </w:pPr>
       <w:r>
         <w:rPr>
-          <w:rFonts w:hint="eastAsia"/>
+          <w:rFonts w:hint="eastAsia" w:eastAsia="黑体"/>
         </w:rPr>
         <w:t xml:space="preserve">《晶闸管变流技术》。</w:t>
       </w:r>
@@ -2489,11 +2710,11 @@
       </w:pPr>
       <w:r>
         <w:rPr>
-          <w:rFonts w:ascii="Times New Roman" w:hAnsi="Times New Roman"/>
+          <w:rFonts w:ascii="Times New Roman" w:hAnsi="Times New Roman" w:eastAsia="黑体"/>
           <w:color w:val="555555"/>
           <w:sz w:val="21"/>
         </w:rPr>
-        <w:t>材料收集者：杜文杰</w:t>
+        <w:t>材料收集者：杜文杰，WX手机：19519196569，QQ:3478827729</w:t>
       </w:r>
     </w:p>
     <w:sectPr>
@@ -2513,7 +2734,7 @@
 </file>
 
 <file path=word/footer1.xml><?xml version="1.0" encoding="utf-8"?>
-<w:ftr xmlns:m="http://schemas.openxmlformats.org/officeDocument/2006/math" xmlns:mc="http://schemas.openxmlformats.org/markup-compatibility/2006" xmlns:mo="http://schemas.microsoft.com/office/mac/office/2008/main" xmlns:mv="urn:schemas-microsoft-com:mac:vml" xmlns:o="urn:schemas-microsoft-com:office:office" xmlns:r="http://schemas.openxmlformats.org/officeDocument/2006/relationships" xmlns:v="urn:schemas-microsoft-com:vml" xmlns:w10="urn:schemas-microsoft-com:office:word" xmlns:w14="http://schemas.microsoft.com/office/word/2010/wordml" xmlns:w="http://schemas.openxmlformats.org/wordprocessingml/2006/main" xmlns:wne="http://schemas.microsoft.com/office/word/2006/wordml" xmlns:wp14="http://schemas.microsoft.com/office/word/2010/wordprocessingDrawing" xmlns:wp="http://schemas.openxmlformats.org/drawingml/2006/wordprocessingDrawing" xmlns:wpc="http://schemas.microsoft.com/office/word/2010/wordprocessingCanvas" xmlns:wpg="http://schemas.microsoft.com/office/word/2010/wordprocessingGroup" xmlns:wpi="http://schemas.microsoft.com/office/word/2010/wordprocessingInk" xmlns:wps="http://schemas.microsoft.com/office/word/2010/wordprocessingShape" mc:Ignorable="w14 wp14">
+<w:ftr xmlns:mc="http://schemas.openxmlformats.org/markup-compatibility/2006" xmlns:w="http://schemas.openxmlformats.org/wordprocessingml/2006/main" xmlns:m="http://schemas.openxmlformats.org/officeDocument/2006/math" xmlns:mo="http://schemas.microsoft.com/office/mac/office/2008/main" xmlns:mv="urn:schemas-microsoft-com:mac:vml" xmlns:o="urn:schemas-microsoft-com:office:office" xmlns:r="http://schemas.openxmlformats.org/officeDocument/2006/relationships" xmlns:v="urn:schemas-microsoft-com:vml" xmlns:w10="urn:schemas-microsoft-com:office:word" xmlns:w14="http://schemas.microsoft.com/office/word/2010/wordml" xmlns:wne="http://schemas.microsoft.com/office/word/2006/wordml" xmlns:wp14="http://schemas.microsoft.com/office/word/2010/wordprocessingDrawing" xmlns:wp="http://schemas.openxmlformats.org/drawingml/2006/wordprocessingDrawing" xmlns:wpc="http://schemas.microsoft.com/office/word/2010/wordprocessingCanvas" xmlns:wpg="http://schemas.microsoft.com/office/word/2010/wordprocessingGroup" xmlns:wpi="http://schemas.microsoft.com/office/word/2010/wordprocessingInk" xmlns:wps="http://schemas.microsoft.com/office/word/2010/wordprocessingShape" mc:Ignorable="w14 wp14">
   <w:p>
     <w:pPr>
       <w:pStyle w:val="Footer"/>
@@ -2521,12 +2742,14 @@
     </w:pPr>
     <w:r>
       <w:rPr>
+        <w:rFonts w:eastAsia="黑体"/>
         <w:sz w:val="18"/>
       </w:rPr>
       <w:t xml:space="preserve">第 </w:t>
     </w:r>
     <w:r>
       <w:rPr>
+        <w:rFonts w:eastAsia="黑体"/>
         <w:sz w:val="18"/>
       </w:rPr>
       <w:fldChar w:fldCharType="begin"/>
@@ -2535,6 +2758,7 @@
     </w:r>
     <w:r>
       <w:rPr>
+        <w:rFonts w:eastAsia="黑体"/>
         <w:sz w:val="18"/>
       </w:rPr>
       <w:t xml:space="preserve"> 页</w:t>
@@ -2548,6 +2772,9 @@
   <w:footnote w:type="continuationSeparator" w:id="0">
     <w:p>
       <w:r>
+        <w:rPr>
+          <w:rFonts w:eastAsia="黑体"/>
+        </w:rPr>
         <w:continuationSeparator/>
       </w:r>
     </w:p>
@@ -2555,6 +2782,9 @@
   <w:footnote w:type="separator" w:id="-1">
     <w:p>
       <w:r>
+        <w:rPr>
+          <w:rFonts w:eastAsia="黑体"/>
+        </w:rPr>
         <w:separator/>
       </w:r>
     </w:p>
@@ -2563,7 +2793,7 @@
 </file>
 
 <file path=word/header1.xml><?xml version="1.0" encoding="utf-8"?>
-<w:hdr xmlns:m="http://schemas.openxmlformats.org/officeDocument/2006/math" xmlns:mc="http://schemas.openxmlformats.org/markup-compatibility/2006" xmlns:mo="http://schemas.microsoft.com/office/mac/office/2008/main" xmlns:mv="urn:schemas-microsoft-com:mac:vml" xmlns:o="urn:schemas-microsoft-com:office:office" xmlns:r="http://schemas.openxmlformats.org/officeDocument/2006/relationships" xmlns:v="urn:schemas-microsoft-com:vml" xmlns:w10="urn:schemas-microsoft-com:office:word" xmlns:w14="http://schemas.microsoft.com/office/word/2010/wordml" xmlns:w="http://schemas.openxmlformats.org/wordprocessingml/2006/main" xmlns:wne="http://schemas.microsoft.com/office/word/2006/wordml" xmlns:wp14="http://schemas.microsoft.com/office/word/2010/wordprocessingDrawing" xmlns:wp="http://schemas.openxmlformats.org/drawingml/2006/wordprocessingDrawing" xmlns:wpc="http://schemas.microsoft.com/office/word/2010/wordprocessingCanvas" xmlns:wpg="http://schemas.microsoft.com/office/word/2010/wordprocessingGroup" xmlns:wpi="http://schemas.microsoft.com/office/word/2010/wordprocessingInk" xmlns:wps="http://schemas.microsoft.com/office/word/2010/wordprocessingShape" mc:Ignorable="w14 wp14">
+<w:hdr xmlns:mc="http://schemas.openxmlformats.org/markup-compatibility/2006" xmlns:w="http://schemas.openxmlformats.org/wordprocessingml/2006/main" xmlns:m="http://schemas.openxmlformats.org/officeDocument/2006/math" xmlns:mo="http://schemas.microsoft.com/office/mac/office/2008/main" xmlns:mv="urn:schemas-microsoft-com:mac:vml" xmlns:o="urn:schemas-microsoft-com:office:office" xmlns:r="http://schemas.openxmlformats.org/officeDocument/2006/relationships" xmlns:v="urn:schemas-microsoft-com:vml" xmlns:w10="urn:schemas-microsoft-com:office:word" xmlns:w14="http://schemas.microsoft.com/office/word/2010/wordml" xmlns:wne="http://schemas.microsoft.com/office/word/2006/wordml" xmlns:wp14="http://schemas.microsoft.com/office/word/2010/wordprocessingDrawing" xmlns:wp="http://schemas.openxmlformats.org/drawingml/2006/wordprocessingDrawing" xmlns:wpc="http://schemas.microsoft.com/office/word/2010/wordprocessingCanvas" xmlns:wpg="http://schemas.microsoft.com/office/word/2010/wordprocessingGroup" xmlns:wpi="http://schemas.microsoft.com/office/word/2010/wordprocessingInk" xmlns:wps="http://schemas.microsoft.com/office/word/2010/wordprocessingShape" mc:Ignorable="w14 wp14">
   <w:p>
     <w:pPr>
       <w:pStyle w:val="Header"/>
@@ -2571,7 +2801,7 @@
     </w:pPr>
     <w:r>
       <w:rPr>
-        <w:rFonts w:ascii="Times New Roman" w:hAnsi="Times New Roman"/>
+        <w:rFonts w:ascii="Times New Roman" w:hAnsi="Times New Roman" w:eastAsia="黑体"/>
         <w:sz w:val="18"/>
         <w:rFonts w:eastAsia="黑体"/>
         <w:rFonts w:eastAsia="黑体"/>
@@ -2583,7 +2813,7 @@
 </file>
 
 <file path=word/numbering.xml><?xml version="1.0" encoding="utf-8"?>
-<w:numbering xmlns:m="http://schemas.openxmlformats.org/officeDocument/2006/math" xmlns:mc="http://schemas.openxmlformats.org/markup-compatibility/2006" xmlns:mo="http://schemas.microsoft.com/office/mac/office/2008/main" xmlns:mv="urn:schemas-microsoft-com:mac:vml" xmlns:o="urn:schemas-microsoft-com:office:office" xmlns:r="http://schemas.openxmlformats.org/officeDocument/2006/relationships" xmlns:v="urn:schemas-microsoft-com:vml" xmlns:w="http://schemas.openxmlformats.org/wordprocessingml/2006/main" xmlns:w10="urn:schemas-microsoft-com:office:word" xmlns:w14="http://schemas.microsoft.com/office/word/2010/wordml" xmlns:wne="http://schemas.microsoft.com/office/word/2006/wordml" xmlns:wp="http://schemas.openxmlformats.org/drawingml/2006/wordprocessingDrawing" xmlns:wp14="http://schemas.microsoft.com/office/word/2010/wordprocessingDrawing" xmlns:wpc="http://schemas.microsoft.com/office/word/2010/wordprocessingCanvas" xmlns:wpg="http://schemas.microsoft.com/office/word/2010/wordprocessingGroup" xmlns:wpi="http://schemas.microsoft.com/office/word/2010/wordprocessingInk" xmlns:wps="http://schemas.microsoft.com/office/word/2010/wordprocessingShape" mc:Ignorable="w14 wp14">
+<w:numbering xmlns:mc="http://schemas.openxmlformats.org/markup-compatibility/2006" xmlns:w="http://schemas.openxmlformats.org/wordprocessingml/2006/main" xmlns:m="http://schemas.openxmlformats.org/officeDocument/2006/math" xmlns:mo="http://schemas.microsoft.com/office/mac/office/2008/main" xmlns:mv="urn:schemas-microsoft-com:mac:vml" xmlns:o="urn:schemas-microsoft-com:office:office" xmlns:r="http://schemas.openxmlformats.org/officeDocument/2006/relationships" xmlns:v="urn:schemas-microsoft-com:vml" xmlns:w10="urn:schemas-microsoft-com:office:word" xmlns:w14="http://schemas.microsoft.com/office/word/2010/wordml" xmlns:wne="http://schemas.microsoft.com/office/word/2006/wordml" xmlns:wp="http://schemas.openxmlformats.org/drawingml/2006/wordprocessingDrawing" xmlns:wp14="http://schemas.microsoft.com/office/word/2010/wordprocessingDrawing" xmlns:wpc="http://schemas.microsoft.com/office/word/2010/wordprocessingCanvas" xmlns:wpg="http://schemas.microsoft.com/office/word/2010/wordprocessingGroup" xmlns:wpi="http://schemas.microsoft.com/office/word/2010/wordprocessingInk" xmlns:wps="http://schemas.microsoft.com/office/word/2010/wordprocessingShape" mc:Ignorable="w14 wp14">
   <w:abstractNum w:abstractNumId="0">
     <w:nsid w:val="FFFFFF7C"/>
     <w:multiLevelType w:val="singleLevel"/>
@@ -2670,7 +2900,7 @@
         <w:ind w:hanging="360" w:left="1440"/>
       </w:pPr>
       <w:rPr>
-        <w:rFonts w:ascii="Symbol" w:hAnsi="Symbol" w:hint="default"/>
+        <w:rFonts w:ascii="Symbol" w:hAnsi="Symbol" w:hint="default" w:eastAsia="黑体"/>
       </w:rPr>
     </w:lvl>
   </w:abstractNum>
@@ -2691,7 +2921,7 @@
         <w:ind w:hanging="360" w:left="1080"/>
       </w:pPr>
       <w:rPr>
-        <w:rFonts w:ascii="Symbol" w:hAnsi="Symbol" w:hint="default"/>
+        <w:rFonts w:ascii="Symbol" w:hAnsi="Symbol" w:hint="default" w:eastAsia="黑体"/>
       </w:rPr>
     </w:lvl>
   </w:abstractNum>
@@ -2712,7 +2942,7 @@
         <w:ind w:hanging="360" w:left="720"/>
       </w:pPr>
       <w:rPr>
-        <w:rFonts w:ascii="Symbol" w:hAnsi="Symbol" w:hint="default"/>
+        <w:rFonts w:ascii="Symbol" w:hAnsi="Symbol" w:hint="default" w:eastAsia="黑体"/>
       </w:rPr>
     </w:lvl>
   </w:abstractNum>
@@ -2751,7 +2981,7 @@
         <w:ind w:hanging="360" w:left="360"/>
       </w:pPr>
       <w:rPr>
-        <w:rFonts w:ascii="Symbol" w:hAnsi="Symbol" w:hint="default"/>
+        <w:rFonts w:ascii="Symbol" w:hAnsi="Symbol" w:hint="default" w:eastAsia="黑体"/>
       </w:rPr>
     </w:lvl>
   </w:abstractNum>
@@ -2842,7 +3072,7 @@
         <w:ind w:left="720" w:hanging="360"/>
       </w:pPr>
       <w:rPr>
-        <w:rFonts w:ascii="Symbol" w:hAnsi="Symbol" w:cs="Symbol" w:hint="default"/>
+        <w:rFonts w:ascii="Symbol" w:hAnsi="Symbol" w:cs="Symbol" w:hint="default" w:eastAsia="黑体"/>
       </w:rPr>
     </w:lvl>
     <w:lvl w:ilvl="1">
@@ -2853,7 +3083,7 @@
         <w:ind w:left="1440" w:hanging="360"/>
       </w:pPr>
       <w:rPr>
-        <w:rFonts w:ascii="Courier New" w:hAnsi="Courier New" w:cs="Courier New" w:hint="default"/>
+        <w:rFonts w:ascii="Courier New" w:hAnsi="Courier New" w:cs="Courier New" w:hint="default" w:eastAsia="黑体"/>
       </w:rPr>
     </w:lvl>
     <w:lvl w:ilvl="2">
@@ -2864,7 +3094,7 @@
         <w:ind w:left="2160" w:hanging="360"/>
       </w:pPr>
       <w:rPr>
-        <w:rFonts w:ascii="Wingdings" w:hAnsi="Wingdings" w:cs="Wingdings" w:hint="default"/>
+        <w:rFonts w:ascii="Wingdings" w:hAnsi="Wingdings" w:cs="Wingdings" w:hint="default" w:eastAsia="黑体"/>
       </w:rPr>
     </w:lvl>
     <w:lvl w:ilvl="3">
@@ -2875,7 +3105,7 @@
         <w:ind w:left="2880" w:hanging="360"/>
       </w:pPr>
       <w:rPr>
-        <w:rFonts w:ascii="Symbol" w:hAnsi="Symbol" w:cs="Symbol" w:hint="default"/>
+        <w:rFonts w:ascii="Symbol" w:hAnsi="Symbol" w:cs="Symbol" w:hint="default" w:eastAsia="黑体"/>
       </w:rPr>
     </w:lvl>
     <w:lvl w:ilvl="4">
@@ -2886,7 +3116,7 @@
         <w:ind w:left="3600" w:hanging="360"/>
       </w:pPr>
       <w:rPr>
-        <w:rFonts w:ascii="Courier New" w:hAnsi="Courier New" w:cs="Courier New" w:hint="default"/>
+        <w:rFonts w:ascii="Courier New" w:hAnsi="Courier New" w:cs="Courier New" w:hint="default" w:eastAsia="黑体"/>
       </w:rPr>
     </w:lvl>
     <w:lvl w:ilvl="5">
@@ -2897,7 +3127,7 @@
         <w:ind w:left="4320" w:hanging="360"/>
       </w:pPr>
       <w:rPr>
-        <w:rFonts w:ascii="Wingdings" w:hAnsi="Wingdings" w:cs="Wingdings" w:hint="default"/>
+        <w:rFonts w:ascii="Wingdings" w:hAnsi="Wingdings" w:cs="Wingdings" w:hint="default" w:eastAsia="黑体"/>
       </w:rPr>
     </w:lvl>
     <w:lvl w:ilvl="6">
@@ -2908,7 +3138,7 @@
         <w:ind w:left="5040" w:hanging="360"/>
       </w:pPr>
       <w:rPr>
-        <w:rFonts w:ascii="Symbol" w:hAnsi="Symbol" w:cs="Symbol" w:hint="default"/>
+        <w:rFonts w:ascii="Symbol" w:hAnsi="Symbol" w:cs="Symbol" w:hint="default" w:eastAsia="黑体"/>
       </w:rPr>
     </w:lvl>
     <w:lvl w:ilvl="7">
@@ -2919,7 +3149,7 @@
         <w:ind w:left="5760" w:hanging="360"/>
       </w:pPr>
       <w:rPr>
-        <w:rFonts w:ascii="Courier New" w:hAnsi="Courier New" w:cs="Courier New" w:hint="default"/>
+        <w:rFonts w:ascii="Courier New" w:hAnsi="Courier New" w:cs="Courier New" w:hint="default" w:eastAsia="黑体"/>
       </w:rPr>
     </w:lvl>
     <w:lvl w:ilvl="8">
@@ -2930,7 +3160,7 @@
         <w:ind w:left="6480" w:hanging="360"/>
       </w:pPr>
       <w:rPr>
-        <w:rFonts w:ascii="Wingdings" w:hAnsi="Wingdings" w:cs="Wingdings" w:hint="default"/>
+        <w:rFonts w:ascii="Wingdings" w:hAnsi="Wingdings" w:cs="Wingdings" w:hint="default" w:eastAsia="黑体"/>
       </w:rPr>
     </w:lvl>
   </w:abstractNum>
@@ -2986,11 +3216,11 @@
 </file>
 
 <file path=word/styles.xml><?xml version="1.0" encoding="utf-8"?>
-<w:styles xmlns:mc="http://schemas.openxmlformats.org/markup-compatibility/2006" xmlns:r="http://schemas.openxmlformats.org/officeDocument/2006/relationships" xmlns:w="http://schemas.openxmlformats.org/wordprocessingml/2006/main" xmlns:w14="http://schemas.microsoft.com/office/word/2010/wordml" mc:Ignorable="w14">
+<w:styles xmlns:mc="http://schemas.openxmlformats.org/markup-compatibility/2006" xmlns:w="http://schemas.openxmlformats.org/wordprocessingml/2006/main" xmlns:r="http://schemas.openxmlformats.org/officeDocument/2006/relationships" xmlns:w14="http://schemas.microsoft.com/office/word/2010/wordml" mc:Ignorable="w14">
   <w:docDefaults>
     <w:rPrDefault>
       <w:rPr>
-        <w:rFonts w:asciiTheme="minorHAnsi" w:cstheme="minorBidi" w:eastAsiaTheme="minorEastAsia" w:hAnsiTheme="minorHAnsi"/>
+        <w:rFonts w:asciiTheme="minorHAnsi" w:cstheme="minorBidi" w:hAnsiTheme="minorHAnsi" w:eastAsia="黑体"/>
         <w:sz w:val="22"/>
         <w:szCs w:val="22"/>
         <w:lang w:bidi="ar-SA" w:eastAsia="en-US" w:val="en-US"/>
@@ -3212,7 +3442,7 @@
       <w:outlineLvl w:val="0"/>
     </w:pPr>
     <w:rPr>
-      <w:rFonts w:ascii="Times New Roman" w:asciiTheme="majorHAnsi" w:cstheme="majorBidi" w:eastAsia="黑体" w:eastAsiaTheme="majorEastAsia" w:hAnsi="Times New Roman" w:hAnsiTheme="majorHAnsi"/>
+      <w:rFonts w:ascii="Times New Roman" w:asciiTheme="majorHAnsi" w:cstheme="majorBidi" w:eastAsia="黑体" w:hAnsi="Times New Roman" w:hAnsiTheme="majorHAnsi"/>
       <w:b/>
       <w:bCs/>
       <w:color w:val="1F3864"/>
@@ -3236,7 +3466,7 @@
       <w:outlineLvl w:val="1"/>
     </w:pPr>
     <w:rPr>
-      <w:rFonts w:ascii="Times New Roman" w:asciiTheme="majorHAnsi" w:cstheme="majorBidi" w:eastAsia="黑体" w:eastAsiaTheme="majorEastAsia" w:hAnsi="Times New Roman" w:hAnsiTheme="majorHAnsi"/>
+      <w:rFonts w:ascii="Times New Roman" w:asciiTheme="majorHAnsi" w:cstheme="majorBidi" w:eastAsia="黑体" w:hAnsi="Times New Roman" w:hAnsiTheme="majorHAnsi"/>
       <w:b/>
       <w:bCs/>
       <w:color w:val="2E4E7E"/>
@@ -3260,7 +3490,7 @@
       <w:outlineLvl w:val="2"/>
     </w:pPr>
     <w:rPr>
-      <w:rFonts w:ascii="Times New Roman" w:asciiTheme="majorHAnsi" w:cstheme="majorBidi" w:eastAsia="黑体" w:eastAsiaTheme="majorEastAsia" w:hAnsi="Times New Roman" w:hAnsiTheme="majorHAnsi"/>
+      <w:rFonts w:ascii="Times New Roman" w:asciiTheme="majorHAnsi" w:cstheme="majorBidi" w:eastAsia="黑体" w:hAnsi="Times New Roman" w:hAnsiTheme="majorHAnsi"/>
       <w:b/>
       <w:bCs/>
       <w:color w:val="2E4E7E"/>
@@ -3284,7 +3514,7 @@
       <w:outlineLvl w:val="3"/>
     </w:pPr>
     <w:rPr>
-      <w:rFonts w:ascii="Times New Roman" w:asciiTheme="majorHAnsi" w:cstheme="majorBidi" w:eastAsia="黑体" w:eastAsiaTheme="majorEastAsia" w:hAnsi="Times New Roman" w:hAnsiTheme="majorHAnsi"/>
+      <w:rFonts w:ascii="Times New Roman" w:asciiTheme="majorHAnsi" w:cstheme="majorBidi" w:eastAsia="黑体" w:hAnsi="Times New Roman" w:hAnsiTheme="majorHAnsi"/>
       <w:b/>
       <w:bCs/>
       <w:i/>
@@ -3310,7 +3540,7 @@
       <w:outlineLvl w:val="4"/>
     </w:pPr>
     <w:rPr>
-      <w:rFonts w:ascii="Times New Roman" w:asciiTheme="majorHAnsi" w:cstheme="majorBidi" w:eastAsia="黑体" w:eastAsiaTheme="majorEastAsia" w:hAnsi="Times New Roman" w:hAnsiTheme="majorHAnsi"/>
+      <w:rFonts w:ascii="Times New Roman" w:asciiTheme="majorHAnsi" w:cstheme="majorBidi" w:eastAsia="黑体" w:hAnsi="Times New Roman" w:hAnsiTheme="majorHAnsi"/>
       <w:b/>
       <w:color w:val="333333"/>
       <w:sz w:val="22"/>
@@ -3333,7 +3563,7 @@
       <w:outlineLvl w:val="5"/>
     </w:pPr>
     <w:rPr>
-      <w:rFonts w:asciiTheme="majorHAnsi" w:cstheme="majorBidi" w:eastAsiaTheme="majorEastAsia" w:hAnsiTheme="majorHAnsi"/>
+      <w:rFonts w:asciiTheme="majorHAnsi" w:cstheme="majorBidi" w:hAnsiTheme="majorHAnsi" w:eastAsia="黑体"/>
       <w:i/>
       <w:iCs/>
       <w:color w:themeColor="accent1" w:themeShade="7F" w:val="243F60"/>
@@ -3356,7 +3586,7 @@
       <w:outlineLvl w:val="6"/>
     </w:pPr>
     <w:rPr>
-      <w:rFonts w:asciiTheme="majorHAnsi" w:cstheme="majorBidi" w:eastAsiaTheme="majorEastAsia" w:hAnsiTheme="majorHAnsi"/>
+      <w:rFonts w:asciiTheme="majorHAnsi" w:cstheme="majorBidi" w:hAnsiTheme="majorHAnsi" w:eastAsia="黑体"/>
       <w:i/>
       <w:iCs/>
       <w:color w:themeColor="text1" w:themeTint="BF" w:val="404040"/>
@@ -3379,7 +3609,7 @@
       <w:outlineLvl w:val="7"/>
     </w:pPr>
     <w:rPr>
-      <w:rFonts w:asciiTheme="majorHAnsi" w:cstheme="majorBidi" w:eastAsiaTheme="majorEastAsia" w:hAnsiTheme="majorHAnsi"/>
+      <w:rFonts w:asciiTheme="majorHAnsi" w:cstheme="majorBidi" w:hAnsiTheme="majorHAnsi" w:eastAsia="黑体"/>
       <w:color w:themeColor="accent1" w:val="4F81BD"/>
       <w:sz w:val="20"/>
       <w:szCs w:val="20"/>
@@ -3402,7 +3632,7 @@
       <w:outlineLvl w:val="8"/>
     </w:pPr>
     <w:rPr>
-      <w:rFonts w:asciiTheme="majorHAnsi" w:cstheme="majorBidi" w:eastAsiaTheme="majorEastAsia" w:hAnsiTheme="majorHAnsi"/>
+      <w:rFonts w:asciiTheme="majorHAnsi" w:cstheme="majorBidi" w:hAnsiTheme="majorHAnsi" w:eastAsia="黑体"/>
       <w:i/>
       <w:iCs/>
       <w:color w:themeColor="text1" w:themeTint="BF" w:val="404040"/>
@@ -3453,7 +3683,7 @@
     <w:uiPriority w:val="9"/>
     <w:rsid w:val="00FC693F"/>
     <w:rPr>
-      <w:rFonts w:asciiTheme="majorHAnsi" w:cstheme="majorBidi" w:eastAsiaTheme="majorEastAsia" w:hAnsiTheme="majorHAnsi"/>
+      <w:rFonts w:asciiTheme="majorHAnsi" w:cstheme="majorBidi" w:hAnsiTheme="majorHAnsi" w:eastAsia="黑体"/>
       <w:b/>
       <w:bCs/>
       <w:color w:themeColor="accent1" w:themeShade="BF" w:val="365F91"/>
@@ -3468,7 +3698,7 @@
     <w:uiPriority w:val="9"/>
     <w:rsid w:val="00FC693F"/>
     <w:rPr>
-      <w:rFonts w:asciiTheme="majorHAnsi" w:cstheme="majorBidi" w:eastAsiaTheme="majorEastAsia" w:hAnsiTheme="majorHAnsi"/>
+      <w:rFonts w:asciiTheme="majorHAnsi" w:cstheme="majorBidi" w:hAnsiTheme="majorHAnsi" w:eastAsia="黑体"/>
       <w:b/>
       <w:bCs/>
       <w:color w:themeColor="accent1" w:val="4F81BD"/>
@@ -3483,7 +3713,7 @@
     <w:uiPriority w:val="9"/>
     <w:rsid w:val="00FC693F"/>
     <w:rPr>
-      <w:rFonts w:asciiTheme="majorHAnsi" w:cstheme="majorBidi" w:eastAsiaTheme="majorEastAsia" w:hAnsiTheme="majorHAnsi"/>
+      <w:rFonts w:asciiTheme="majorHAnsi" w:cstheme="majorBidi" w:hAnsiTheme="majorHAnsi" w:eastAsia="黑体"/>
       <w:b/>
       <w:bCs/>
       <w:color w:themeColor="accent1" w:val="4F81BD"/>
@@ -3506,7 +3736,7 @@
       <w:contextualSpacing/>
     </w:pPr>
     <w:rPr>
-      <w:rFonts w:ascii="Times New Roman" w:asciiTheme="majorHAnsi" w:cstheme="majorBidi" w:eastAsia="黑体" w:eastAsiaTheme="majorEastAsia" w:hAnsi="Times New Roman" w:hAnsiTheme="majorHAnsi"/>
+      <w:rFonts w:ascii="Times New Roman" w:asciiTheme="majorHAnsi" w:cstheme="majorBidi" w:eastAsia="黑体" w:hAnsi="Times New Roman" w:hAnsiTheme="majorHAnsi"/>
       <w:b/>
       <w:color w:val="1F3864"/>
       <w:spacing w:val="5"/>
@@ -3522,7 +3752,7 @@
     <w:uiPriority w:val="10"/>
     <w:rsid w:val="00FC693F"/>
     <w:rPr>
-      <w:rFonts w:asciiTheme="majorHAnsi" w:cstheme="majorBidi" w:eastAsiaTheme="majorEastAsia" w:hAnsiTheme="majorHAnsi"/>
+      <w:rFonts w:asciiTheme="majorHAnsi" w:cstheme="majorBidi" w:hAnsiTheme="majorHAnsi" w:eastAsia="黑体"/>
       <w:color w:themeColor="text2" w:themeShade="BF" w:val="17365D"/>
       <w:spacing w:val="5"/>
       <w:kern w:val="28"/>
@@ -3544,7 +3774,7 @@
       </w:numPr>
     </w:pPr>
     <w:rPr>
-      <w:rFonts w:asciiTheme="majorHAnsi" w:cstheme="majorBidi" w:eastAsiaTheme="majorEastAsia" w:hAnsiTheme="majorHAnsi"/>
+      <w:rFonts w:asciiTheme="majorHAnsi" w:cstheme="majorBidi" w:hAnsiTheme="majorHAnsi" w:eastAsia="黑体"/>
       <w:i/>
       <w:iCs/>
       <w:color w:themeColor="accent1" w:val="4F81BD"/>
@@ -3560,7 +3790,7 @@
     <w:uiPriority w:val="11"/>
     <w:rsid w:val="00FC693F"/>
     <w:rPr>
-      <w:rFonts w:asciiTheme="majorHAnsi" w:cstheme="majorBidi" w:eastAsiaTheme="majorEastAsia" w:hAnsiTheme="majorHAnsi"/>
+      <w:rFonts w:asciiTheme="majorHAnsi" w:cstheme="majorBidi" w:hAnsiTheme="majorHAnsi" w:eastAsia="黑体"/>
       <w:i/>
       <w:iCs/>
       <w:color w:themeColor="accent1" w:val="4F81BD"/>
@@ -3627,6 +3857,7 @@
       <w:spacing w:after="120"/>
     </w:pPr>
     <w:rPr>
+      <w:rFonts w:eastAsia="黑体"/>
       <w:sz w:val="16"/>
       <w:szCs w:val="16"/>
     </w:rPr>
@@ -3638,6 +3869,7 @@
     <w:uiPriority w:val="99"/>
     <w:rsid w:val="00AA1D8D"/>
     <w:rPr>
+      <w:rFonts w:eastAsia="黑体"/>
       <w:sz w:val="16"/>
       <w:szCs w:val="16"/>
     </w:rPr>
@@ -3807,7 +4039,7 @@
       </w:tabs>
     </w:pPr>
     <w:rPr>
-      <w:rFonts w:ascii="Courier" w:hAnsi="Courier"/>
+      <w:rFonts w:ascii="Courier" w:hAnsi="Courier" w:eastAsia="黑体"/>
       <w:sz w:val="20"/>
       <w:szCs w:val="20"/>
     </w:rPr>
@@ -3819,7 +4051,7 @@
     <w:uiPriority w:val="99"/>
     <w:rsid w:val="0029639D"/>
     <w:rPr>
-      <w:rFonts w:ascii="Courier" w:hAnsi="Courier"/>
+      <w:rFonts w:ascii="Courier" w:hAnsi="Courier" w:eastAsia="黑体"/>
       <w:sz w:val="20"/>
       <w:szCs w:val="20"/>
     </w:rPr>
@@ -3855,6 +4087,7 @@
     <w:uiPriority w:val="29"/>
     <w:rsid w:val="00FC693F"/>
     <w:rPr>
+      <w:rFonts w:eastAsia="黑体"/>
       <w:i/>
       <w:iCs/>
       <w:color w:themeColor="text1" w:val="000000"/>
@@ -3868,7 +4101,7 @@
     <w:semiHidden/>
     <w:rsid w:val="00FC693F"/>
     <w:rPr>
-      <w:rFonts w:asciiTheme="majorHAnsi" w:cstheme="majorBidi" w:eastAsiaTheme="majorEastAsia" w:hAnsiTheme="majorHAnsi"/>
+      <w:rFonts w:asciiTheme="majorHAnsi" w:cstheme="majorBidi" w:hAnsiTheme="majorHAnsi" w:eastAsia="黑体"/>
       <w:b/>
       <w:bCs/>
       <w:i/>
@@ -3884,7 +4117,7 @@
     <w:semiHidden/>
     <w:rsid w:val="00FC693F"/>
     <w:rPr>
-      <w:rFonts w:asciiTheme="majorHAnsi" w:cstheme="majorBidi" w:eastAsiaTheme="majorEastAsia" w:hAnsiTheme="majorHAnsi"/>
+      <w:rFonts w:asciiTheme="majorHAnsi" w:cstheme="majorBidi" w:hAnsiTheme="majorHAnsi" w:eastAsia="黑体"/>
       <w:color w:themeColor="accent1" w:themeShade="7F" w:val="243F60"/>
     </w:rPr>
   </w:style>
@@ -3896,7 +4129,7 @@
     <w:semiHidden/>
     <w:rsid w:val="00FC693F"/>
     <w:rPr>
-      <w:rFonts w:asciiTheme="majorHAnsi" w:cstheme="majorBidi" w:eastAsiaTheme="majorEastAsia" w:hAnsiTheme="majorHAnsi"/>
+      <w:rFonts w:asciiTheme="majorHAnsi" w:cstheme="majorBidi" w:hAnsiTheme="majorHAnsi" w:eastAsia="黑体"/>
       <w:i/>
       <w:iCs/>
       <w:color w:themeColor="accent1" w:themeShade="7F" w:val="243F60"/>
@@ -3910,7 +4143,7 @@
     <w:semiHidden/>
     <w:rsid w:val="00FC693F"/>
     <w:rPr>
-      <w:rFonts w:asciiTheme="majorHAnsi" w:cstheme="majorBidi" w:eastAsiaTheme="majorEastAsia" w:hAnsiTheme="majorHAnsi"/>
+      <w:rFonts w:asciiTheme="majorHAnsi" w:cstheme="majorBidi" w:hAnsiTheme="majorHAnsi" w:eastAsia="黑体"/>
       <w:i/>
       <w:iCs/>
       <w:color w:themeColor="text1" w:themeTint="BF" w:val="404040"/>
@@ -3924,7 +4157,7 @@
     <w:semiHidden/>
     <w:rsid w:val="00FC693F"/>
     <w:rPr>
-      <w:rFonts w:asciiTheme="majorHAnsi" w:cstheme="majorBidi" w:eastAsiaTheme="majorEastAsia" w:hAnsiTheme="majorHAnsi"/>
+      <w:rFonts w:asciiTheme="majorHAnsi" w:cstheme="majorBidi" w:hAnsiTheme="majorHAnsi" w:eastAsia="黑体"/>
       <w:color w:themeColor="accent1" w:val="4F81BD"/>
       <w:sz w:val="20"/>
       <w:szCs w:val="20"/>
@@ -3938,7 +4171,7 @@
     <w:semiHidden/>
     <w:rsid w:val="00FC693F"/>
     <w:rPr>
-      <w:rFonts w:asciiTheme="majorHAnsi" w:cstheme="majorBidi" w:eastAsiaTheme="majorEastAsia" w:hAnsiTheme="majorHAnsi"/>
+      <w:rFonts w:asciiTheme="majorHAnsi" w:cstheme="majorBidi" w:hAnsiTheme="majorHAnsi" w:eastAsia="黑体"/>
       <w:i/>
       <w:iCs/>
       <w:color w:themeColor="text1" w:themeTint="BF" w:val="404040"/>
@@ -3959,6 +4192,7 @@
       <w:spacing w:line="240" w:lineRule="auto"/>
     </w:pPr>
     <w:rPr>
+      <w:rFonts w:eastAsia="黑体"/>
       <w:b/>
       <w:bCs/>
       <w:color w:themeColor="accent1" w:val="4F81BD"/>
@@ -3973,6 +4207,7 @@
     <w:qFormat/>
     <w:rsid w:val="00FC693F"/>
     <w:rPr>
+      <w:rFonts w:eastAsia="黑体"/>
       <w:b/>
       <w:bCs/>
     </w:rPr>
@@ -3984,6 +4219,7 @@
     <w:qFormat/>
     <w:rsid w:val="00FC693F"/>
     <w:rPr>
+      <w:rFonts w:eastAsia="黑体"/>
       <w:i/>
       <w:iCs/>
     </w:rPr>
@@ -4004,6 +4240,7 @@
       <w:ind w:left="936" w:right="936"/>
     </w:pPr>
     <w:rPr>
+      <w:rFonts w:eastAsia="黑体"/>
       <w:b/>
       <w:bCs/>
       <w:i/>
@@ -4018,6 +4255,7 @@
     <w:uiPriority w:val="30"/>
     <w:rsid w:val="00FC693F"/>
     <w:rPr>
+      <w:rFonts w:eastAsia="黑体"/>
       <w:b/>
       <w:bCs/>
       <w:i/>
@@ -4032,6 +4270,7 @@
     <w:qFormat/>
     <w:rsid w:val="00FC693F"/>
     <w:rPr>
+      <w:rFonts w:eastAsia="黑体"/>
       <w:i/>
       <w:iCs/>
       <w:color w:themeColor="text1" w:themeTint="7F" w:val="808080"/>
@@ -4044,6 +4283,7 @@
     <w:qFormat/>
     <w:rsid w:val="00FC693F"/>
     <w:rPr>
+      <w:rFonts w:eastAsia="黑体"/>
       <w:b/>
       <w:bCs/>
       <w:i/>
@@ -4058,6 +4298,7 @@
     <w:qFormat/>
     <w:rsid w:val="00FC693F"/>
     <w:rPr>
+      <w:rFonts w:eastAsia="黑体"/>
       <w:smallCaps/>
       <w:color w:themeColor="accent2" w:val="C0504D"/>
       <w:u w:val="single"/>
@@ -4070,6 +4311,7 @@
     <w:qFormat/>
     <w:rsid w:val="00FC693F"/>
     <w:rPr>
+      <w:rFonts w:eastAsia="黑体"/>
       <w:b/>
       <w:bCs/>
       <w:smallCaps/>
@@ -4085,6 +4327,7 @@
     <w:qFormat/>
     <w:rsid w:val="00FC693F"/>
     <w:rPr>
+      <w:rFonts w:eastAsia="黑体"/>
       <w:b/>
       <w:bCs/>
       <w:smallCaps/>
@@ -4139,6 +4382,7 @@
       <w:spacing w:after="0" w:line="240" w:lineRule="auto"/>
     </w:pPr>
     <w:rPr>
+      <w:rFonts w:eastAsia="黑体"/>
       <w:color w:themeColor="text1" w:themeShade="BF" w:val="000000"/>
     </w:rPr>
     <w:tblPr>
@@ -4161,6 +4405,7 @@
         <w:spacing w:after="0" w:before="0" w:line="240" w:lineRule="auto"/>
       </w:pPr>
       <w:rPr>
+        <w:rFonts w:eastAsia="黑体"/>
         <w:b/>
         <w:bCs/>
       </w:rPr>
@@ -4181,6 +4426,7 @@
         <w:spacing w:after="0" w:before="0" w:line="240" w:lineRule="auto"/>
       </w:pPr>
       <w:rPr>
+        <w:rFonts w:eastAsia="黑体"/>
         <w:b/>
         <w:bCs/>
       </w:rPr>
@@ -4198,12 +4444,14 @@
     </w:tblStylePr>
     <w:tblStylePr w:type="firstCol">
       <w:rPr>
+        <w:rFonts w:eastAsia="黑体"/>
         <w:b/>
         <w:bCs/>
       </w:rPr>
     </w:tblStylePr>
     <w:tblStylePr w:type="lastCol">
       <w:rPr>
+        <w:rFonts w:eastAsia="黑体"/>
         <w:b/>
         <w:bCs/>
       </w:rPr>
@@ -4242,6 +4490,7 @@
       <w:spacing w:after="0" w:line="240" w:lineRule="auto"/>
     </w:pPr>
     <w:rPr>
+      <w:rFonts w:eastAsia="黑体"/>
       <w:color w:themeColor="accent1" w:themeShade="BF" w:val="365F91"/>
     </w:rPr>
     <w:tblPr>
@@ -4264,6 +4513,7 @@
         <w:spacing w:after="0" w:before="0" w:line="240" w:lineRule="auto"/>
       </w:pPr>
       <w:rPr>
+        <w:rFonts w:eastAsia="黑体"/>
         <w:b/>
         <w:bCs/>
       </w:rPr>
@@ -4284,6 +4534,7 @@
         <w:spacing w:after="0" w:before="0" w:line="240" w:lineRule="auto"/>
       </w:pPr>
       <w:rPr>
+        <w:rFonts w:eastAsia="黑体"/>
         <w:b/>
         <w:bCs/>
       </w:rPr>
@@ -4301,12 +4552,14 @@
     </w:tblStylePr>
     <w:tblStylePr w:type="firstCol">
       <w:rPr>
+        <w:rFonts w:eastAsia="黑体"/>
         <w:b/>
         <w:bCs/>
       </w:rPr>
     </w:tblStylePr>
     <w:tblStylePr w:type="lastCol">
       <w:rPr>
+        <w:rFonts w:eastAsia="黑体"/>
         <w:b/>
         <w:bCs/>
       </w:rPr>
@@ -4345,6 +4598,7 @@
       <w:spacing w:after="0" w:line="240" w:lineRule="auto"/>
     </w:pPr>
     <w:rPr>
+      <w:rFonts w:eastAsia="黑体"/>
       <w:color w:themeColor="accent2" w:themeShade="BF" w:val="943634"/>
     </w:rPr>
     <w:tblPr>
@@ -4367,6 +4621,7 @@
         <w:spacing w:after="0" w:before="0" w:line="240" w:lineRule="auto"/>
       </w:pPr>
       <w:rPr>
+        <w:rFonts w:eastAsia="黑体"/>
         <w:b/>
         <w:bCs/>
       </w:rPr>
@@ -4387,6 +4642,7 @@
         <w:spacing w:after="0" w:before="0" w:line="240" w:lineRule="auto"/>
       </w:pPr>
       <w:rPr>
+        <w:rFonts w:eastAsia="黑体"/>
         <w:b/>
         <w:bCs/>
       </w:rPr>
@@ -4404,12 +4660,14 @@
     </w:tblStylePr>
     <w:tblStylePr w:type="firstCol">
       <w:rPr>
+        <w:rFonts w:eastAsia="黑体"/>
         <w:b/>
         <w:bCs/>
       </w:rPr>
     </w:tblStylePr>
     <w:tblStylePr w:type="lastCol">
       <w:rPr>
+        <w:rFonts w:eastAsia="黑体"/>
         <w:b/>
         <w:bCs/>
       </w:rPr>
@@ -4448,6 +4706,7 @@
       <w:spacing w:after="0" w:line="240" w:lineRule="auto"/>
     </w:pPr>
     <w:rPr>
+      <w:rFonts w:eastAsia="黑体"/>
       <w:color w:themeColor="accent3" w:themeShade="BF" w:val="76923C"/>
     </w:rPr>
     <w:tblPr>
@@ -4470,6 +4729,7 @@
         <w:spacing w:after="0" w:before="0" w:line="240" w:lineRule="auto"/>
       </w:pPr>
       <w:rPr>
+        <w:rFonts w:eastAsia="黑体"/>
         <w:b/>
         <w:bCs/>
       </w:rPr>
@@ -4490,6 +4750,7 @@
         <w:spacing w:after="0" w:before="0" w:line="240" w:lineRule="auto"/>
       </w:pPr>
       <w:rPr>
+        <w:rFonts w:eastAsia="黑体"/>
         <w:b/>
         <w:bCs/>
       </w:rPr>
@@ -4507,12 +4768,14 @@
     </w:tblStylePr>
     <w:tblStylePr w:type="firstCol">
       <w:rPr>
+        <w:rFonts w:eastAsia="黑体"/>
         <w:b/>
         <w:bCs/>
       </w:rPr>
     </w:tblStylePr>
     <w:tblStylePr w:type="lastCol">
       <w:rPr>
+        <w:rFonts w:eastAsia="黑体"/>
         <w:b/>
         <w:bCs/>
       </w:rPr>
@@ -4551,6 +4814,7 @@
       <w:spacing w:after="0" w:line="240" w:lineRule="auto"/>
     </w:pPr>
     <w:rPr>
+      <w:rFonts w:eastAsia="黑体"/>
       <w:color w:themeColor="accent4" w:themeShade="BF" w:val="5F497A"/>
     </w:rPr>
     <w:tblPr>
@@ -4573,6 +4837,7 @@
         <w:spacing w:after="0" w:before="0" w:line="240" w:lineRule="auto"/>
       </w:pPr>
       <w:rPr>
+        <w:rFonts w:eastAsia="黑体"/>
         <w:b/>
         <w:bCs/>
       </w:rPr>
@@ -4593,6 +4858,7 @@
         <w:spacing w:after="0" w:before="0" w:line="240" w:lineRule="auto"/>
       </w:pPr>
       <w:rPr>
+        <w:rFonts w:eastAsia="黑体"/>
         <w:b/>
         <w:bCs/>
       </w:rPr>
@@ -4610,12 +4876,14 @@
     </w:tblStylePr>
     <w:tblStylePr w:type="firstCol">
       <w:rPr>
+        <w:rFonts w:eastAsia="黑体"/>
         <w:b/>
         <w:bCs/>
       </w:rPr>
     </w:tblStylePr>
     <w:tblStylePr w:type="lastCol">
       <w:rPr>
+        <w:rFonts w:eastAsia="黑体"/>
         <w:b/>
         <w:bCs/>
       </w:rPr>
@@ -4654,6 +4922,7 @@
       <w:spacing w:after="0" w:line="240" w:lineRule="auto"/>
     </w:pPr>
     <w:rPr>
+      <w:rFonts w:eastAsia="黑体"/>
       <w:color w:themeColor="accent5" w:themeShade="BF" w:val="31849B"/>
     </w:rPr>
     <w:tblPr>
@@ -4676,6 +4945,7 @@
         <w:spacing w:after="0" w:before="0" w:line="240" w:lineRule="auto"/>
       </w:pPr>
       <w:rPr>
+        <w:rFonts w:eastAsia="黑体"/>
         <w:b/>
         <w:bCs/>
       </w:rPr>
@@ -4696,6 +4966,7 @@
         <w:spacing w:after="0" w:before="0" w:line="240" w:lineRule="auto"/>
       </w:pPr>
       <w:rPr>
+        <w:rFonts w:eastAsia="黑体"/>
         <w:b/>
         <w:bCs/>
       </w:rPr>
@@ -4713,12 +4984,14 @@
     </w:tblStylePr>
     <w:tblStylePr w:type="firstCol">
       <w:rPr>
+        <w:rFonts w:eastAsia="黑体"/>
         <w:b/>
         <w:bCs/>
       </w:rPr>
     </w:tblStylePr>
     <w:tblStylePr w:type="lastCol">
       <w:rPr>
+        <w:rFonts w:eastAsia="黑体"/>
         <w:b/>
         <w:bCs/>
       </w:rPr>
@@ -4757,6 +5030,7 @@
       <w:spacing w:after="0" w:line="240" w:lineRule="auto"/>
     </w:pPr>
     <w:rPr>
+      <w:rFonts w:eastAsia="黑体"/>
       <w:color w:themeColor="accent6" w:themeShade="BF" w:val="E36C0A"/>
     </w:rPr>
     <w:tblPr>
@@ -4779,6 +5053,7 @@
         <w:spacing w:after="0" w:before="0" w:line="240" w:lineRule="auto"/>
       </w:pPr>
       <w:rPr>
+        <w:rFonts w:eastAsia="黑体"/>
         <w:b/>
         <w:bCs/>
       </w:rPr>
@@ -4799,6 +5074,7 @@
         <w:spacing w:after="0" w:before="0" w:line="240" w:lineRule="auto"/>
       </w:pPr>
       <w:rPr>
+        <w:rFonts w:eastAsia="黑体"/>
         <w:b/>
         <w:bCs/>
       </w:rPr>
@@ -4816,12 +5092,14 @@
     </w:tblStylePr>
     <w:tblStylePr w:type="firstCol">
       <w:rPr>
+        <w:rFonts w:eastAsia="黑体"/>
         <w:b/>
         <w:bCs/>
       </w:rPr>
     </w:tblStylePr>
     <w:tblStylePr w:type="lastCol">
       <w:rPr>
+        <w:rFonts w:eastAsia="黑体"/>
         <w:b/>
         <w:bCs/>
       </w:rPr>
@@ -4881,6 +5159,7 @@
         <w:spacing w:after="0" w:before="0" w:line="240" w:lineRule="auto"/>
       </w:pPr>
       <w:rPr>
+        <w:rFonts w:eastAsia="黑体"/>
         <w:b/>
         <w:bCs/>
         <w:color w:themeColor="background1" w:val="FFFFFF"/>
@@ -4895,6 +5174,7 @@
         <w:spacing w:after="0" w:before="0" w:line="240" w:lineRule="auto"/>
       </w:pPr>
       <w:rPr>
+        <w:rFonts w:eastAsia="黑体"/>
         <w:b/>
         <w:bCs/>
       </w:rPr>
@@ -4910,12 +5190,14 @@
     </w:tblStylePr>
     <w:tblStylePr w:type="firstCol">
       <w:rPr>
+        <w:rFonts w:eastAsia="黑体"/>
         <w:b/>
         <w:bCs/>
       </w:rPr>
     </w:tblStylePr>
     <w:tblStylePr w:type="lastCol">
       <w:rPr>
+        <w:rFonts w:eastAsia="黑体"/>
         <w:b/>
         <w:bCs/>
       </w:rPr>
@@ -4973,6 +5255,7 @@
         <w:spacing w:after="0" w:before="0" w:line="240" w:lineRule="auto"/>
       </w:pPr>
       <w:rPr>
+        <w:rFonts w:eastAsia="黑体"/>
         <w:b/>
         <w:bCs/>
         <w:color w:themeColor="background1" w:val="FFFFFF"/>
@@ -4987,6 +5270,7 @@
         <w:spacing w:after="0" w:before="0" w:line="240" w:lineRule="auto"/>
       </w:pPr>
       <w:rPr>
+        <w:rFonts w:eastAsia="黑体"/>
         <w:b/>
         <w:bCs/>
       </w:rPr>
@@ -5002,12 +5286,14 @@
     </w:tblStylePr>
     <w:tblStylePr w:type="firstCol">
       <w:rPr>
+        <w:rFonts w:eastAsia="黑体"/>
         <w:b/>
         <w:bCs/>
       </w:rPr>
     </w:tblStylePr>
     <w:tblStylePr w:type="lastCol">
       <w:rPr>
+        <w:rFonts w:eastAsia="黑体"/>
         <w:b/>
         <w:bCs/>
       </w:rPr>
@@ -5065,6 +5351,7 @@
         <w:spacing w:after="0" w:before="0" w:line="240" w:lineRule="auto"/>
       </w:pPr>
       <w:rPr>
+        <w:rFonts w:eastAsia="黑体"/>
         <w:b/>
         <w:bCs/>
         <w:color w:themeColor="background1" w:val="FFFFFF"/>
@@ -5079,6 +5366,7 @@
         <w:spacing w:after="0" w:before="0" w:line="240" w:lineRule="auto"/>
       </w:pPr>
       <w:rPr>
+        <w:rFonts w:eastAsia="黑体"/>
         <w:b/>
         <w:bCs/>
       </w:rPr>
@@ -5094,12 +5382,14 @@
     </w:tblStylePr>
     <w:tblStylePr w:type="firstCol">
       <w:rPr>
+        <w:rFonts w:eastAsia="黑体"/>
         <w:b/>
         <w:bCs/>
       </w:rPr>
     </w:tblStylePr>
     <w:tblStylePr w:type="lastCol">
       <w:rPr>
+        <w:rFonts w:eastAsia="黑体"/>
         <w:b/>
         <w:bCs/>
       </w:rPr>
@@ -5157,6 +5447,7 @@
         <w:spacing w:after="0" w:before="0" w:line="240" w:lineRule="auto"/>
       </w:pPr>
       <w:rPr>
+        <w:rFonts w:eastAsia="黑体"/>
         <w:b/>
         <w:bCs/>
         <w:color w:themeColor="background1" w:val="FFFFFF"/>
@@ -5171,6 +5462,7 @@
         <w:spacing w:after="0" w:before="0" w:line="240" w:lineRule="auto"/>
       </w:pPr>
       <w:rPr>
+        <w:rFonts w:eastAsia="黑体"/>
         <w:b/>
         <w:bCs/>
       </w:rPr>
@@ -5186,12 +5478,14 @@
     </w:tblStylePr>
     <w:tblStylePr w:type="firstCol">
       <w:rPr>
+        <w:rFonts w:eastAsia="黑体"/>
         <w:b/>
         <w:bCs/>
       </w:rPr>
     </w:tblStylePr>
     <w:tblStylePr w:type="lastCol">
       <w:rPr>
+        <w:rFonts w:eastAsia="黑体"/>
         <w:b/>
         <w:bCs/>
       </w:rPr>
@@ -5249,6 +5543,7 @@
         <w:spacing w:after="0" w:before="0" w:line="240" w:lineRule="auto"/>
       </w:pPr>
       <w:rPr>
+        <w:rFonts w:eastAsia="黑体"/>
         <w:b/>
         <w:bCs/>
         <w:color w:themeColor="background1" w:val="FFFFFF"/>
@@ -5263,6 +5558,7 @@
         <w:spacing w:after="0" w:before="0" w:line="240" w:lineRule="auto"/>
       </w:pPr>
       <w:rPr>
+        <w:rFonts w:eastAsia="黑体"/>
         <w:b/>
         <w:bCs/>
       </w:rPr>
@@ -5278,12 +5574,14 @@
     </w:tblStylePr>
     <w:tblStylePr w:type="firstCol">
       <w:rPr>
+        <w:rFonts w:eastAsia="黑体"/>
         <w:b/>
         <w:bCs/>
       </w:rPr>
     </w:tblStylePr>
     <w:tblStylePr w:type="lastCol">
       <w:rPr>
+        <w:rFonts w:eastAsia="黑体"/>
         <w:b/>
         <w:bCs/>
       </w:rPr>
@@ -5341,6 +5639,7 @@
         <w:spacing w:after="0" w:before="0" w:line="240" w:lineRule="auto"/>
       </w:pPr>
       <w:rPr>
+        <w:rFonts w:eastAsia="黑体"/>
         <w:b/>
         <w:bCs/>
         <w:color w:themeColor="background1" w:val="FFFFFF"/>
@@ -5355,6 +5654,7 @@
         <w:spacing w:after="0" w:before="0" w:line="240" w:lineRule="auto"/>
       </w:pPr>
       <w:rPr>
+        <w:rFonts w:eastAsia="黑体"/>
         <w:b/>
         <w:bCs/>
       </w:rPr>
@@ -5370,12 +5670,14 @@
     </w:tblStylePr>
     <w:tblStylePr w:type="firstCol">
       <w:rPr>
+        <w:rFonts w:eastAsia="黑体"/>
         <w:b/>
         <w:bCs/>
       </w:rPr>
     </w:tblStylePr>
     <w:tblStylePr w:type="lastCol">
       <w:rPr>
+        <w:rFonts w:eastAsia="黑体"/>
         <w:b/>
         <w:bCs/>
       </w:rPr>
@@ -5433,6 +5735,7 @@
         <w:spacing w:after="0" w:before="0" w:line="240" w:lineRule="auto"/>
       </w:pPr>
       <w:rPr>
+        <w:rFonts w:eastAsia="黑体"/>
         <w:b/>
         <w:bCs/>
         <w:color w:themeColor="background1" w:val="FFFFFF"/>
@@ -5447,6 +5750,7 @@
         <w:spacing w:after="0" w:before="0" w:line="240" w:lineRule="auto"/>
       </w:pPr>
       <w:rPr>
+        <w:rFonts w:eastAsia="黑体"/>
         <w:b/>
         <w:bCs/>
       </w:rPr>
@@ -5462,12 +5766,14 @@
     </w:tblStylePr>
     <w:tblStylePr w:type="firstCol">
       <w:rPr>
+        <w:rFonts w:eastAsia="黑体"/>
         <w:b/>
         <w:bCs/>
       </w:rPr>
     </w:tblStylePr>
     <w:tblStylePr w:type="lastCol">
       <w:rPr>
+        <w:rFonts w:eastAsia="黑体"/>
         <w:b/>
         <w:bCs/>
       </w:rPr>
@@ -5527,7 +5833,7 @@
         <w:spacing w:after="0" w:before="0" w:line="240" w:lineRule="auto"/>
       </w:pPr>
       <w:rPr>
-        <w:rFonts w:asciiTheme="majorHAnsi" w:cstheme="majorBidi" w:eastAsiaTheme="majorEastAsia" w:hAnsiTheme="majorHAnsi"/>
+        <w:rFonts w:asciiTheme="majorHAnsi" w:cstheme="majorBidi" w:hAnsiTheme="majorHAnsi" w:eastAsia="黑体"/>
         <w:b/>
         <w:bCs/>
       </w:rPr>
@@ -5548,7 +5854,7 @@
         <w:spacing w:after="0" w:before="0" w:line="240" w:lineRule="auto"/>
       </w:pPr>
       <w:rPr>
-        <w:rFonts w:asciiTheme="majorHAnsi" w:cstheme="majorBidi" w:eastAsiaTheme="majorEastAsia" w:hAnsiTheme="majorHAnsi"/>
+        <w:rFonts w:asciiTheme="majorHAnsi" w:cstheme="majorBidi" w:hAnsiTheme="majorHAnsi" w:eastAsia="黑体"/>
         <w:b/>
         <w:bCs/>
       </w:rPr>
@@ -5566,14 +5872,14 @@
     </w:tblStylePr>
     <w:tblStylePr w:type="firstCol">
       <w:rPr>
-        <w:rFonts w:asciiTheme="majorHAnsi" w:cstheme="majorBidi" w:eastAsiaTheme="majorEastAsia" w:hAnsiTheme="majorHAnsi"/>
+        <w:rFonts w:asciiTheme="majorHAnsi" w:cstheme="majorBidi" w:hAnsiTheme="majorHAnsi" w:eastAsia="黑体"/>
         <w:b/>
         <w:bCs/>
       </w:rPr>
     </w:tblStylePr>
     <w:tblStylePr w:type="lastCol">
       <w:rPr>
-        <w:rFonts w:asciiTheme="majorHAnsi" w:cstheme="majorBidi" w:eastAsiaTheme="majorEastAsia" w:hAnsiTheme="majorHAnsi"/>
+        <w:rFonts w:asciiTheme="majorHAnsi" w:cstheme="majorBidi" w:hAnsiTheme="majorHAnsi" w:eastAsia="黑体"/>
         <w:b/>
         <w:bCs/>
       </w:rPr>
@@ -5657,7 +5963,7 @@
         <w:spacing w:after="0" w:before="0" w:line="240" w:lineRule="auto"/>
       </w:pPr>
       <w:rPr>
-        <w:rFonts w:asciiTheme="majorHAnsi" w:cstheme="majorBidi" w:eastAsiaTheme="majorEastAsia" w:hAnsiTheme="majorHAnsi"/>
+        <w:rFonts w:asciiTheme="majorHAnsi" w:cstheme="majorBidi" w:hAnsiTheme="majorHAnsi" w:eastAsia="黑体"/>
         <w:b/>
         <w:bCs/>
       </w:rPr>
@@ -5678,7 +5984,7 @@
         <w:spacing w:after="0" w:before="0" w:line="240" w:lineRule="auto"/>
       </w:pPr>
       <w:rPr>
-        <w:rFonts w:asciiTheme="majorHAnsi" w:cstheme="majorBidi" w:eastAsiaTheme="majorEastAsia" w:hAnsiTheme="majorHAnsi"/>
+        <w:rFonts w:asciiTheme="majorHAnsi" w:cstheme="majorBidi" w:hAnsiTheme="majorHAnsi" w:eastAsia="黑体"/>
         <w:b/>
         <w:bCs/>
       </w:rPr>
@@ -5696,14 +6002,14 @@
     </w:tblStylePr>
     <w:tblStylePr w:type="firstCol">
       <w:rPr>
-        <w:rFonts w:asciiTheme="majorHAnsi" w:cstheme="majorBidi" w:eastAsiaTheme="majorEastAsia" w:hAnsiTheme="majorHAnsi"/>
+        <w:rFonts w:asciiTheme="majorHAnsi" w:cstheme="majorBidi" w:hAnsiTheme="majorHAnsi" w:eastAsia="黑体"/>
         <w:b/>
         <w:bCs/>
       </w:rPr>
     </w:tblStylePr>
     <w:tblStylePr w:type="lastCol">
       <w:rPr>
-        <w:rFonts w:asciiTheme="majorHAnsi" w:cstheme="majorBidi" w:eastAsiaTheme="majorEastAsia" w:hAnsiTheme="majorHAnsi"/>
+        <w:rFonts w:asciiTheme="majorHAnsi" w:cstheme="majorBidi" w:hAnsiTheme="majorHAnsi" w:eastAsia="黑体"/>
         <w:b/>
         <w:bCs/>
       </w:rPr>
@@ -5787,7 +6093,7 @@
         <w:spacing w:after="0" w:before="0" w:line="240" w:lineRule="auto"/>
       </w:pPr>
       <w:rPr>
-        <w:rFonts w:asciiTheme="majorHAnsi" w:cstheme="majorBidi" w:eastAsiaTheme="majorEastAsia" w:hAnsiTheme="majorHAnsi"/>
+        <w:rFonts w:asciiTheme="majorHAnsi" w:cstheme="majorBidi" w:hAnsiTheme="majorHAnsi" w:eastAsia="黑体"/>
         <w:b/>
         <w:bCs/>
       </w:rPr>
@@ -5808,7 +6114,7 @@
         <w:spacing w:after="0" w:before="0" w:line="240" w:lineRule="auto"/>
       </w:pPr>
       <w:rPr>
-        <w:rFonts w:asciiTheme="majorHAnsi" w:cstheme="majorBidi" w:eastAsiaTheme="majorEastAsia" w:hAnsiTheme="majorHAnsi"/>
+        <w:rFonts w:asciiTheme="majorHAnsi" w:cstheme="majorBidi" w:hAnsiTheme="majorHAnsi" w:eastAsia="黑体"/>
         <w:b/>
         <w:bCs/>
       </w:rPr>
@@ -5826,14 +6132,14 @@
     </w:tblStylePr>
     <w:tblStylePr w:type="firstCol">
       <w:rPr>
-        <w:rFonts w:asciiTheme="majorHAnsi" w:cstheme="majorBidi" w:eastAsiaTheme="majorEastAsia" w:hAnsiTheme="majorHAnsi"/>
+        <w:rFonts w:asciiTheme="majorHAnsi" w:cstheme="majorBidi" w:hAnsiTheme="majorHAnsi" w:eastAsia="黑体"/>
         <w:b/>
         <w:bCs/>
       </w:rPr>
     </w:tblStylePr>
     <w:tblStylePr w:type="lastCol">
       <w:rPr>
-        <w:rFonts w:asciiTheme="majorHAnsi" w:cstheme="majorBidi" w:eastAsiaTheme="majorEastAsia" w:hAnsiTheme="majorHAnsi"/>
+        <w:rFonts w:asciiTheme="majorHAnsi" w:cstheme="majorBidi" w:hAnsiTheme="majorHAnsi" w:eastAsia="黑体"/>
         <w:b/>
         <w:bCs/>
       </w:rPr>
@@ -5917,7 +6223,7 @@
         <w:spacing w:after="0" w:before="0" w:line="240" w:lineRule="auto"/>
       </w:pPr>
       <w:rPr>
-        <w:rFonts w:asciiTheme="majorHAnsi" w:cstheme="majorBidi" w:eastAsiaTheme="majorEastAsia" w:hAnsiTheme="majorHAnsi"/>
+        <w:rFonts w:asciiTheme="majorHAnsi" w:cstheme="majorBidi" w:hAnsiTheme="majorHAnsi" w:eastAsia="黑体"/>
         <w:b/>
         <w:bCs/>
       </w:rPr>
@@ -5938,7 +6244,7 @@
         <w:spacing w:after="0" w:before="0" w:line="240" w:lineRule="auto"/>
       </w:pPr>
       <w:rPr>
-        <w:rFonts w:asciiTheme="majorHAnsi" w:cstheme="majorBidi" w:eastAsiaTheme="majorEastAsia" w:hAnsiTheme="majorHAnsi"/>
+        <w:rFonts w:asciiTheme="majorHAnsi" w:cstheme="majorBidi" w:hAnsiTheme="majorHAnsi" w:eastAsia="黑体"/>
         <w:b/>
         <w:bCs/>
       </w:rPr>
@@ -5956,14 +6262,14 @@
     </w:tblStylePr>
     <w:tblStylePr w:type="firstCol">
       <w:rPr>
-        <w:rFonts w:asciiTheme="majorHAnsi" w:cstheme="majorBidi" w:eastAsiaTheme="majorEastAsia" w:hAnsiTheme="majorHAnsi"/>
+        <w:rFonts w:asciiTheme="majorHAnsi" w:cstheme="majorBidi" w:hAnsiTheme="majorHAnsi" w:eastAsia="黑体"/>
         <w:b/>
         <w:bCs/>
       </w:rPr>
     </w:tblStylePr>
     <w:tblStylePr w:type="lastCol">
       <w:rPr>
-        <w:rFonts w:asciiTheme="majorHAnsi" w:cstheme="majorBidi" w:eastAsiaTheme="majorEastAsia" w:hAnsiTheme="majorHAnsi"/>
+        <w:rFonts w:asciiTheme="majorHAnsi" w:cstheme="majorBidi" w:hAnsiTheme="majorHAnsi" w:eastAsia="黑体"/>
         <w:b/>
         <w:bCs/>
       </w:rPr>
@@ -6047,7 +6353,7 @@
         <w:spacing w:after="0" w:before="0" w:line="240" w:lineRule="auto"/>
       </w:pPr>
       <w:rPr>
-        <w:rFonts w:asciiTheme="majorHAnsi" w:cstheme="majorBidi" w:eastAsiaTheme="majorEastAsia" w:hAnsiTheme="majorHAnsi"/>
+        <w:rFonts w:asciiTheme="majorHAnsi" w:cstheme="majorBidi" w:hAnsiTheme="majorHAnsi" w:eastAsia="黑体"/>
         <w:b/>
         <w:bCs/>
       </w:rPr>
@@ -6068,7 +6374,7 @@
         <w:spacing w:after="0" w:before="0" w:line="240" w:lineRule="auto"/>
       </w:pPr>
       <w:rPr>
-        <w:rFonts w:asciiTheme="majorHAnsi" w:cstheme="majorBidi" w:eastAsiaTheme="majorEastAsia" w:hAnsiTheme="majorHAnsi"/>
+        <w:rFonts w:asciiTheme="majorHAnsi" w:cstheme="majorBidi" w:hAnsiTheme="majorHAnsi" w:eastAsia="黑体"/>
         <w:b/>
         <w:bCs/>
       </w:rPr>
@@ -6086,14 +6392,14 @@
     </w:tblStylePr>
     <w:tblStylePr w:type="firstCol">
       <w:rPr>
-        <w:rFonts w:asciiTheme="majorHAnsi" w:cstheme="majorBidi" w:eastAsiaTheme="majorEastAsia" w:hAnsiTheme="majorHAnsi"/>
+        <w:rFonts w:asciiTheme="majorHAnsi" w:cstheme="majorBidi" w:hAnsiTheme="majorHAnsi" w:eastAsia="黑体"/>
         <w:b/>
         <w:bCs/>
       </w:rPr>
     </w:tblStylePr>
     <w:tblStylePr w:type="lastCol">
       <w:rPr>
-        <w:rFonts w:asciiTheme="majorHAnsi" w:cstheme="majorBidi" w:eastAsiaTheme="majorEastAsia" w:hAnsiTheme="majorHAnsi"/>
+        <w:rFonts w:asciiTheme="majorHAnsi" w:cstheme="majorBidi" w:hAnsiTheme="majorHAnsi" w:eastAsia="黑体"/>
         <w:b/>
         <w:bCs/>
       </w:rPr>
@@ -6177,7 +6483,7 @@
         <w:spacing w:after="0" w:before="0" w:line="240" w:lineRule="auto"/>
       </w:pPr>
       <w:rPr>
-        <w:rFonts w:asciiTheme="majorHAnsi" w:cstheme="majorBidi" w:eastAsiaTheme="majorEastAsia" w:hAnsiTheme="majorHAnsi"/>
+        <w:rFonts w:asciiTheme="majorHAnsi" w:cstheme="majorBidi" w:hAnsiTheme="majorHAnsi" w:eastAsia="黑体"/>
         <w:b/>
         <w:bCs/>
       </w:rPr>
@@ -6198,7 +6504,7 @@
         <w:spacing w:after="0" w:before="0" w:line="240" w:lineRule="auto"/>
       </w:pPr>
       <w:rPr>
-        <w:rFonts w:asciiTheme="majorHAnsi" w:cstheme="majorBidi" w:eastAsiaTheme="majorEastAsia" w:hAnsiTheme="majorHAnsi"/>
+        <w:rFonts w:asciiTheme="majorHAnsi" w:cstheme="majorBidi" w:hAnsiTheme="majorHAnsi" w:eastAsia="黑体"/>
         <w:b/>
         <w:bCs/>
       </w:rPr>
@@ -6216,14 +6522,14 @@
     </w:tblStylePr>
     <w:tblStylePr w:type="firstCol">
       <w:rPr>
-        <w:rFonts w:asciiTheme="majorHAnsi" w:cstheme="majorBidi" w:eastAsiaTheme="majorEastAsia" w:hAnsiTheme="majorHAnsi"/>
+        <w:rFonts w:asciiTheme="majorHAnsi" w:cstheme="majorBidi" w:hAnsiTheme="majorHAnsi" w:eastAsia="黑体"/>
         <w:b/>
         <w:bCs/>
       </w:rPr>
     </w:tblStylePr>
     <w:tblStylePr w:type="lastCol">
       <w:rPr>
-        <w:rFonts w:asciiTheme="majorHAnsi" w:cstheme="majorBidi" w:eastAsiaTheme="majorEastAsia" w:hAnsiTheme="majorHAnsi"/>
+        <w:rFonts w:asciiTheme="majorHAnsi" w:cstheme="majorBidi" w:hAnsiTheme="majorHAnsi" w:eastAsia="黑体"/>
         <w:b/>
         <w:bCs/>
       </w:rPr>
@@ -6307,7 +6613,7 @@
         <w:spacing w:after="0" w:before="0" w:line="240" w:lineRule="auto"/>
       </w:pPr>
       <w:rPr>
-        <w:rFonts w:asciiTheme="majorHAnsi" w:cstheme="majorBidi" w:eastAsiaTheme="majorEastAsia" w:hAnsiTheme="majorHAnsi"/>
+        <w:rFonts w:asciiTheme="majorHAnsi" w:cstheme="majorBidi" w:hAnsiTheme="majorHAnsi" w:eastAsia="黑体"/>
         <w:b/>
         <w:bCs/>
       </w:rPr>
@@ -6328,7 +6634,7 @@
         <w:spacing w:after="0" w:before="0" w:line="240" w:lineRule="auto"/>
       </w:pPr>
       <w:rPr>
-        <w:rFonts w:asciiTheme="majorHAnsi" w:cstheme="majorBidi" w:eastAsiaTheme="majorEastAsia" w:hAnsiTheme="majorHAnsi"/>
+        <w:rFonts w:asciiTheme="majorHAnsi" w:cstheme="majorBidi" w:hAnsiTheme="majorHAnsi" w:eastAsia="黑体"/>
         <w:b/>
         <w:bCs/>
       </w:rPr>
@@ -6346,14 +6652,14 @@
     </w:tblStylePr>
     <w:tblStylePr w:type="firstCol">
       <w:rPr>
-        <w:rFonts w:asciiTheme="majorHAnsi" w:cstheme="majorBidi" w:eastAsiaTheme="majorEastAsia" w:hAnsiTheme="majorHAnsi"/>
+        <w:rFonts w:asciiTheme="majorHAnsi" w:cstheme="majorBidi" w:hAnsiTheme="majorHAnsi" w:eastAsia="黑体"/>
         <w:b/>
         <w:bCs/>
       </w:rPr>
     </w:tblStylePr>
     <w:tblStylePr w:type="lastCol">
       <w:rPr>
-        <w:rFonts w:asciiTheme="majorHAnsi" w:cstheme="majorBidi" w:eastAsiaTheme="majorEastAsia" w:hAnsiTheme="majorHAnsi"/>
+        <w:rFonts w:asciiTheme="majorHAnsi" w:cstheme="majorBidi" w:hAnsiTheme="majorHAnsi" w:eastAsia="黑体"/>
         <w:b/>
         <w:bCs/>
       </w:rPr>
@@ -6436,6 +6742,7 @@
         <w:spacing w:after="0" w:before="0" w:line="240" w:lineRule="auto"/>
       </w:pPr>
       <w:rPr>
+        <w:rFonts w:eastAsia="黑体"/>
         <w:b/>
         <w:bCs/>
         <w:color w:themeColor="background1" w:val="FFFFFF"/>
@@ -6458,6 +6765,7 @@
         <w:spacing w:after="0" w:before="0" w:line="240" w:lineRule="auto"/>
       </w:pPr>
       <w:rPr>
+        <w:rFonts w:eastAsia="黑体"/>
         <w:b/>
         <w:bCs/>
       </w:rPr>
@@ -6475,12 +6783,14 @@
     </w:tblStylePr>
     <w:tblStylePr w:type="firstCol">
       <w:rPr>
+        <w:rFonts w:eastAsia="黑体"/>
         <w:b/>
         <w:bCs/>
       </w:rPr>
     </w:tblStylePr>
     <w:tblStylePr w:type="lastCol">
       <w:rPr>
+        <w:rFonts w:eastAsia="黑体"/>
         <w:b/>
         <w:bCs/>
       </w:rPr>
@@ -6542,6 +6852,7 @@
         <w:spacing w:after="0" w:before="0" w:line="240" w:lineRule="auto"/>
       </w:pPr>
       <w:rPr>
+        <w:rFonts w:eastAsia="黑体"/>
         <w:b/>
         <w:bCs/>
         <w:color w:themeColor="background1" w:val="FFFFFF"/>
@@ -6564,6 +6875,7 @@
         <w:spacing w:after="0" w:before="0" w:line="240" w:lineRule="auto"/>
       </w:pPr>
       <w:rPr>
+        <w:rFonts w:eastAsia="黑体"/>
         <w:b/>
         <w:bCs/>
       </w:rPr>
@@ -6581,12 +6893,14 @@
     </w:tblStylePr>
     <w:tblStylePr w:type="firstCol">
       <w:rPr>
+        <w:rFonts w:eastAsia="黑体"/>
         <w:b/>
         <w:bCs/>
       </w:rPr>
     </w:tblStylePr>
     <w:tblStylePr w:type="lastCol">
       <w:rPr>
+        <w:rFonts w:eastAsia="黑体"/>
         <w:b/>
         <w:bCs/>
       </w:rPr>
@@ -6648,6 +6962,7 @@
         <w:spacing w:after="0" w:before="0" w:line="240" w:lineRule="auto"/>
       </w:pPr>
       <w:rPr>
+        <w:rFonts w:eastAsia="黑体"/>
         <w:b/>
         <w:bCs/>
         <w:color w:themeColor="background1" w:val="FFFFFF"/>
@@ -6670,6 +6985,7 @@
         <w:spacing w:after="0" w:before="0" w:line="240" w:lineRule="auto"/>
       </w:pPr>
       <w:rPr>
+        <w:rFonts w:eastAsia="黑体"/>
         <w:b/>
         <w:bCs/>
       </w:rPr>
@@ -6687,12 +7003,14 @@
     </w:tblStylePr>
     <w:tblStylePr w:type="firstCol">
       <w:rPr>
+        <w:rFonts w:eastAsia="黑体"/>
         <w:b/>
         <w:bCs/>
       </w:rPr>
     </w:tblStylePr>
     <w:tblStylePr w:type="lastCol">
       <w:rPr>
+        <w:rFonts w:eastAsia="黑体"/>
         <w:b/>
         <w:bCs/>
       </w:rPr>
@@ -6754,6 +7072,7 @@
         <w:spacing w:after="0" w:before="0" w:line="240" w:lineRule="auto"/>
       </w:pPr>
       <w:rPr>
+        <w:rFonts w:eastAsia="黑体"/>
         <w:b/>
         <w:bCs/>
         <w:color w:themeColor="background1" w:val="FFFFFF"/>
@@ -6776,6 +7095,7 @@
         <w:spacing w:after="0" w:before="0" w:line="240" w:lineRule="auto"/>
       </w:pPr>
       <w:rPr>
+        <w:rFonts w:eastAsia="黑体"/>
         <w:b/>
         <w:bCs/>
       </w:rPr>
@@ -6793,12 +7113,14 @@
     </w:tblStylePr>
     <w:tblStylePr w:type="firstCol">
       <w:rPr>
+        <w:rFonts w:eastAsia="黑体"/>
         <w:b/>
         <w:bCs/>
       </w:rPr>
     </w:tblStylePr>
     <w:tblStylePr w:type="lastCol">
       <w:rPr>
+        <w:rFonts w:eastAsia="黑体"/>
         <w:b/>
         <w:bCs/>
       </w:rPr>
@@ -6860,6 +7182,7 @@
         <w:spacing w:after="0" w:before="0" w:line="240" w:lineRule="auto"/>
       </w:pPr>
       <w:rPr>
+        <w:rFonts w:eastAsia="黑体"/>
         <w:b/>
         <w:bCs/>
         <w:color w:themeColor="background1" w:val="FFFFFF"/>
@@ -6882,6 +7205,7 @@
         <w:spacing w:after="0" w:before="0" w:line="240" w:lineRule="auto"/>
       </w:pPr>
       <w:rPr>
+        <w:rFonts w:eastAsia="黑体"/>
         <w:b/>
         <w:bCs/>
       </w:rPr>
@@ -6899,12 +7223,14 @@
     </w:tblStylePr>
     <w:tblStylePr w:type="firstCol">
       <w:rPr>
+        <w:rFonts w:eastAsia="黑体"/>
         <w:b/>
         <w:bCs/>
       </w:rPr>
     </w:tblStylePr>
     <w:tblStylePr w:type="lastCol">
       <w:rPr>
+        <w:rFonts w:eastAsia="黑体"/>
         <w:b/>
         <w:bCs/>
       </w:rPr>
@@ -6966,6 +7292,7 @@
         <w:spacing w:after="0" w:before="0" w:line="240" w:lineRule="auto"/>
       </w:pPr>
       <w:rPr>
+        <w:rFonts w:eastAsia="黑体"/>
         <w:b/>
         <w:bCs/>
         <w:color w:themeColor="background1" w:val="FFFFFF"/>
@@ -6988,6 +7315,7 @@
         <w:spacing w:after="0" w:before="0" w:line="240" w:lineRule="auto"/>
       </w:pPr>
       <w:rPr>
+        <w:rFonts w:eastAsia="黑体"/>
         <w:b/>
         <w:bCs/>
       </w:rPr>
@@ -7005,12 +7333,14 @@
     </w:tblStylePr>
     <w:tblStylePr w:type="firstCol">
       <w:rPr>
+        <w:rFonts w:eastAsia="黑体"/>
         <w:b/>
         <w:bCs/>
       </w:rPr>
     </w:tblStylePr>
     <w:tblStylePr w:type="lastCol">
       <w:rPr>
+        <w:rFonts w:eastAsia="黑体"/>
         <w:b/>
         <w:bCs/>
       </w:rPr>
@@ -7072,6 +7402,7 @@
         <w:spacing w:after="0" w:before="0" w:line="240" w:lineRule="auto"/>
       </w:pPr>
       <w:rPr>
+        <w:rFonts w:eastAsia="黑体"/>
         <w:b/>
         <w:bCs/>
         <w:color w:themeColor="background1" w:val="FFFFFF"/>
@@ -7094,6 +7425,7 @@
         <w:spacing w:after="0" w:before="0" w:line="240" w:lineRule="auto"/>
       </w:pPr>
       <w:rPr>
+        <w:rFonts w:eastAsia="黑体"/>
         <w:b/>
         <w:bCs/>
       </w:rPr>
@@ -7111,12 +7443,14 @@
     </w:tblStylePr>
     <w:tblStylePr w:type="firstCol">
       <w:rPr>
+        <w:rFonts w:eastAsia="黑体"/>
         <w:b/>
         <w:bCs/>
       </w:rPr>
     </w:tblStylePr>
     <w:tblStylePr w:type="lastCol">
       <w:rPr>
+        <w:rFonts w:eastAsia="黑体"/>
         <w:b/>
         <w:bCs/>
       </w:rPr>
@@ -7175,6 +7509,7 @@
         <w:spacing w:after="0" w:before="0" w:line="240" w:lineRule="auto"/>
       </w:pPr>
       <w:rPr>
+        <w:rFonts w:eastAsia="黑体"/>
         <w:b/>
         <w:bCs/>
         <w:color w:themeColor="background1" w:val="FFFFFF"/>
@@ -7197,6 +7532,7 @@
         <w:spacing w:after="0" w:before="0" w:line="240" w:lineRule="auto"/>
       </w:pPr>
       <w:rPr>
+        <w:rFonts w:eastAsia="黑体"/>
         <w:color w:val="auto"/>
       </w:rPr>
       <w:tblPr/>
@@ -7214,6 +7550,7 @@
     </w:tblStylePr>
     <w:tblStylePr w:type="firstCol">
       <w:rPr>
+        <w:rFonts w:eastAsia="黑体"/>
         <w:b/>
         <w:bCs/>
         <w:color w:themeColor="background1" w:val="FFFFFF"/>
@@ -7233,6 +7570,7 @@
     </w:tblStylePr>
     <w:tblStylePr w:type="lastCol">
       <w:rPr>
+        <w:rFonts w:eastAsia="黑体"/>
         <w:b/>
         <w:bCs/>
         <w:color w:themeColor="background1" w:val="FFFFFF"/>
@@ -7281,6 +7619,7 @@
     </w:tblStylePr>
     <w:tblStylePr w:type="nwCell">
       <w:rPr>
+        <w:rFonts w:eastAsia="黑体"/>
         <w:color w:themeColor="background1" w:val="FFFFFF"/>
       </w:rPr>
       <w:tblPr/>
@@ -7324,6 +7663,7 @@
         <w:spacing w:after="0" w:before="0" w:line="240" w:lineRule="auto"/>
       </w:pPr>
       <w:rPr>
+        <w:rFonts w:eastAsia="黑体"/>
         <w:b/>
         <w:bCs/>
         <w:color w:themeColor="background1" w:val="FFFFFF"/>
@@ -7346,6 +7686,7 @@
         <w:spacing w:after="0" w:before="0" w:line="240" w:lineRule="auto"/>
       </w:pPr>
       <w:rPr>
+        <w:rFonts w:eastAsia="黑体"/>
         <w:color w:val="auto"/>
       </w:rPr>
       <w:tblPr/>
@@ -7363,6 +7704,7 @@
     </w:tblStylePr>
     <w:tblStylePr w:type="firstCol">
       <w:rPr>
+        <w:rFonts w:eastAsia="黑体"/>
         <w:b/>
         <w:bCs/>
         <w:color w:themeColor="background1" w:val="FFFFFF"/>
@@ -7382,6 +7724,7 @@
     </w:tblStylePr>
     <w:tblStylePr w:type="lastCol">
       <w:rPr>
+        <w:rFonts w:eastAsia="黑体"/>
         <w:b/>
         <w:bCs/>
         <w:color w:themeColor="background1" w:val="FFFFFF"/>
@@ -7430,6 +7773,7 @@
     </w:tblStylePr>
     <w:tblStylePr w:type="nwCell">
       <w:rPr>
+        <w:rFonts w:eastAsia="黑体"/>
         <w:color w:themeColor="background1" w:val="FFFFFF"/>
       </w:rPr>
       <w:tblPr/>
@@ -7473,6 +7817,7 @@
         <w:spacing w:after="0" w:before="0" w:line="240" w:lineRule="auto"/>
       </w:pPr>
       <w:rPr>
+        <w:rFonts w:eastAsia="黑体"/>
         <w:b/>
         <w:bCs/>
         <w:color w:themeColor="background1" w:val="FFFFFF"/>
@@ -7495,6 +7840,7 @@
         <w:spacing w:after="0" w:before="0" w:line="240" w:lineRule="auto"/>
       </w:pPr>
       <w:rPr>
+        <w:rFonts w:eastAsia="黑体"/>
         <w:color w:val="auto"/>
       </w:rPr>
       <w:tblPr/>
@@ -7512,6 +7858,7 @@
     </w:tblStylePr>
     <w:tblStylePr w:type="firstCol">
       <w:rPr>
+        <w:rFonts w:eastAsia="黑体"/>
         <w:b/>
         <w:bCs/>
         <w:color w:themeColor="background1" w:val="FFFFFF"/>
@@ -7531,6 +7878,7 @@
     </w:tblStylePr>
     <w:tblStylePr w:type="lastCol">
       <w:rPr>
+        <w:rFonts w:eastAsia="黑体"/>
         <w:b/>
         <w:bCs/>
         <w:color w:themeColor="background1" w:val="FFFFFF"/>
@@ -7579,6 +7927,7 @@
     </w:tblStylePr>
     <w:tblStylePr w:type="nwCell">
       <w:rPr>
+        <w:rFonts w:eastAsia="黑体"/>
         <w:color w:themeColor="background1" w:val="FFFFFF"/>
       </w:rPr>
       <w:tblPr/>
@@ -7622,6 +7971,7 @@
         <w:spacing w:after="0" w:before="0" w:line="240" w:lineRule="auto"/>
       </w:pPr>
       <w:rPr>
+        <w:rFonts w:eastAsia="黑体"/>
         <w:b/>
         <w:bCs/>
         <w:color w:themeColor="background1" w:val="FFFFFF"/>
@@ -7644,6 +7994,7 @@
         <w:spacing w:after="0" w:before="0" w:line="240" w:lineRule="auto"/>
       </w:pPr>
       <w:rPr>
+        <w:rFonts w:eastAsia="黑体"/>
         <w:color w:val="auto"/>
       </w:rPr>
       <w:tblPr/>
@@ -7661,6 +8012,7 @@
     </w:tblStylePr>
     <w:tblStylePr w:type="firstCol">
       <w:rPr>
+        <w:rFonts w:eastAsia="黑体"/>
         <w:b/>
         <w:bCs/>
         <w:color w:themeColor="background1" w:val="FFFFFF"/>
@@ -7680,6 +8032,7 @@
     </w:tblStylePr>
     <w:tblStylePr w:type="lastCol">
       <w:rPr>
+        <w:rFonts w:eastAsia="黑体"/>
         <w:b/>
         <w:bCs/>
         <w:color w:themeColor="background1" w:val="FFFFFF"/>
@@ -7728,6 +8081,7 @@
     </w:tblStylePr>
     <w:tblStylePr w:type="nwCell">
       <w:rPr>
+        <w:rFonts w:eastAsia="黑体"/>
         <w:color w:themeColor="background1" w:val="FFFFFF"/>
       </w:rPr>
       <w:tblPr/>
@@ -7771,6 +8125,7 @@
         <w:spacing w:after="0" w:before="0" w:line="240" w:lineRule="auto"/>
       </w:pPr>
       <w:rPr>
+        <w:rFonts w:eastAsia="黑体"/>
         <w:b/>
         <w:bCs/>
         <w:color w:themeColor="background1" w:val="FFFFFF"/>
@@ -7793,6 +8148,7 @@
         <w:spacing w:after="0" w:before="0" w:line="240" w:lineRule="auto"/>
       </w:pPr>
       <w:rPr>
+        <w:rFonts w:eastAsia="黑体"/>
         <w:color w:val="auto"/>
       </w:rPr>
       <w:tblPr/>
@@ -7810,6 +8166,7 @@
     </w:tblStylePr>
     <w:tblStylePr w:type="firstCol">
       <w:rPr>
+        <w:rFonts w:eastAsia="黑体"/>
         <w:b/>
         <w:bCs/>
         <w:color w:themeColor="background1" w:val="FFFFFF"/>
@@ -7829,6 +8186,7 @@
     </w:tblStylePr>
     <w:tblStylePr w:type="lastCol">
       <w:rPr>
+        <w:rFonts w:eastAsia="黑体"/>
         <w:b/>
         <w:bCs/>
         <w:color w:themeColor="background1" w:val="FFFFFF"/>
@@ -7877,6 +8235,7 @@
     </w:tblStylePr>
     <w:tblStylePr w:type="nwCell">
       <w:rPr>
+        <w:rFonts w:eastAsia="黑体"/>
         <w:color w:themeColor="background1" w:val="FFFFFF"/>
       </w:rPr>
       <w:tblPr/>
@@ -7920,6 +8279,7 @@
         <w:spacing w:after="0" w:before="0" w:line="240" w:lineRule="auto"/>
       </w:pPr>
       <w:rPr>
+        <w:rFonts w:eastAsia="黑体"/>
         <w:b/>
         <w:bCs/>
         <w:color w:themeColor="background1" w:val="FFFFFF"/>
@@ -7942,6 +8302,7 @@
         <w:spacing w:after="0" w:before="0" w:line="240" w:lineRule="auto"/>
       </w:pPr>
       <w:rPr>
+        <w:rFonts w:eastAsia="黑体"/>
         <w:color w:val="auto"/>
       </w:rPr>
       <w:tblPr/>
@@ -7959,6 +8320,7 @@
     </w:tblStylePr>
     <w:tblStylePr w:type="firstCol">
       <w:rPr>
+        <w:rFonts w:eastAsia="黑体"/>
         <w:b/>
         <w:bCs/>
         <w:color w:themeColor="background1" w:val="FFFFFF"/>
@@ -7978,6 +8340,7 @@
     </w:tblStylePr>
     <w:tblStylePr w:type="lastCol">
       <w:rPr>
+        <w:rFonts w:eastAsia="黑体"/>
         <w:b/>
         <w:bCs/>
         <w:color w:themeColor="background1" w:val="FFFFFF"/>
@@ -8026,6 +8389,7 @@
     </w:tblStylePr>
     <w:tblStylePr w:type="nwCell">
       <w:rPr>
+        <w:rFonts w:eastAsia="黑体"/>
         <w:color w:themeColor="background1" w:val="FFFFFF"/>
       </w:rPr>
       <w:tblPr/>
@@ -8069,6 +8433,7 @@
         <w:spacing w:after="0" w:before="0" w:line="240" w:lineRule="auto"/>
       </w:pPr>
       <w:rPr>
+        <w:rFonts w:eastAsia="黑体"/>
         <w:b/>
         <w:bCs/>
         <w:color w:themeColor="background1" w:val="FFFFFF"/>
@@ -8091,6 +8456,7 @@
         <w:spacing w:after="0" w:before="0" w:line="240" w:lineRule="auto"/>
       </w:pPr>
       <w:rPr>
+        <w:rFonts w:eastAsia="黑体"/>
         <w:color w:val="auto"/>
       </w:rPr>
       <w:tblPr/>
@@ -8108,6 +8474,7 @@
     </w:tblStylePr>
     <w:tblStylePr w:type="firstCol">
       <w:rPr>
+        <w:rFonts w:eastAsia="黑体"/>
         <w:b/>
         <w:bCs/>
         <w:color w:themeColor="background1" w:val="FFFFFF"/>
@@ -8127,6 +8494,7 @@
     </w:tblStylePr>
     <w:tblStylePr w:type="lastCol">
       <w:rPr>
+        <w:rFonts w:eastAsia="黑体"/>
         <w:b/>
         <w:bCs/>
         <w:color w:themeColor="background1" w:val="FFFFFF"/>
@@ -8175,6 +8543,7 @@
     </w:tblStylePr>
     <w:tblStylePr w:type="nwCell">
       <w:rPr>
+        <w:rFonts w:eastAsia="黑体"/>
         <w:color w:themeColor="background1" w:val="FFFFFF"/>
       </w:rPr>
       <w:tblPr/>
@@ -8199,6 +8568,7 @@
       <w:spacing w:after="0" w:line="240" w:lineRule="auto"/>
     </w:pPr>
     <w:rPr>
+      <w:rFonts w:eastAsia="黑体"/>
       <w:color w:themeColor="text1" w:val="000000"/>
     </w:rPr>
     <w:tblPr>
@@ -8218,7 +8588,7 @@
     </w:tblPr>
     <w:tblStylePr w:type="firstRow">
       <w:rPr>
-        <w:rFonts w:asciiTheme="majorHAnsi" w:cstheme="majorBidi" w:eastAsiaTheme="majorEastAsia" w:hAnsiTheme="majorHAnsi"/>
+        <w:rFonts w:asciiTheme="majorHAnsi" w:cstheme="majorBidi" w:hAnsiTheme="majorHAnsi" w:eastAsia="黑体"/>
       </w:rPr>
       <w:tblPr/>
       <w:tcPr>
@@ -8230,6 +8600,7 @@
     </w:tblStylePr>
     <w:tblStylePr w:type="lastRow">
       <w:rPr>
+        <w:rFonts w:eastAsia="黑体"/>
         <w:b/>
         <w:bCs/>
         <w:color w:themeColor="text2" w:val="1F497D"/>
@@ -8244,12 +8615,14 @@
     </w:tblStylePr>
     <w:tblStylePr w:type="firstCol">
       <w:rPr>
+        <w:rFonts w:eastAsia="黑体"/>
         <w:b/>
         <w:bCs/>
       </w:rPr>
     </w:tblStylePr>
     <w:tblStylePr w:type="lastCol">
       <w:rPr>
+        <w:rFonts w:eastAsia="黑体"/>
         <w:b/>
         <w:bCs/>
       </w:rPr>
@@ -8283,6 +8656,7 @@
       <w:spacing w:after="0" w:line="240" w:lineRule="auto"/>
     </w:pPr>
     <w:rPr>
+      <w:rFonts w:eastAsia="黑体"/>
       <w:color w:themeColor="text1" w:val="000000"/>
     </w:rPr>
     <w:tblPr>
@@ -8302,7 +8676,7 @@
     </w:tblPr>
     <w:tblStylePr w:type="firstRow">
       <w:rPr>
-        <w:rFonts w:asciiTheme="majorHAnsi" w:cstheme="majorBidi" w:eastAsiaTheme="majorEastAsia" w:hAnsiTheme="majorHAnsi"/>
+        <w:rFonts w:asciiTheme="majorHAnsi" w:cstheme="majorBidi" w:hAnsiTheme="majorHAnsi" w:eastAsia="黑体"/>
       </w:rPr>
       <w:tblPr/>
       <w:tcPr>
@@ -8314,6 +8688,7 @@
     </w:tblStylePr>
     <w:tblStylePr w:type="lastRow">
       <w:rPr>
+        <w:rFonts w:eastAsia="黑体"/>
         <w:b/>
         <w:bCs/>
         <w:color w:themeColor="text2" w:val="1F497D"/>
@@ -8328,12 +8703,14 @@
     </w:tblStylePr>
     <w:tblStylePr w:type="firstCol">
       <w:rPr>
+        <w:rFonts w:eastAsia="黑体"/>
         <w:b/>
         <w:bCs/>
       </w:rPr>
     </w:tblStylePr>
     <w:tblStylePr w:type="lastCol">
       <w:rPr>
+        <w:rFonts w:eastAsia="黑体"/>
         <w:b/>
         <w:bCs/>
       </w:rPr>
@@ -8367,6 +8744,7 @@
       <w:spacing w:after="0" w:line="240" w:lineRule="auto"/>
     </w:pPr>
     <w:rPr>
+      <w:rFonts w:eastAsia="黑体"/>
       <w:color w:themeColor="text1" w:val="000000"/>
     </w:rPr>
     <w:tblPr>
@@ -8386,7 +8764,7 @@
     </w:tblPr>
     <w:tblStylePr w:type="firstRow">
       <w:rPr>
-        <w:rFonts w:asciiTheme="majorHAnsi" w:cstheme="majorBidi" w:eastAsiaTheme="majorEastAsia" w:hAnsiTheme="majorHAnsi"/>
+        <w:rFonts w:asciiTheme="majorHAnsi" w:cstheme="majorBidi" w:hAnsiTheme="majorHAnsi" w:eastAsia="黑体"/>
       </w:rPr>
       <w:tblPr/>
       <w:tcPr>
@@ -8398,6 +8776,7 @@
     </w:tblStylePr>
     <w:tblStylePr w:type="lastRow">
       <w:rPr>
+        <w:rFonts w:eastAsia="黑体"/>
         <w:b/>
         <w:bCs/>
         <w:color w:themeColor="text2" w:val="1F497D"/>
@@ -8412,12 +8791,14 @@
     </w:tblStylePr>
     <w:tblStylePr w:type="firstCol">
       <w:rPr>
+        <w:rFonts w:eastAsia="黑体"/>
         <w:b/>
         <w:bCs/>
       </w:rPr>
     </w:tblStylePr>
     <w:tblStylePr w:type="lastCol">
       <w:rPr>
+        <w:rFonts w:eastAsia="黑体"/>
         <w:b/>
         <w:bCs/>
       </w:rPr>
@@ -8451,6 +8832,7 @@
       <w:spacing w:after="0" w:line="240" w:lineRule="auto"/>
     </w:pPr>
     <w:rPr>
+      <w:rFonts w:eastAsia="黑体"/>
       <w:color w:themeColor="text1" w:val="000000"/>
     </w:rPr>
     <w:tblPr>
@@ -8470,7 +8852,7 @@
     </w:tblPr>
     <w:tblStylePr w:type="firstRow">
       <w:rPr>
-        <w:rFonts w:asciiTheme="majorHAnsi" w:cstheme="majorBidi" w:eastAsiaTheme="majorEastAsia" w:hAnsiTheme="majorHAnsi"/>
+        <w:rFonts w:asciiTheme="majorHAnsi" w:cstheme="majorBidi" w:hAnsiTheme="majorHAnsi" w:eastAsia="黑体"/>
       </w:rPr>
       <w:tblPr/>
       <w:tcPr>
@@ -8482,6 +8864,7 @@
     </w:tblStylePr>
     <w:tblStylePr w:type="lastRow">
       <w:rPr>
+        <w:rFonts w:eastAsia="黑体"/>
         <w:b/>
         <w:bCs/>
         <w:color w:themeColor="text2" w:val="1F497D"/>
@@ -8496,12 +8879,14 @@
     </w:tblStylePr>
     <w:tblStylePr w:type="firstCol">
       <w:rPr>
+        <w:rFonts w:eastAsia="黑体"/>
         <w:b/>
         <w:bCs/>
       </w:rPr>
     </w:tblStylePr>
     <w:tblStylePr w:type="lastCol">
       <w:rPr>
+        <w:rFonts w:eastAsia="黑体"/>
         <w:b/>
         <w:bCs/>
       </w:rPr>
@@ -8535,6 +8920,7 @@
       <w:spacing w:after="0" w:line="240" w:lineRule="auto"/>
     </w:pPr>
     <w:rPr>
+      <w:rFonts w:eastAsia="黑体"/>
       <w:color w:themeColor="text1" w:val="000000"/>
     </w:rPr>
     <w:tblPr>
@@ -8554,7 +8940,7 @@
     </w:tblPr>
     <w:tblStylePr w:type="firstRow">
       <w:rPr>
-        <w:rFonts w:asciiTheme="majorHAnsi" w:cstheme="majorBidi" w:eastAsiaTheme="majorEastAsia" w:hAnsiTheme="majorHAnsi"/>
+        <w:rFonts w:asciiTheme="majorHAnsi" w:cstheme="majorBidi" w:hAnsiTheme="majorHAnsi" w:eastAsia="黑体"/>
       </w:rPr>
       <w:tblPr/>
       <w:tcPr>
@@ -8566,6 +8952,7 @@
     </w:tblStylePr>
     <w:tblStylePr w:type="lastRow">
       <w:rPr>
+        <w:rFonts w:eastAsia="黑体"/>
         <w:b/>
         <w:bCs/>
         <w:color w:themeColor="text2" w:val="1F497D"/>
@@ -8580,12 +8967,14 @@
     </w:tblStylePr>
     <w:tblStylePr w:type="firstCol">
       <w:rPr>
+        <w:rFonts w:eastAsia="黑体"/>
         <w:b/>
         <w:bCs/>
       </w:rPr>
     </w:tblStylePr>
     <w:tblStylePr w:type="lastCol">
       <w:rPr>
+        <w:rFonts w:eastAsia="黑体"/>
         <w:b/>
         <w:bCs/>
       </w:rPr>
@@ -8619,6 +9008,7 @@
       <w:spacing w:after="0" w:line="240" w:lineRule="auto"/>
     </w:pPr>
     <w:rPr>
+      <w:rFonts w:eastAsia="黑体"/>
       <w:color w:themeColor="text1" w:val="000000"/>
     </w:rPr>
     <w:tblPr>
@@ -8638,7 +9028,7 @@
     </w:tblPr>
     <w:tblStylePr w:type="firstRow">
       <w:rPr>
-        <w:rFonts w:asciiTheme="majorHAnsi" w:cstheme="majorBidi" w:eastAsiaTheme="majorEastAsia" w:hAnsiTheme="majorHAnsi"/>
+        <w:rFonts w:asciiTheme="majorHAnsi" w:cstheme="majorBidi" w:hAnsiTheme="majorHAnsi" w:eastAsia="黑体"/>
       </w:rPr>
       <w:tblPr/>
       <w:tcPr>
@@ -8650,6 +9040,7 @@
     </w:tblStylePr>
     <w:tblStylePr w:type="lastRow">
       <w:rPr>
+        <w:rFonts w:eastAsia="黑体"/>
         <w:b/>
         <w:bCs/>
         <w:color w:themeColor="text2" w:val="1F497D"/>
@@ -8664,12 +9055,14 @@
     </w:tblStylePr>
     <w:tblStylePr w:type="firstCol">
       <w:rPr>
+        <w:rFonts w:eastAsia="黑体"/>
         <w:b/>
         <w:bCs/>
       </w:rPr>
     </w:tblStylePr>
     <w:tblStylePr w:type="lastCol">
       <w:rPr>
+        <w:rFonts w:eastAsia="黑体"/>
         <w:b/>
         <w:bCs/>
       </w:rPr>
@@ -8703,6 +9096,7 @@
       <w:spacing w:after="0" w:line="240" w:lineRule="auto"/>
     </w:pPr>
     <w:rPr>
+      <w:rFonts w:eastAsia="黑体"/>
       <w:color w:themeColor="text1" w:val="000000"/>
     </w:rPr>
     <w:tblPr>
@@ -8722,7 +9116,7 @@
     </w:tblPr>
     <w:tblStylePr w:type="firstRow">
       <w:rPr>
-        <w:rFonts w:asciiTheme="majorHAnsi" w:cstheme="majorBidi" w:eastAsiaTheme="majorEastAsia" w:hAnsiTheme="majorHAnsi"/>
+        <w:rFonts w:asciiTheme="majorHAnsi" w:cstheme="majorBidi" w:hAnsiTheme="majorHAnsi" w:eastAsia="黑体"/>
       </w:rPr>
       <w:tblPr/>
       <w:tcPr>
@@ -8734,6 +9128,7 @@
     </w:tblStylePr>
     <w:tblStylePr w:type="lastRow">
       <w:rPr>
+        <w:rFonts w:eastAsia="黑体"/>
         <w:b/>
         <w:bCs/>
         <w:color w:themeColor="text2" w:val="1F497D"/>
@@ -8748,12 +9143,14 @@
     </w:tblStylePr>
     <w:tblStylePr w:type="firstCol">
       <w:rPr>
+        <w:rFonts w:eastAsia="黑体"/>
         <w:b/>
         <w:bCs/>
       </w:rPr>
     </w:tblStylePr>
     <w:tblStylePr w:type="lastCol">
       <w:rPr>
+        <w:rFonts w:eastAsia="黑体"/>
         <w:b/>
         <w:bCs/>
       </w:rPr>
@@ -8787,7 +9184,7 @@
       <w:spacing w:after="0" w:line="240" w:lineRule="auto"/>
     </w:pPr>
     <w:rPr>
-      <w:rFonts w:asciiTheme="majorHAnsi" w:cstheme="majorBidi" w:eastAsiaTheme="majorEastAsia" w:hAnsiTheme="majorHAnsi"/>
+      <w:rFonts w:asciiTheme="majorHAnsi" w:cstheme="majorBidi" w:hAnsiTheme="majorHAnsi" w:eastAsia="黑体"/>
       <w:color w:themeColor="text1" w:val="000000"/>
     </w:rPr>
     <w:tblPr>
@@ -8809,6 +9206,7 @@
     </w:tblPr>
     <w:tblStylePr w:type="firstRow">
       <w:rPr>
+        <w:rFonts w:eastAsia="黑体"/>
         <w:sz w:val="24"/>
         <w:szCs w:val="24"/>
       </w:rPr>
@@ -8915,7 +9313,7 @@
       <w:spacing w:after="0" w:line="240" w:lineRule="auto"/>
     </w:pPr>
     <w:rPr>
-      <w:rFonts w:asciiTheme="majorHAnsi" w:cstheme="majorBidi" w:eastAsiaTheme="majorEastAsia" w:hAnsiTheme="majorHAnsi"/>
+      <w:rFonts w:asciiTheme="majorHAnsi" w:cstheme="majorBidi" w:hAnsiTheme="majorHAnsi" w:eastAsia="黑体"/>
       <w:color w:themeColor="text1" w:val="000000"/>
     </w:rPr>
     <w:tblPr>
@@ -8937,6 +9335,7 @@
     </w:tblPr>
     <w:tblStylePr w:type="firstRow">
       <w:rPr>
+        <w:rFonts w:eastAsia="黑体"/>
         <w:sz w:val="24"/>
         <w:szCs w:val="24"/>
       </w:rPr>
@@ -9043,7 +9442,7 @@
       <w:spacing w:after="0" w:line="240" w:lineRule="auto"/>
     </w:pPr>
     <w:rPr>
-      <w:rFonts w:asciiTheme="majorHAnsi" w:cstheme="majorBidi" w:eastAsiaTheme="majorEastAsia" w:hAnsiTheme="majorHAnsi"/>
+      <w:rFonts w:asciiTheme="majorHAnsi" w:cstheme="majorBidi" w:hAnsiTheme="majorHAnsi" w:eastAsia="黑体"/>
       <w:color w:themeColor="text1" w:val="000000"/>
     </w:rPr>
     <w:tblPr>
@@ -9065,6 +9464,7 @@
     </w:tblPr>
     <w:tblStylePr w:type="firstRow">
       <w:rPr>
+        <w:rFonts w:eastAsia="黑体"/>
         <w:sz w:val="24"/>
         <w:szCs w:val="24"/>
       </w:rPr>
@@ -9171,7 +9571,7 @@
       <w:spacing w:after="0" w:line="240" w:lineRule="auto"/>
     </w:pPr>
     <w:rPr>
-      <w:rFonts w:asciiTheme="majorHAnsi" w:cstheme="majorBidi" w:eastAsiaTheme="majorEastAsia" w:hAnsiTheme="majorHAnsi"/>
+      <w:rFonts w:asciiTheme="majorHAnsi" w:cstheme="majorBidi" w:hAnsiTheme="majorHAnsi" w:eastAsia="黑体"/>
       <w:color w:themeColor="text1" w:val="000000"/>
     </w:rPr>
     <w:tblPr>
@@ -9193,6 +9593,7 @@
     </w:tblPr>
     <w:tblStylePr w:type="firstRow">
       <w:rPr>
+        <w:rFonts w:eastAsia="黑体"/>
         <w:sz w:val="24"/>
         <w:szCs w:val="24"/>
       </w:rPr>
@@ -9299,7 +9700,7 @@
       <w:spacing w:after="0" w:line="240" w:lineRule="auto"/>
     </w:pPr>
     <w:rPr>
-      <w:rFonts w:asciiTheme="majorHAnsi" w:cstheme="majorBidi" w:eastAsiaTheme="majorEastAsia" w:hAnsiTheme="majorHAnsi"/>
+      <w:rFonts w:asciiTheme="majorHAnsi" w:cstheme="majorBidi" w:hAnsiTheme="majorHAnsi" w:eastAsia="黑体"/>
       <w:color w:themeColor="text1" w:val="000000"/>
     </w:rPr>
     <w:tblPr>
@@ -9321,6 +9722,7 @@
     </w:tblPr>
     <w:tblStylePr w:type="firstRow">
       <w:rPr>
+        <w:rFonts w:eastAsia="黑体"/>
         <w:sz w:val="24"/>
         <w:szCs w:val="24"/>
       </w:rPr>
@@ -9427,7 +9829,7 @@
       <w:spacing w:after="0" w:line="240" w:lineRule="auto"/>
     </w:pPr>
     <w:rPr>
-      <w:rFonts w:asciiTheme="majorHAnsi" w:cstheme="majorBidi" w:eastAsiaTheme="majorEastAsia" w:hAnsiTheme="majorHAnsi"/>
+      <w:rFonts w:asciiTheme="majorHAnsi" w:cstheme="majorBidi" w:hAnsiTheme="majorHAnsi" w:eastAsia="黑体"/>
       <w:color w:themeColor="text1" w:val="000000"/>
     </w:rPr>
     <w:tblPr>
@@ -9449,6 +9851,7 @@
     </w:tblPr>
     <w:tblStylePr w:type="firstRow">
       <w:rPr>
+        <w:rFonts w:eastAsia="黑体"/>
         <w:sz w:val="24"/>
         <w:szCs w:val="24"/>
       </w:rPr>
@@ -9555,7 +9958,7 @@
       <w:spacing w:after="0" w:line="240" w:lineRule="auto"/>
     </w:pPr>
     <w:rPr>
-      <w:rFonts w:asciiTheme="majorHAnsi" w:cstheme="majorBidi" w:eastAsiaTheme="majorEastAsia" w:hAnsiTheme="majorHAnsi"/>
+      <w:rFonts w:asciiTheme="majorHAnsi" w:cstheme="majorBidi" w:hAnsiTheme="majorHAnsi" w:eastAsia="黑体"/>
       <w:color w:themeColor="text1" w:val="000000"/>
     </w:rPr>
     <w:tblPr>
@@ -9577,6 +9980,7 @@
     </w:tblPr>
     <w:tblStylePr w:type="firstRow">
       <w:rPr>
+        <w:rFonts w:eastAsia="黑体"/>
         <w:sz w:val="24"/>
         <w:szCs w:val="24"/>
       </w:rPr>
@@ -9706,12 +10110,14 @@
     </w:tcPr>
     <w:tblStylePr w:type="firstRow">
       <w:rPr>
+        <w:rFonts w:eastAsia="黑体"/>
         <w:b/>
         <w:bCs/>
       </w:rPr>
     </w:tblStylePr>
     <w:tblStylePr w:type="lastRow">
       <w:rPr>
+        <w:rFonts w:eastAsia="黑体"/>
         <w:b/>
         <w:bCs/>
       </w:rPr>
@@ -9724,12 +10130,14 @@
     </w:tblStylePr>
     <w:tblStylePr w:type="firstCol">
       <w:rPr>
+        <w:rFonts w:eastAsia="黑体"/>
         <w:b/>
         <w:bCs/>
       </w:rPr>
     </w:tblStylePr>
     <w:tblStylePr w:type="lastCol">
       <w:rPr>
+        <w:rFonts w:eastAsia="黑体"/>
         <w:b/>
         <w:bCs/>
       </w:rPr>
@@ -9779,12 +10187,14 @@
     </w:tcPr>
     <w:tblStylePr w:type="firstRow">
       <w:rPr>
+        <w:rFonts w:eastAsia="黑体"/>
         <w:b/>
         <w:bCs/>
       </w:rPr>
     </w:tblStylePr>
     <w:tblStylePr w:type="lastRow">
       <w:rPr>
+        <w:rFonts w:eastAsia="黑体"/>
         <w:b/>
         <w:bCs/>
       </w:rPr>
@@ -9797,12 +10207,14 @@
     </w:tblStylePr>
     <w:tblStylePr w:type="firstCol">
       <w:rPr>
+        <w:rFonts w:eastAsia="黑体"/>
         <w:b/>
         <w:bCs/>
       </w:rPr>
     </w:tblStylePr>
     <w:tblStylePr w:type="lastCol">
       <w:rPr>
+        <w:rFonts w:eastAsia="黑体"/>
         <w:b/>
         <w:bCs/>
       </w:rPr>
@@ -9852,12 +10264,14 @@
     </w:tcPr>
     <w:tblStylePr w:type="firstRow">
       <w:rPr>
+        <w:rFonts w:eastAsia="黑体"/>
         <w:b/>
         <w:bCs/>
       </w:rPr>
     </w:tblStylePr>
     <w:tblStylePr w:type="lastRow">
       <w:rPr>
+        <w:rFonts w:eastAsia="黑体"/>
         <w:b/>
         <w:bCs/>
       </w:rPr>
@@ -9870,12 +10284,14 @@
     </w:tblStylePr>
     <w:tblStylePr w:type="firstCol">
       <w:rPr>
+        <w:rFonts w:eastAsia="黑体"/>
         <w:b/>
         <w:bCs/>
       </w:rPr>
     </w:tblStylePr>
     <w:tblStylePr w:type="lastCol">
       <w:rPr>
+        <w:rFonts w:eastAsia="黑体"/>
         <w:b/>
         <w:bCs/>
       </w:rPr>
@@ -9925,12 +10341,14 @@
     </w:tcPr>
     <w:tblStylePr w:type="firstRow">
       <w:rPr>
+        <w:rFonts w:eastAsia="黑体"/>
         <w:b/>
         <w:bCs/>
       </w:rPr>
     </w:tblStylePr>
     <w:tblStylePr w:type="lastRow">
       <w:rPr>
+        <w:rFonts w:eastAsia="黑体"/>
         <w:b/>
         <w:bCs/>
       </w:rPr>
@@ -9943,12 +10361,14 @@
     </w:tblStylePr>
     <w:tblStylePr w:type="firstCol">
       <w:rPr>
+        <w:rFonts w:eastAsia="黑体"/>
         <w:b/>
         <w:bCs/>
       </w:rPr>
     </w:tblStylePr>
     <w:tblStylePr w:type="lastCol">
       <w:rPr>
+        <w:rFonts w:eastAsia="黑体"/>
         <w:b/>
         <w:bCs/>
       </w:rPr>
@@ -9998,12 +10418,14 @@
     </w:tcPr>
     <w:tblStylePr w:type="firstRow">
       <w:rPr>
+        <w:rFonts w:eastAsia="黑体"/>
         <w:b/>
         <w:bCs/>
       </w:rPr>
     </w:tblStylePr>
     <w:tblStylePr w:type="lastRow">
       <w:rPr>
+        <w:rFonts w:eastAsia="黑体"/>
         <w:b/>
         <w:bCs/>
       </w:rPr>
@@ -10016,12 +10438,14 @@
     </w:tblStylePr>
     <w:tblStylePr w:type="firstCol">
       <w:rPr>
+        <w:rFonts w:eastAsia="黑体"/>
         <w:b/>
         <w:bCs/>
       </w:rPr>
     </w:tblStylePr>
     <w:tblStylePr w:type="lastCol">
       <w:rPr>
+        <w:rFonts w:eastAsia="黑体"/>
         <w:b/>
         <w:bCs/>
       </w:rPr>
@@ -10071,12 +10495,14 @@
     </w:tcPr>
     <w:tblStylePr w:type="firstRow">
       <w:rPr>
+        <w:rFonts w:eastAsia="黑体"/>
         <w:b/>
         <w:bCs/>
       </w:rPr>
     </w:tblStylePr>
     <w:tblStylePr w:type="lastRow">
       <w:rPr>
+        <w:rFonts w:eastAsia="黑体"/>
         <w:b/>
         <w:bCs/>
       </w:rPr>
@@ -10089,12 +10515,14 @@
     </w:tblStylePr>
     <w:tblStylePr w:type="firstCol">
       <w:rPr>
+        <w:rFonts w:eastAsia="黑体"/>
         <w:b/>
         <w:bCs/>
       </w:rPr>
     </w:tblStylePr>
     <w:tblStylePr w:type="lastCol">
       <w:rPr>
+        <w:rFonts w:eastAsia="黑体"/>
         <w:b/>
         <w:bCs/>
       </w:rPr>
@@ -10144,12 +10572,14 @@
     </w:tcPr>
     <w:tblStylePr w:type="firstRow">
       <w:rPr>
+        <w:rFonts w:eastAsia="黑体"/>
         <w:b/>
         <w:bCs/>
       </w:rPr>
     </w:tblStylePr>
     <w:tblStylePr w:type="lastRow">
       <w:rPr>
+        <w:rFonts w:eastAsia="黑体"/>
         <w:b/>
         <w:bCs/>
       </w:rPr>
@@ -10162,12 +10592,14 @@
     </w:tblStylePr>
     <w:tblStylePr w:type="firstCol">
       <w:rPr>
+        <w:rFonts w:eastAsia="黑体"/>
         <w:b/>
         <w:bCs/>
       </w:rPr>
     </w:tblStylePr>
     <w:tblStylePr w:type="lastCol">
       <w:rPr>
+        <w:rFonts w:eastAsia="黑体"/>
         <w:b/>
         <w:bCs/>
       </w:rPr>
@@ -10194,7 +10626,7 @@
       <w:spacing w:after="0" w:line="240" w:lineRule="auto"/>
     </w:pPr>
     <w:rPr>
-      <w:rFonts w:asciiTheme="majorHAnsi" w:cstheme="majorBidi" w:eastAsiaTheme="majorEastAsia" w:hAnsiTheme="majorHAnsi"/>
+      <w:rFonts w:asciiTheme="majorHAnsi" w:cstheme="majorBidi" w:hAnsiTheme="majorHAnsi" w:eastAsia="黑体"/>
       <w:color w:themeColor="text1" w:val="000000"/>
     </w:rPr>
     <w:tblPr>
@@ -10221,6 +10653,7 @@
     </w:tcPr>
     <w:tblStylePr w:type="firstRow">
       <w:rPr>
+        <w:rFonts w:eastAsia="黑体"/>
         <w:b/>
         <w:bCs/>
         <w:color w:themeColor="text1" w:val="000000"/>
@@ -10232,6 +10665,7 @@
     </w:tblStylePr>
     <w:tblStylePr w:type="lastRow">
       <w:rPr>
+        <w:rFonts w:eastAsia="黑体"/>
         <w:b/>
         <w:bCs/>
         <w:color w:themeColor="text1" w:val="000000"/>
@@ -10251,6 +10685,7 @@
     </w:tblStylePr>
     <w:tblStylePr w:type="firstCol">
       <w:rPr>
+        <w:rFonts w:eastAsia="黑体"/>
         <w:b/>
         <w:bCs/>
         <w:color w:themeColor="text1" w:val="000000"/>
@@ -10270,6 +10705,7 @@
     </w:tblStylePr>
     <w:tblStylePr w:type="lastCol">
       <w:rPr>
+        <w:rFonts w:eastAsia="黑体"/>
         <w:b w:val="0"/>
         <w:bCs w:val="0"/>
         <w:color w:themeColor="text1" w:val="000000"/>
@@ -10319,7 +10755,7 @@
       <w:spacing w:after="0" w:line="240" w:lineRule="auto"/>
     </w:pPr>
     <w:rPr>
-      <w:rFonts w:asciiTheme="majorHAnsi" w:cstheme="majorBidi" w:eastAsiaTheme="majorEastAsia" w:hAnsiTheme="majorHAnsi"/>
+      <w:rFonts w:asciiTheme="majorHAnsi" w:cstheme="majorBidi" w:hAnsiTheme="majorHAnsi" w:eastAsia="黑体"/>
       <w:color w:themeColor="text1" w:val="000000"/>
     </w:rPr>
     <w:tblPr>
@@ -10346,6 +10782,7 @@
     </w:tcPr>
     <w:tblStylePr w:type="firstRow">
       <w:rPr>
+        <w:rFonts w:eastAsia="黑体"/>
         <w:b/>
         <w:bCs/>
         <w:color w:themeColor="text1" w:val="000000"/>
@@ -10357,6 +10794,7 @@
     </w:tblStylePr>
     <w:tblStylePr w:type="lastRow">
       <w:rPr>
+        <w:rFonts w:eastAsia="黑体"/>
         <w:b/>
         <w:bCs/>
         <w:color w:themeColor="text1" w:val="000000"/>
@@ -10376,6 +10814,7 @@
     </w:tblStylePr>
     <w:tblStylePr w:type="firstCol">
       <w:rPr>
+        <w:rFonts w:eastAsia="黑体"/>
         <w:b/>
         <w:bCs/>
         <w:color w:themeColor="text1" w:val="000000"/>
@@ -10395,6 +10834,7 @@
     </w:tblStylePr>
     <w:tblStylePr w:type="lastCol">
       <w:rPr>
+        <w:rFonts w:eastAsia="黑体"/>
         <w:b w:val="0"/>
         <w:bCs w:val="0"/>
         <w:color w:themeColor="text1" w:val="000000"/>
@@ -10444,7 +10884,7 @@
       <w:spacing w:after="0" w:line="240" w:lineRule="auto"/>
     </w:pPr>
     <w:rPr>
-      <w:rFonts w:asciiTheme="majorHAnsi" w:cstheme="majorBidi" w:eastAsiaTheme="majorEastAsia" w:hAnsiTheme="majorHAnsi"/>
+      <w:rFonts w:asciiTheme="majorHAnsi" w:cstheme="majorBidi" w:hAnsiTheme="majorHAnsi" w:eastAsia="黑体"/>
       <w:color w:themeColor="text1" w:val="000000"/>
     </w:rPr>
     <w:tblPr>
@@ -10471,6 +10911,7 @@
     </w:tcPr>
     <w:tblStylePr w:type="firstRow">
       <w:rPr>
+        <w:rFonts w:eastAsia="黑体"/>
         <w:b/>
         <w:bCs/>
         <w:color w:themeColor="text1" w:val="000000"/>
@@ -10482,6 +10923,7 @@
     </w:tblStylePr>
     <w:tblStylePr w:type="lastRow">
       <w:rPr>
+        <w:rFonts w:eastAsia="黑体"/>
         <w:b/>
         <w:bCs/>
         <w:color w:themeColor="text1" w:val="000000"/>
@@ -10501,6 +10943,7 @@
     </w:tblStylePr>
     <w:tblStylePr w:type="firstCol">
       <w:rPr>
+        <w:rFonts w:eastAsia="黑体"/>
         <w:b/>
         <w:bCs/>
         <w:color w:themeColor="text1" w:val="000000"/>
@@ -10520,6 +10963,7 @@
     </w:tblStylePr>
     <w:tblStylePr w:type="lastCol">
       <w:rPr>
+        <w:rFonts w:eastAsia="黑体"/>
         <w:b w:val="0"/>
         <w:bCs w:val="0"/>
         <w:color w:themeColor="text1" w:val="000000"/>
@@ -10569,7 +11013,7 @@
       <w:spacing w:after="0" w:line="240" w:lineRule="auto"/>
     </w:pPr>
     <w:rPr>
-      <w:rFonts w:asciiTheme="majorHAnsi" w:cstheme="majorBidi" w:eastAsiaTheme="majorEastAsia" w:hAnsiTheme="majorHAnsi"/>
+      <w:rFonts w:asciiTheme="majorHAnsi" w:cstheme="majorBidi" w:hAnsiTheme="majorHAnsi" w:eastAsia="黑体"/>
       <w:color w:themeColor="text1" w:val="000000"/>
     </w:rPr>
     <w:tblPr>
@@ -10596,6 +11040,7 @@
     </w:tcPr>
     <w:tblStylePr w:type="firstRow">
       <w:rPr>
+        <w:rFonts w:eastAsia="黑体"/>
         <w:b/>
         <w:bCs/>
         <w:color w:themeColor="text1" w:val="000000"/>
@@ -10607,6 +11052,7 @@
     </w:tblStylePr>
     <w:tblStylePr w:type="lastRow">
       <w:rPr>
+        <w:rFonts w:eastAsia="黑体"/>
         <w:b/>
         <w:bCs/>
         <w:color w:themeColor="text1" w:val="000000"/>
@@ -10626,6 +11072,7 @@
     </w:tblStylePr>
     <w:tblStylePr w:type="firstCol">
       <w:rPr>
+        <w:rFonts w:eastAsia="黑体"/>
         <w:b/>
         <w:bCs/>
         <w:color w:themeColor="text1" w:val="000000"/>
@@ -10645,6 +11092,7 @@
     </w:tblStylePr>
     <w:tblStylePr w:type="lastCol">
       <w:rPr>
+        <w:rFonts w:eastAsia="黑体"/>
         <w:b w:val="0"/>
         <w:bCs w:val="0"/>
         <w:color w:themeColor="text1" w:val="000000"/>
@@ -10694,7 +11142,7 @@
       <w:spacing w:after="0" w:line="240" w:lineRule="auto"/>
     </w:pPr>
     <w:rPr>
-      <w:rFonts w:asciiTheme="majorHAnsi" w:cstheme="majorBidi" w:eastAsiaTheme="majorEastAsia" w:hAnsiTheme="majorHAnsi"/>
+      <w:rFonts w:asciiTheme="majorHAnsi" w:cstheme="majorBidi" w:hAnsiTheme="majorHAnsi" w:eastAsia="黑体"/>
       <w:color w:themeColor="text1" w:val="000000"/>
     </w:rPr>
     <w:tblPr>
@@ -10721,6 +11169,7 @@
     </w:tcPr>
     <w:tblStylePr w:type="firstRow">
       <w:rPr>
+        <w:rFonts w:eastAsia="黑体"/>
         <w:b/>
         <w:bCs/>
         <w:color w:themeColor="text1" w:val="000000"/>
@@ -10732,6 +11181,7 @@
     </w:tblStylePr>
     <w:tblStylePr w:type="lastRow">
       <w:rPr>
+        <w:rFonts w:eastAsia="黑体"/>
         <w:b/>
         <w:bCs/>
         <w:color w:themeColor="text1" w:val="000000"/>
@@ -10751,6 +11201,7 @@
     </w:tblStylePr>
     <w:tblStylePr w:type="firstCol">
       <w:rPr>
+        <w:rFonts w:eastAsia="黑体"/>
         <w:b/>
         <w:bCs/>
         <w:color w:themeColor="text1" w:val="000000"/>
@@ -10770,6 +11221,7 @@
     </w:tblStylePr>
     <w:tblStylePr w:type="lastCol">
       <w:rPr>
+        <w:rFonts w:eastAsia="黑体"/>
         <w:b w:val="0"/>
         <w:bCs w:val="0"/>
         <w:color w:themeColor="text1" w:val="000000"/>
@@ -10819,7 +11271,7 @@
       <w:spacing w:after="0" w:line="240" w:lineRule="auto"/>
     </w:pPr>
     <w:rPr>
-      <w:rFonts w:asciiTheme="majorHAnsi" w:cstheme="majorBidi" w:eastAsiaTheme="majorEastAsia" w:hAnsiTheme="majorHAnsi"/>
+      <w:rFonts w:asciiTheme="majorHAnsi" w:cstheme="majorBidi" w:hAnsiTheme="majorHAnsi" w:eastAsia="黑体"/>
       <w:color w:themeColor="text1" w:val="000000"/>
     </w:rPr>
     <w:tblPr>
@@ -10846,6 +11298,7 @@
     </w:tcPr>
     <w:tblStylePr w:type="firstRow">
       <w:rPr>
+        <w:rFonts w:eastAsia="黑体"/>
         <w:b/>
         <w:bCs/>
         <w:color w:themeColor="text1" w:val="000000"/>
@@ -10857,6 +11310,7 @@
     </w:tblStylePr>
     <w:tblStylePr w:type="lastRow">
       <w:rPr>
+        <w:rFonts w:eastAsia="黑体"/>
         <w:b/>
         <w:bCs/>
         <w:color w:themeColor="text1" w:val="000000"/>
@@ -10876,6 +11330,7 @@
     </w:tblStylePr>
     <w:tblStylePr w:type="firstCol">
       <w:rPr>
+        <w:rFonts w:eastAsia="黑体"/>
         <w:b/>
         <w:bCs/>
         <w:color w:themeColor="text1" w:val="000000"/>
@@ -10895,6 +11350,7 @@
     </w:tblStylePr>
     <w:tblStylePr w:type="lastCol">
       <w:rPr>
+        <w:rFonts w:eastAsia="黑体"/>
         <w:b w:val="0"/>
         <w:bCs w:val="0"/>
         <w:color w:themeColor="text1" w:val="000000"/>
@@ -10944,7 +11400,7 @@
       <w:spacing w:after="0" w:line="240" w:lineRule="auto"/>
     </w:pPr>
     <w:rPr>
-      <w:rFonts w:asciiTheme="majorHAnsi" w:cstheme="majorBidi" w:eastAsiaTheme="majorEastAsia" w:hAnsiTheme="majorHAnsi"/>
+      <w:rFonts w:asciiTheme="majorHAnsi" w:cstheme="majorBidi" w:hAnsiTheme="majorHAnsi" w:eastAsia="黑体"/>
       <w:color w:themeColor="text1" w:val="000000"/>
     </w:rPr>
     <w:tblPr>
@@ -10971,6 +11427,7 @@
     </w:tcPr>
     <w:tblStylePr w:type="firstRow">
       <w:rPr>
+        <w:rFonts w:eastAsia="黑体"/>
         <w:b/>
         <w:bCs/>
         <w:color w:themeColor="text1" w:val="000000"/>
@@ -10982,6 +11439,7 @@
     </w:tblStylePr>
     <w:tblStylePr w:type="lastRow">
       <w:rPr>
+        <w:rFonts w:eastAsia="黑体"/>
         <w:b/>
         <w:bCs/>
         <w:color w:themeColor="text1" w:val="000000"/>
@@ -11001,6 +11459,7 @@
     </w:tblStylePr>
     <w:tblStylePr w:type="firstCol">
       <w:rPr>
+        <w:rFonts w:eastAsia="黑体"/>
         <w:b/>
         <w:bCs/>
         <w:color w:themeColor="text1" w:val="000000"/>
@@ -11020,6 +11479,7 @@
     </w:tblStylePr>
     <w:tblStylePr w:type="lastCol">
       <w:rPr>
+        <w:rFonts w:eastAsia="黑体"/>
         <w:b w:val="0"/>
         <w:bCs w:val="0"/>
         <w:color w:themeColor="text1" w:val="000000"/>
@@ -11092,6 +11552,7 @@
     </w:tcPr>
     <w:tblStylePr w:type="firstRow">
       <w:rPr>
+        <w:rFonts w:eastAsia="黑体"/>
         <w:b/>
         <w:bCs/>
         <w:i w:val="0"/>
@@ -11113,6 +11574,7 @@
     </w:tblStylePr>
     <w:tblStylePr w:type="lastRow">
       <w:rPr>
+        <w:rFonts w:eastAsia="黑体"/>
         <w:b/>
         <w:bCs/>
         <w:i w:val="0"/>
@@ -11134,6 +11596,7 @@
     </w:tblStylePr>
     <w:tblStylePr w:type="firstCol">
       <w:rPr>
+        <w:rFonts w:eastAsia="黑体"/>
         <w:b/>
         <w:bCs/>
         <w:i w:val="0"/>
@@ -11153,6 +11616,7 @@
     </w:tblStylePr>
     <w:tblStylePr w:type="lastCol">
       <w:rPr>
+        <w:rFonts w:eastAsia="黑体"/>
         <w:b/>
         <w:bCs/>
         <w:i w:val="0"/>
@@ -11233,6 +11697,7 @@
     </w:tcPr>
     <w:tblStylePr w:type="firstRow">
       <w:rPr>
+        <w:rFonts w:eastAsia="黑体"/>
         <w:b/>
         <w:bCs/>
         <w:i w:val="0"/>
@@ -11254,6 +11719,7 @@
     </w:tblStylePr>
     <w:tblStylePr w:type="lastRow">
       <w:rPr>
+        <w:rFonts w:eastAsia="黑体"/>
         <w:b/>
         <w:bCs/>
         <w:i w:val="0"/>
@@ -11275,6 +11741,7 @@
     </w:tblStylePr>
     <w:tblStylePr w:type="firstCol">
       <w:rPr>
+        <w:rFonts w:eastAsia="黑体"/>
         <w:b/>
         <w:bCs/>
         <w:i w:val="0"/>
@@ -11294,6 +11761,7 @@
     </w:tblStylePr>
     <w:tblStylePr w:type="lastCol">
       <w:rPr>
+        <w:rFonts w:eastAsia="黑体"/>
         <w:b/>
         <w:bCs/>
         <w:i w:val="0"/>
@@ -11374,6 +11842,7 @@
     </w:tcPr>
     <w:tblStylePr w:type="firstRow">
       <w:rPr>
+        <w:rFonts w:eastAsia="黑体"/>
         <w:b/>
         <w:bCs/>
         <w:i w:val="0"/>
@@ -11395,6 +11864,7 @@
     </w:tblStylePr>
     <w:tblStylePr w:type="lastRow">
       <w:rPr>
+        <w:rFonts w:eastAsia="黑体"/>
         <w:b/>
         <w:bCs/>
         <w:i w:val="0"/>
@@ -11416,6 +11886,7 @@
     </w:tblStylePr>
     <w:tblStylePr w:type="firstCol">
       <w:rPr>
+        <w:rFonts w:eastAsia="黑体"/>
         <w:b/>
         <w:bCs/>
         <w:i w:val="0"/>
@@ -11435,6 +11906,7 @@
     </w:tblStylePr>
     <w:tblStylePr w:type="lastCol">
       <w:rPr>
+        <w:rFonts w:eastAsia="黑体"/>
         <w:b/>
         <w:bCs/>
         <w:i w:val="0"/>
@@ -11515,6 +11987,7 @@
     </w:tcPr>
     <w:tblStylePr w:type="firstRow">
       <w:rPr>
+        <w:rFonts w:eastAsia="黑体"/>
         <w:b/>
         <w:bCs/>
         <w:i w:val="0"/>
@@ -11536,6 +12009,7 @@
     </w:tblStylePr>
     <w:tblStylePr w:type="lastRow">
       <w:rPr>
+        <w:rFonts w:eastAsia="黑体"/>
         <w:b/>
         <w:bCs/>
         <w:i w:val="0"/>
@@ -11557,6 +12031,7 @@
     </w:tblStylePr>
     <w:tblStylePr w:type="firstCol">
       <w:rPr>
+        <w:rFonts w:eastAsia="黑体"/>
         <w:b/>
         <w:bCs/>
         <w:i w:val="0"/>
@@ -11576,6 +12051,7 @@
     </w:tblStylePr>
     <w:tblStylePr w:type="lastCol">
       <w:rPr>
+        <w:rFonts w:eastAsia="黑体"/>
         <w:b/>
         <w:bCs/>
         <w:i w:val="0"/>
@@ -11656,6 +12132,7 @@
     </w:tcPr>
     <w:tblStylePr w:type="firstRow">
       <w:rPr>
+        <w:rFonts w:eastAsia="黑体"/>
         <w:b/>
         <w:bCs/>
         <w:i w:val="0"/>
@@ -11677,6 +12154,7 @@
     </w:tblStylePr>
     <w:tblStylePr w:type="lastRow">
       <w:rPr>
+        <w:rFonts w:eastAsia="黑体"/>
         <w:b/>
         <w:bCs/>
         <w:i w:val="0"/>
@@ -11698,6 +12176,7 @@
     </w:tblStylePr>
     <w:tblStylePr w:type="firstCol">
       <w:rPr>
+        <w:rFonts w:eastAsia="黑体"/>
         <w:b/>
         <w:bCs/>
         <w:i w:val="0"/>
@@ -11717,6 +12196,7 @@
     </w:tblStylePr>
     <w:tblStylePr w:type="lastCol">
       <w:rPr>
+        <w:rFonts w:eastAsia="黑体"/>
         <w:b/>
         <w:bCs/>
         <w:i w:val="0"/>
@@ -11797,6 +12277,7 @@
     </w:tcPr>
     <w:tblStylePr w:type="firstRow">
       <w:rPr>
+        <w:rFonts w:eastAsia="黑体"/>
         <w:b/>
         <w:bCs/>
         <w:i w:val="0"/>
@@ -11818,6 +12299,7 @@
     </w:tblStylePr>
     <w:tblStylePr w:type="lastRow">
       <w:rPr>
+        <w:rFonts w:eastAsia="黑体"/>
         <w:b/>
         <w:bCs/>
         <w:i w:val="0"/>
@@ -11839,6 +12321,7 @@
     </w:tblStylePr>
     <w:tblStylePr w:type="firstCol">
       <w:rPr>
+        <w:rFonts w:eastAsia="黑体"/>
         <w:b/>
         <w:bCs/>
         <w:i w:val="0"/>
@@ -11858,6 +12341,7 @@
     </w:tblStylePr>
     <w:tblStylePr w:type="lastCol">
       <w:rPr>
+        <w:rFonts w:eastAsia="黑体"/>
         <w:b/>
         <w:bCs/>
         <w:i w:val="0"/>
@@ -11938,6 +12422,7 @@
     </w:tcPr>
     <w:tblStylePr w:type="firstRow">
       <w:rPr>
+        <w:rFonts w:eastAsia="黑体"/>
         <w:b/>
         <w:bCs/>
         <w:i w:val="0"/>
@@ -11959,6 +12444,7 @@
     </w:tblStylePr>
     <w:tblStylePr w:type="lastRow">
       <w:rPr>
+        <w:rFonts w:eastAsia="黑体"/>
         <w:b/>
         <w:bCs/>
         <w:i w:val="0"/>
@@ -11980,6 +12466,7 @@
     </w:tblStylePr>
     <w:tblStylePr w:type="firstCol">
       <w:rPr>
+        <w:rFonts w:eastAsia="黑体"/>
         <w:b/>
         <w:bCs/>
         <w:i w:val="0"/>
@@ -11999,6 +12486,7 @@
     </w:tblStylePr>
     <w:tblStylePr w:type="lastCol">
       <w:rPr>
+        <w:rFonts w:eastAsia="黑体"/>
         <w:b/>
         <w:bCs/>
         <w:i w:val="0"/>
@@ -12056,6 +12544,7 @@
       <w:spacing w:after="0" w:line="240" w:lineRule="auto"/>
     </w:pPr>
     <w:rPr>
+      <w:rFonts w:eastAsia="黑体"/>
       <w:color w:themeColor="background1" w:val="FFFFFF"/>
     </w:rPr>
     <w:tblPr>
@@ -12074,6 +12563,7 @@
     </w:tcPr>
     <w:tblStylePr w:type="firstRow">
       <w:rPr>
+        <w:rFonts w:eastAsia="黑体"/>
         <w:b/>
         <w:bCs/>
       </w:rPr>
@@ -12170,6 +12660,7 @@
       <w:spacing w:after="0" w:line="240" w:lineRule="auto"/>
     </w:pPr>
     <w:rPr>
+      <w:rFonts w:eastAsia="黑体"/>
       <w:color w:themeColor="background1" w:val="FFFFFF"/>
     </w:rPr>
     <w:tblPr>
@@ -12188,6 +12679,7 @@
     </w:tcPr>
     <w:tblStylePr w:type="firstRow">
       <w:rPr>
+        <w:rFonts w:eastAsia="黑体"/>
         <w:b/>
         <w:bCs/>
       </w:rPr>
@@ -12284,6 +12776,7 @@
       <w:spacing w:after="0" w:line="240" w:lineRule="auto"/>
     </w:pPr>
     <w:rPr>
+      <w:rFonts w:eastAsia="黑体"/>
       <w:color w:themeColor="background1" w:val="FFFFFF"/>
     </w:rPr>
     <w:tblPr>
@@ -12302,6 +12795,7 @@
     </w:tcPr>
     <w:tblStylePr w:type="firstRow">
       <w:rPr>
+        <w:rFonts w:eastAsia="黑体"/>
         <w:b/>
         <w:bCs/>
       </w:rPr>
@@ -12398,6 +12892,7 @@
       <w:spacing w:after="0" w:line="240" w:lineRule="auto"/>
     </w:pPr>
     <w:rPr>
+      <w:rFonts w:eastAsia="黑体"/>
       <w:color w:themeColor="background1" w:val="FFFFFF"/>
     </w:rPr>
     <w:tblPr>
@@ -12416,6 +12911,7 @@
     </w:tcPr>
     <w:tblStylePr w:type="firstRow">
       <w:rPr>
+        <w:rFonts w:eastAsia="黑体"/>
         <w:b/>
         <w:bCs/>
       </w:rPr>
@@ -12512,6 +13008,7 @@
       <w:spacing w:after="0" w:line="240" w:lineRule="auto"/>
     </w:pPr>
     <w:rPr>
+      <w:rFonts w:eastAsia="黑体"/>
       <w:color w:themeColor="background1" w:val="FFFFFF"/>
     </w:rPr>
     <w:tblPr>
@@ -12530,6 +13027,7 @@
     </w:tcPr>
     <w:tblStylePr w:type="firstRow">
       <w:rPr>
+        <w:rFonts w:eastAsia="黑体"/>
         <w:b/>
         <w:bCs/>
       </w:rPr>
@@ -12626,6 +13124,7 @@
       <w:spacing w:after="0" w:line="240" w:lineRule="auto"/>
     </w:pPr>
     <w:rPr>
+      <w:rFonts w:eastAsia="黑体"/>
       <w:color w:themeColor="background1" w:val="FFFFFF"/>
     </w:rPr>
     <w:tblPr>
@@ -12644,6 +13143,7 @@
     </w:tcPr>
     <w:tblStylePr w:type="firstRow">
       <w:rPr>
+        <w:rFonts w:eastAsia="黑体"/>
         <w:b/>
         <w:bCs/>
       </w:rPr>
@@ -12740,6 +13240,7 @@
       <w:spacing w:after="0" w:line="240" w:lineRule="auto"/>
     </w:pPr>
     <w:rPr>
+      <w:rFonts w:eastAsia="黑体"/>
       <w:color w:themeColor="background1" w:val="FFFFFF"/>
     </w:rPr>
     <w:tblPr>
@@ -12758,6 +13259,7 @@
     </w:tcPr>
     <w:tblStylePr w:type="firstRow">
       <w:rPr>
+        <w:rFonts w:eastAsia="黑体"/>
         <w:b/>
         <w:bCs/>
       </w:rPr>
@@ -12854,6 +13356,7 @@
       <w:spacing w:after="0" w:line="240" w:lineRule="auto"/>
     </w:pPr>
     <w:rPr>
+      <w:rFonts w:eastAsia="黑体"/>
       <w:color w:themeColor="text1" w:val="000000"/>
     </w:rPr>
     <w:tblPr>
@@ -12880,6 +13383,7 @@
     </w:tcPr>
     <w:tblStylePr w:type="firstRow">
       <w:rPr>
+        <w:rFonts w:eastAsia="黑体"/>
         <w:b/>
         <w:bCs/>
       </w:rPr>
@@ -12898,6 +13402,7 @@
     </w:tblStylePr>
     <w:tblStylePr w:type="lastRow">
       <w:rPr>
+        <w:rFonts w:eastAsia="黑体"/>
         <w:b/>
         <w:bCs/>
         <w:color w:themeColor="background1" w:val="FFFFFF"/>
@@ -12912,6 +13417,7 @@
     </w:tblStylePr>
     <w:tblStylePr w:type="firstCol">
       <w:rPr>
+        <w:rFonts w:eastAsia="黑体"/>
         <w:color w:themeColor="background1" w:val="FFFFFF"/>
       </w:rPr>
       <w:tblPr/>
@@ -12929,6 +13435,7 @@
     </w:tblStylePr>
     <w:tblStylePr w:type="lastCol">
       <w:rPr>
+        <w:rFonts w:eastAsia="黑体"/>
         <w:color w:themeColor="background1" w:val="FFFFFF"/>
       </w:rPr>
       <w:tblPr/>
@@ -12958,11 +13465,13 @@
     </w:tblStylePr>
     <w:tblStylePr w:type="neCell">
       <w:rPr>
+        <w:rFonts w:eastAsia="黑体"/>
         <w:color w:themeColor="text1" w:val="000000"/>
       </w:rPr>
     </w:tblStylePr>
     <w:tblStylePr w:type="nwCell">
       <w:rPr>
+        <w:rFonts w:eastAsia="黑体"/>
         <w:color w:themeColor="text1" w:val="000000"/>
       </w:rPr>
     </w:tblStylePr>
@@ -12976,6 +13485,7 @@
       <w:spacing w:after="0" w:line="240" w:lineRule="auto"/>
     </w:pPr>
     <w:rPr>
+      <w:rFonts w:eastAsia="黑体"/>
       <w:color w:themeColor="text1" w:val="000000"/>
     </w:rPr>
     <w:tblPr>
@@ -13002,6 +13512,7 @@
     </w:tcPr>
     <w:tblStylePr w:type="firstRow">
       <w:rPr>
+        <w:rFonts w:eastAsia="黑体"/>
         <w:b/>
         <w:bCs/>
       </w:rPr>
@@ -13020,6 +13531,7 @@
     </w:tblStylePr>
     <w:tblStylePr w:type="lastRow">
       <w:rPr>
+        <w:rFonts w:eastAsia="黑体"/>
         <w:b/>
         <w:bCs/>
         <w:color w:themeColor="background1" w:val="FFFFFF"/>
@@ -13034,6 +13546,7 @@
     </w:tblStylePr>
     <w:tblStylePr w:type="firstCol">
       <w:rPr>
+        <w:rFonts w:eastAsia="黑体"/>
         <w:color w:themeColor="background1" w:val="FFFFFF"/>
       </w:rPr>
       <w:tblPr/>
@@ -13051,6 +13564,7 @@
     </w:tblStylePr>
     <w:tblStylePr w:type="lastCol">
       <w:rPr>
+        <w:rFonts w:eastAsia="黑体"/>
         <w:color w:themeColor="background1" w:val="FFFFFF"/>
       </w:rPr>
       <w:tblPr/>
@@ -13080,11 +13594,13 @@
     </w:tblStylePr>
     <w:tblStylePr w:type="neCell">
       <w:rPr>
+        <w:rFonts w:eastAsia="黑体"/>
         <w:color w:themeColor="text1" w:val="000000"/>
       </w:rPr>
     </w:tblStylePr>
     <w:tblStylePr w:type="nwCell">
       <w:rPr>
+        <w:rFonts w:eastAsia="黑体"/>
         <w:color w:themeColor="text1" w:val="000000"/>
       </w:rPr>
     </w:tblStylePr>
@@ -13098,6 +13614,7 @@
       <w:spacing w:after="0" w:line="240" w:lineRule="auto"/>
     </w:pPr>
     <w:rPr>
+      <w:rFonts w:eastAsia="黑体"/>
       <w:color w:themeColor="text1" w:val="000000"/>
     </w:rPr>
     <w:tblPr>
@@ -13124,6 +13641,7 @@
     </w:tcPr>
     <w:tblStylePr w:type="firstRow">
       <w:rPr>
+        <w:rFonts w:eastAsia="黑体"/>
         <w:b/>
         <w:bCs/>
       </w:rPr>
@@ -13142,6 +13660,7 @@
     </w:tblStylePr>
     <w:tblStylePr w:type="lastRow">
       <w:rPr>
+        <w:rFonts w:eastAsia="黑体"/>
         <w:b/>
         <w:bCs/>
         <w:color w:themeColor="background1" w:val="FFFFFF"/>
@@ -13156,6 +13675,7 @@
     </w:tblStylePr>
     <w:tblStylePr w:type="firstCol">
       <w:rPr>
+        <w:rFonts w:eastAsia="黑体"/>
         <w:color w:themeColor="background1" w:val="FFFFFF"/>
       </w:rPr>
       <w:tblPr/>
@@ -13173,6 +13693,7 @@
     </w:tblStylePr>
     <w:tblStylePr w:type="lastCol">
       <w:rPr>
+        <w:rFonts w:eastAsia="黑体"/>
         <w:color w:themeColor="background1" w:val="FFFFFF"/>
       </w:rPr>
       <w:tblPr/>
@@ -13202,11 +13723,13 @@
     </w:tblStylePr>
     <w:tblStylePr w:type="neCell">
       <w:rPr>
+        <w:rFonts w:eastAsia="黑体"/>
         <w:color w:themeColor="text1" w:val="000000"/>
       </w:rPr>
     </w:tblStylePr>
     <w:tblStylePr w:type="nwCell">
       <w:rPr>
+        <w:rFonts w:eastAsia="黑体"/>
         <w:color w:themeColor="text1" w:val="000000"/>
       </w:rPr>
     </w:tblStylePr>
@@ -13220,6 +13743,7 @@
       <w:spacing w:after="0" w:line="240" w:lineRule="auto"/>
     </w:pPr>
     <w:rPr>
+      <w:rFonts w:eastAsia="黑体"/>
       <w:color w:themeColor="text1" w:val="000000"/>
     </w:rPr>
     <w:tblPr>
@@ -13246,6 +13770,7 @@
     </w:tcPr>
     <w:tblStylePr w:type="firstRow">
       <w:rPr>
+        <w:rFonts w:eastAsia="黑体"/>
         <w:b/>
         <w:bCs/>
       </w:rPr>
@@ -13264,6 +13789,7 @@
     </w:tblStylePr>
     <w:tblStylePr w:type="lastRow">
       <w:rPr>
+        <w:rFonts w:eastAsia="黑体"/>
         <w:b/>
         <w:bCs/>
         <w:color w:themeColor="background1" w:val="FFFFFF"/>
@@ -13278,6 +13804,7 @@
     </w:tblStylePr>
     <w:tblStylePr w:type="firstCol">
       <w:rPr>
+        <w:rFonts w:eastAsia="黑体"/>
         <w:color w:themeColor="background1" w:val="FFFFFF"/>
       </w:rPr>
       <w:tblPr/>
@@ -13295,6 +13822,7 @@
     </w:tblStylePr>
     <w:tblStylePr w:type="lastCol">
       <w:rPr>
+        <w:rFonts w:eastAsia="黑体"/>
         <w:color w:themeColor="background1" w:val="FFFFFF"/>
       </w:rPr>
       <w:tblPr/>
@@ -13332,6 +13860,7 @@
       <w:spacing w:after="0" w:line="240" w:lineRule="auto"/>
     </w:pPr>
     <w:rPr>
+      <w:rFonts w:eastAsia="黑体"/>
       <w:color w:themeColor="text1" w:val="000000"/>
     </w:rPr>
     <w:tblPr>
@@ -13358,6 +13887,7 @@
     </w:tcPr>
     <w:tblStylePr w:type="firstRow">
       <w:rPr>
+        <w:rFonts w:eastAsia="黑体"/>
         <w:b/>
         <w:bCs/>
       </w:rPr>
@@ -13376,6 +13906,7 @@
     </w:tblStylePr>
     <w:tblStylePr w:type="lastRow">
       <w:rPr>
+        <w:rFonts w:eastAsia="黑体"/>
         <w:b/>
         <w:bCs/>
         <w:color w:themeColor="background1" w:val="FFFFFF"/>
@@ -13390,6 +13921,7 @@
     </w:tblStylePr>
     <w:tblStylePr w:type="firstCol">
       <w:rPr>
+        <w:rFonts w:eastAsia="黑体"/>
         <w:color w:themeColor="background1" w:val="FFFFFF"/>
       </w:rPr>
       <w:tblPr/>
@@ -13407,6 +13939,7 @@
     </w:tblStylePr>
     <w:tblStylePr w:type="lastCol">
       <w:rPr>
+        <w:rFonts w:eastAsia="黑体"/>
         <w:color w:themeColor="background1" w:val="FFFFFF"/>
       </w:rPr>
       <w:tblPr/>
@@ -13436,11 +13969,13 @@
     </w:tblStylePr>
     <w:tblStylePr w:type="neCell">
       <w:rPr>
+        <w:rFonts w:eastAsia="黑体"/>
         <w:color w:themeColor="text1" w:val="000000"/>
       </w:rPr>
     </w:tblStylePr>
     <w:tblStylePr w:type="nwCell">
       <w:rPr>
+        <w:rFonts w:eastAsia="黑体"/>
         <w:color w:themeColor="text1" w:val="000000"/>
       </w:rPr>
     </w:tblStylePr>
@@ -13454,6 +13989,7 @@
       <w:spacing w:after="0" w:line="240" w:lineRule="auto"/>
     </w:pPr>
     <w:rPr>
+      <w:rFonts w:eastAsia="黑体"/>
       <w:color w:themeColor="text1" w:val="000000"/>
     </w:rPr>
     <w:tblPr>
@@ -13480,6 +14016,7 @@
     </w:tcPr>
     <w:tblStylePr w:type="firstRow">
       <w:rPr>
+        <w:rFonts w:eastAsia="黑体"/>
         <w:b/>
         <w:bCs/>
       </w:rPr>
@@ -13498,6 +14035,7 @@
     </w:tblStylePr>
     <w:tblStylePr w:type="lastRow">
       <w:rPr>
+        <w:rFonts w:eastAsia="黑体"/>
         <w:b/>
         <w:bCs/>
         <w:color w:themeColor="background1" w:val="FFFFFF"/>
@@ -13512,6 +14050,7 @@
     </w:tblStylePr>
     <w:tblStylePr w:type="firstCol">
       <w:rPr>
+        <w:rFonts w:eastAsia="黑体"/>
         <w:color w:themeColor="background1" w:val="FFFFFF"/>
       </w:rPr>
       <w:tblPr/>
@@ -13529,6 +14068,7 @@
     </w:tblStylePr>
     <w:tblStylePr w:type="lastCol">
       <w:rPr>
+        <w:rFonts w:eastAsia="黑体"/>
         <w:color w:themeColor="background1" w:val="FFFFFF"/>
       </w:rPr>
       <w:tblPr/>
@@ -13558,11 +14098,13 @@
     </w:tblStylePr>
     <w:tblStylePr w:type="neCell">
       <w:rPr>
+        <w:rFonts w:eastAsia="黑体"/>
         <w:color w:themeColor="text1" w:val="000000"/>
       </w:rPr>
     </w:tblStylePr>
     <w:tblStylePr w:type="nwCell">
       <w:rPr>
+        <w:rFonts w:eastAsia="黑体"/>
         <w:color w:themeColor="text1" w:val="000000"/>
       </w:rPr>
     </w:tblStylePr>
@@ -13576,6 +14118,7 @@
       <w:spacing w:after="0" w:line="240" w:lineRule="auto"/>
     </w:pPr>
     <w:rPr>
+      <w:rFonts w:eastAsia="黑体"/>
       <w:color w:themeColor="text1" w:val="000000"/>
     </w:rPr>
     <w:tblPr>
@@ -13602,6 +14145,7 @@
     </w:tcPr>
     <w:tblStylePr w:type="firstRow">
       <w:rPr>
+        <w:rFonts w:eastAsia="黑体"/>
         <w:b/>
         <w:bCs/>
       </w:rPr>
@@ -13620,6 +14164,7 @@
     </w:tblStylePr>
     <w:tblStylePr w:type="lastRow">
       <w:rPr>
+        <w:rFonts w:eastAsia="黑体"/>
         <w:b/>
         <w:bCs/>
         <w:color w:themeColor="background1" w:val="FFFFFF"/>
@@ -13634,6 +14179,7 @@
     </w:tblStylePr>
     <w:tblStylePr w:type="firstCol">
       <w:rPr>
+        <w:rFonts w:eastAsia="黑体"/>
         <w:color w:themeColor="background1" w:val="FFFFFF"/>
       </w:rPr>
       <w:tblPr/>
@@ -13651,6 +14197,7 @@
     </w:tblStylePr>
     <w:tblStylePr w:type="lastCol">
       <w:rPr>
+        <w:rFonts w:eastAsia="黑体"/>
         <w:color w:themeColor="background1" w:val="FFFFFF"/>
       </w:rPr>
       <w:tblPr/>
@@ -13680,11 +14227,13 @@
     </w:tblStylePr>
     <w:tblStylePr w:type="neCell">
       <w:rPr>
+        <w:rFonts w:eastAsia="黑体"/>
         <w:color w:themeColor="text1" w:val="000000"/>
       </w:rPr>
     </w:tblStylePr>
     <w:tblStylePr w:type="nwCell">
       <w:rPr>
+        <w:rFonts w:eastAsia="黑体"/>
         <w:color w:themeColor="text1" w:val="000000"/>
       </w:rPr>
     </w:tblStylePr>
@@ -13698,6 +14247,7 @@
       <w:spacing w:after="0" w:line="240" w:lineRule="auto"/>
     </w:pPr>
     <w:rPr>
+      <w:rFonts w:eastAsia="黑体"/>
       <w:color w:themeColor="text1" w:val="000000"/>
     </w:rPr>
     <w:tblPr>
@@ -13716,6 +14266,7 @@
     </w:tcPr>
     <w:tblStylePr w:type="firstRow">
       <w:rPr>
+        <w:rFonts w:eastAsia="黑体"/>
         <w:b/>
         <w:bCs/>
         <w:color w:themeColor="background1" w:val="FFFFFF"/>
@@ -13730,6 +14281,7 @@
     </w:tblStylePr>
     <w:tblStylePr w:type="lastRow">
       <w:rPr>
+        <w:rFonts w:eastAsia="黑体"/>
         <w:b/>
         <w:bCs/>
         <w:color w:themeColor="accent2" w:themeShade="CC" w:val="9E3A38"/>
@@ -13744,12 +14296,14 @@
     </w:tblStylePr>
     <w:tblStylePr w:type="firstCol">
       <w:rPr>
+        <w:rFonts w:eastAsia="黑体"/>
         <w:b/>
         <w:bCs/>
       </w:rPr>
     </w:tblStylePr>
     <w:tblStylePr w:type="lastCol">
       <w:rPr>
+        <w:rFonts w:eastAsia="黑体"/>
         <w:b/>
         <w:bCs/>
       </w:rPr>
@@ -13784,6 +14338,7 @@
       <w:spacing w:after="0" w:line="240" w:lineRule="auto"/>
     </w:pPr>
     <w:rPr>
+      <w:rFonts w:eastAsia="黑体"/>
       <w:color w:themeColor="text1" w:val="000000"/>
     </w:rPr>
     <w:tblPr>
@@ -13802,6 +14357,7 @@
     </w:tcPr>
     <w:tblStylePr w:type="firstRow">
       <w:rPr>
+        <w:rFonts w:eastAsia="黑体"/>
         <w:b/>
         <w:bCs/>
         <w:color w:themeColor="background1" w:val="FFFFFF"/>
@@ -13816,6 +14372,7 @@
     </w:tblStylePr>
     <w:tblStylePr w:type="lastRow">
       <w:rPr>
+        <w:rFonts w:eastAsia="黑体"/>
         <w:b/>
         <w:bCs/>
         <w:color w:themeColor="accent2" w:themeShade="CC" w:val="9E3A38"/>
@@ -13830,12 +14387,14 @@
     </w:tblStylePr>
     <w:tblStylePr w:type="firstCol">
       <w:rPr>
+        <w:rFonts w:eastAsia="黑体"/>
         <w:b/>
         <w:bCs/>
       </w:rPr>
     </w:tblStylePr>
     <w:tblStylePr w:type="lastCol">
       <w:rPr>
+        <w:rFonts w:eastAsia="黑体"/>
         <w:b/>
         <w:bCs/>
       </w:rPr>
@@ -13870,6 +14429,7 @@
       <w:spacing w:after="0" w:line="240" w:lineRule="auto"/>
     </w:pPr>
     <w:rPr>
+      <w:rFonts w:eastAsia="黑体"/>
       <w:color w:themeColor="text1" w:val="000000"/>
     </w:rPr>
     <w:tblPr>
@@ -13888,6 +14448,7 @@
     </w:tcPr>
     <w:tblStylePr w:type="firstRow">
       <w:rPr>
+        <w:rFonts w:eastAsia="黑体"/>
         <w:b/>
         <w:bCs/>
         <w:color w:themeColor="background1" w:val="FFFFFF"/>
@@ -13902,6 +14463,7 @@
     </w:tblStylePr>
     <w:tblStylePr w:type="lastRow">
       <w:rPr>
+        <w:rFonts w:eastAsia="黑体"/>
         <w:b/>
         <w:bCs/>
         <w:color w:themeColor="accent2" w:themeShade="CC" w:val="9E3A38"/>
@@ -13916,12 +14478,14 @@
     </w:tblStylePr>
     <w:tblStylePr w:type="firstCol">
       <w:rPr>
+        <w:rFonts w:eastAsia="黑体"/>
         <w:b/>
         <w:bCs/>
       </w:rPr>
     </w:tblStylePr>
     <w:tblStylePr w:type="lastCol">
       <w:rPr>
+        <w:rFonts w:eastAsia="黑体"/>
         <w:b/>
         <w:bCs/>
       </w:rPr>
@@ -13956,6 +14520,7 @@
       <w:spacing w:after="0" w:line="240" w:lineRule="auto"/>
     </w:pPr>
     <w:rPr>
+      <w:rFonts w:eastAsia="黑体"/>
       <w:color w:themeColor="text1" w:val="000000"/>
     </w:rPr>
     <w:tblPr>
@@ -13974,6 +14539,7 @@
     </w:tcPr>
     <w:tblStylePr w:type="firstRow">
       <w:rPr>
+        <w:rFonts w:eastAsia="黑体"/>
         <w:b/>
         <w:bCs/>
         <w:color w:themeColor="background1" w:val="FFFFFF"/>
@@ -13988,6 +14554,7 @@
     </w:tblStylePr>
     <w:tblStylePr w:type="lastRow">
       <w:rPr>
+        <w:rFonts w:eastAsia="黑体"/>
         <w:b/>
         <w:bCs/>
         <w:color w:themeColor="accent4" w:themeShade="CC" w:val="664E82"/>
@@ -14002,12 +14569,14 @@
     </w:tblStylePr>
     <w:tblStylePr w:type="firstCol">
       <w:rPr>
+        <w:rFonts w:eastAsia="黑体"/>
         <w:b/>
         <w:bCs/>
       </w:rPr>
     </w:tblStylePr>
     <w:tblStylePr w:type="lastCol">
       <w:rPr>
+        <w:rFonts w:eastAsia="黑体"/>
         <w:b/>
         <w:bCs/>
       </w:rPr>
@@ -14042,6 +14611,7 @@
       <w:spacing w:after="0" w:line="240" w:lineRule="auto"/>
     </w:pPr>
     <w:rPr>
+      <w:rFonts w:eastAsia="黑体"/>
       <w:color w:themeColor="text1" w:val="000000"/>
     </w:rPr>
     <w:tblPr>
@@ -14060,6 +14630,7 @@
     </w:tcPr>
     <w:tblStylePr w:type="firstRow">
       <w:rPr>
+        <w:rFonts w:eastAsia="黑体"/>
         <w:b/>
         <w:bCs/>
         <w:color w:themeColor="background1" w:val="FFFFFF"/>
@@ -14074,6 +14645,7 @@
     </w:tblStylePr>
     <w:tblStylePr w:type="lastRow">
       <w:rPr>
+        <w:rFonts w:eastAsia="黑体"/>
         <w:b/>
         <w:bCs/>
         <w:color w:themeColor="accent3" w:themeShade="CC" w:val="7E9C40"/>
@@ -14088,12 +14660,14 @@
     </w:tblStylePr>
     <w:tblStylePr w:type="firstCol">
       <w:rPr>
+        <w:rFonts w:eastAsia="黑体"/>
         <w:b/>
         <w:bCs/>
       </w:rPr>
     </w:tblStylePr>
     <w:tblStylePr w:type="lastCol">
       <w:rPr>
+        <w:rFonts w:eastAsia="黑体"/>
         <w:b/>
         <w:bCs/>
       </w:rPr>
@@ -14128,6 +14702,7 @@
       <w:spacing w:after="0" w:line="240" w:lineRule="auto"/>
     </w:pPr>
     <w:rPr>
+      <w:rFonts w:eastAsia="黑体"/>
       <w:color w:themeColor="text1" w:val="000000"/>
     </w:rPr>
     <w:tblPr>
@@ -14146,6 +14721,7 @@
     </w:tcPr>
     <w:tblStylePr w:type="firstRow">
       <w:rPr>
+        <w:rFonts w:eastAsia="黑体"/>
         <w:b/>
         <w:bCs/>
         <w:color w:themeColor="background1" w:val="FFFFFF"/>
@@ -14160,6 +14736,7 @@
     </w:tblStylePr>
     <w:tblStylePr w:type="lastRow">
       <w:rPr>
+        <w:rFonts w:eastAsia="黑体"/>
         <w:b/>
         <w:bCs/>
         <w:color w:themeColor="accent6" w:themeShade="CC" w:val="F2730A"/>
@@ -14174,12 +14751,14 @@
     </w:tblStylePr>
     <w:tblStylePr w:type="firstCol">
       <w:rPr>
+        <w:rFonts w:eastAsia="黑体"/>
         <w:b/>
         <w:bCs/>
       </w:rPr>
     </w:tblStylePr>
     <w:tblStylePr w:type="lastCol">
       <w:rPr>
+        <w:rFonts w:eastAsia="黑体"/>
         <w:b/>
         <w:bCs/>
       </w:rPr>
@@ -14214,6 +14793,7 @@
       <w:spacing w:after="0" w:line="240" w:lineRule="auto"/>
     </w:pPr>
     <w:rPr>
+      <w:rFonts w:eastAsia="黑体"/>
       <w:color w:themeColor="text1" w:val="000000"/>
     </w:rPr>
     <w:tblPr>
@@ -14232,6 +14812,7 @@
     </w:tcPr>
     <w:tblStylePr w:type="firstRow">
       <w:rPr>
+        <w:rFonts w:eastAsia="黑体"/>
         <w:b/>
         <w:bCs/>
         <w:color w:themeColor="background1" w:val="FFFFFF"/>
@@ -14246,6 +14827,7 @@
     </w:tblStylePr>
     <w:tblStylePr w:type="lastRow">
       <w:rPr>
+        <w:rFonts w:eastAsia="黑体"/>
         <w:b/>
         <w:bCs/>
         <w:color w:themeColor="accent5" w:themeShade="CC" w:val="348DA5"/>
@@ -14260,12 +14842,14 @@
     </w:tblStylePr>
     <w:tblStylePr w:type="firstCol">
       <w:rPr>
+        <w:rFonts w:eastAsia="黑体"/>
         <w:b/>
         <w:bCs/>
       </w:rPr>
     </w:tblStylePr>
     <w:tblStylePr w:type="lastCol">
       <w:rPr>
+        <w:rFonts w:eastAsia="黑体"/>
         <w:b/>
         <w:bCs/>
       </w:rPr>
@@ -14300,6 +14884,7 @@
       <w:spacing w:after="0" w:line="240" w:lineRule="auto"/>
     </w:pPr>
     <w:rPr>
+      <w:rFonts w:eastAsia="黑体"/>
       <w:color w:themeColor="text1" w:val="000000"/>
     </w:rPr>
     <w:tblPr>
@@ -14321,6 +14906,7 @@
     </w:tcPr>
     <w:tblStylePr w:type="firstRow">
       <w:rPr>
+        <w:rFonts w:eastAsia="黑体"/>
         <w:b/>
         <w:bCs/>
       </w:rPr>
@@ -14331,6 +14917,7 @@
     </w:tblStylePr>
     <w:tblStylePr w:type="lastRow">
       <w:rPr>
+        <w:rFonts w:eastAsia="黑体"/>
         <w:b/>
         <w:bCs/>
         <w:color w:themeColor="text1" w:val="000000"/>
@@ -14342,6 +14929,7 @@
     </w:tblStylePr>
     <w:tblStylePr w:type="firstCol">
       <w:rPr>
+        <w:rFonts w:eastAsia="黑体"/>
         <w:color w:themeColor="background1" w:val="FFFFFF"/>
       </w:rPr>
       <w:tblPr/>
@@ -14351,6 +14939,7 @@
     </w:tblStylePr>
     <w:tblStylePr w:type="lastCol">
       <w:rPr>
+        <w:rFonts w:eastAsia="黑体"/>
         <w:color w:themeColor="background1" w:val="FFFFFF"/>
       </w:rPr>
       <w:tblPr/>
@@ -14380,6 +14969,7 @@
       <w:spacing w:after="0" w:line="240" w:lineRule="auto"/>
     </w:pPr>
     <w:rPr>
+      <w:rFonts w:eastAsia="黑体"/>
       <w:color w:themeColor="text1" w:val="000000"/>
     </w:rPr>
     <w:tblPr>
@@ -14401,6 +14991,7 @@
     </w:tcPr>
     <w:tblStylePr w:type="firstRow">
       <w:rPr>
+        <w:rFonts w:eastAsia="黑体"/>
         <w:b/>
         <w:bCs/>
       </w:rPr>
@@ -14411,6 +15002,7 @@
     </w:tblStylePr>
     <w:tblStylePr w:type="lastRow">
       <w:rPr>
+        <w:rFonts w:eastAsia="黑体"/>
         <w:b/>
         <w:bCs/>
         <w:color w:themeColor="text1" w:val="000000"/>
@@ -14422,6 +15014,7 @@
     </w:tblStylePr>
     <w:tblStylePr w:type="firstCol">
       <w:rPr>
+        <w:rFonts w:eastAsia="黑体"/>
         <w:color w:themeColor="background1" w:val="FFFFFF"/>
       </w:rPr>
       <w:tblPr/>
@@ -14431,6 +15024,7 @@
     </w:tblStylePr>
     <w:tblStylePr w:type="lastCol">
       <w:rPr>
+        <w:rFonts w:eastAsia="黑体"/>
         <w:color w:themeColor="background1" w:val="FFFFFF"/>
       </w:rPr>
       <w:tblPr/>
@@ -14460,6 +15054,7 @@
       <w:spacing w:after="0" w:line="240" w:lineRule="auto"/>
     </w:pPr>
     <w:rPr>
+      <w:rFonts w:eastAsia="黑体"/>
       <w:color w:themeColor="text1" w:val="000000"/>
     </w:rPr>
     <w:tblPr>
@@ -14481,6 +15076,7 @@
     </w:tcPr>
     <w:tblStylePr w:type="firstRow">
       <w:rPr>
+        <w:rFonts w:eastAsia="黑体"/>
         <w:b/>
         <w:bCs/>
       </w:rPr>
@@ -14491,6 +15087,7 @@
     </w:tblStylePr>
     <w:tblStylePr w:type="lastRow">
       <w:rPr>
+        <w:rFonts w:eastAsia="黑体"/>
         <w:b/>
         <w:bCs/>
         <w:color w:themeColor="text1" w:val="000000"/>
@@ -14502,6 +15099,7 @@
     </w:tblStylePr>
     <w:tblStylePr w:type="firstCol">
       <w:rPr>
+        <w:rFonts w:eastAsia="黑体"/>
         <w:color w:themeColor="background1" w:val="FFFFFF"/>
       </w:rPr>
       <w:tblPr/>
@@ -14511,6 +15109,7 @@
     </w:tblStylePr>
     <w:tblStylePr w:type="lastCol">
       <w:rPr>
+        <w:rFonts w:eastAsia="黑体"/>
         <w:color w:themeColor="background1" w:val="FFFFFF"/>
       </w:rPr>
       <w:tblPr/>
@@ -14540,6 +15139,7 @@
       <w:spacing w:after="0" w:line="240" w:lineRule="auto"/>
     </w:pPr>
     <w:rPr>
+      <w:rFonts w:eastAsia="黑体"/>
       <w:color w:themeColor="text1" w:val="000000"/>
     </w:rPr>
     <w:tblPr>
@@ -14561,6 +15161,7 @@
     </w:tcPr>
     <w:tblStylePr w:type="firstRow">
       <w:rPr>
+        <w:rFonts w:eastAsia="黑体"/>
         <w:b/>
         <w:bCs/>
       </w:rPr>
@@ -14571,6 +15172,7 @@
     </w:tblStylePr>
     <w:tblStylePr w:type="lastRow">
       <w:rPr>
+        <w:rFonts w:eastAsia="黑体"/>
         <w:b/>
         <w:bCs/>
         <w:color w:themeColor="text1" w:val="000000"/>
@@ -14582,6 +15184,7 @@
     </w:tblStylePr>
     <w:tblStylePr w:type="firstCol">
       <w:rPr>
+        <w:rFonts w:eastAsia="黑体"/>
         <w:color w:themeColor="background1" w:val="FFFFFF"/>
       </w:rPr>
       <w:tblPr/>
@@ -14591,6 +15194,7 @@
     </w:tblStylePr>
     <w:tblStylePr w:type="lastCol">
       <w:rPr>
+        <w:rFonts w:eastAsia="黑体"/>
         <w:color w:themeColor="background1" w:val="FFFFFF"/>
       </w:rPr>
       <w:tblPr/>
@@ -14620,6 +15224,7 @@
       <w:spacing w:after="0" w:line="240" w:lineRule="auto"/>
     </w:pPr>
     <w:rPr>
+      <w:rFonts w:eastAsia="黑体"/>
       <w:color w:themeColor="text1" w:val="000000"/>
     </w:rPr>
     <w:tblPr>
@@ -14641,6 +15246,7 @@
     </w:tcPr>
     <w:tblStylePr w:type="firstRow">
       <w:rPr>
+        <w:rFonts w:eastAsia="黑体"/>
         <w:b/>
         <w:bCs/>
       </w:rPr>
@@ -14651,6 +15257,7 @@
     </w:tblStylePr>
     <w:tblStylePr w:type="lastRow">
       <w:rPr>
+        <w:rFonts w:eastAsia="黑体"/>
         <w:b/>
         <w:bCs/>
         <w:color w:themeColor="text1" w:val="000000"/>
@@ -14662,6 +15269,7 @@
     </w:tblStylePr>
     <w:tblStylePr w:type="firstCol">
       <w:rPr>
+        <w:rFonts w:eastAsia="黑体"/>
         <w:color w:themeColor="background1" w:val="FFFFFF"/>
       </w:rPr>
       <w:tblPr/>
@@ -14671,6 +15279,7 @@
     </w:tblStylePr>
     <w:tblStylePr w:type="lastCol">
       <w:rPr>
+        <w:rFonts w:eastAsia="黑体"/>
         <w:color w:themeColor="background1" w:val="FFFFFF"/>
       </w:rPr>
       <w:tblPr/>
@@ -14700,6 +15309,7 @@
       <w:spacing w:after="0" w:line="240" w:lineRule="auto"/>
     </w:pPr>
     <w:rPr>
+      <w:rFonts w:eastAsia="黑体"/>
       <w:color w:themeColor="text1" w:val="000000"/>
     </w:rPr>
     <w:tblPr>
@@ -14721,6 +15331,7 @@
     </w:tcPr>
     <w:tblStylePr w:type="firstRow">
       <w:rPr>
+        <w:rFonts w:eastAsia="黑体"/>
         <w:b/>
         <w:bCs/>
       </w:rPr>
@@ -14731,6 +15342,7 @@
     </w:tblStylePr>
     <w:tblStylePr w:type="lastRow">
       <w:rPr>
+        <w:rFonts w:eastAsia="黑体"/>
         <w:b/>
         <w:bCs/>
         <w:color w:themeColor="text1" w:val="000000"/>
@@ -14742,6 +15354,7 @@
     </w:tblStylePr>
     <w:tblStylePr w:type="firstCol">
       <w:rPr>
+        <w:rFonts w:eastAsia="黑体"/>
         <w:color w:themeColor="background1" w:val="FFFFFF"/>
       </w:rPr>
       <w:tblPr/>
@@ -14751,6 +15364,7 @@
     </w:tblStylePr>
     <w:tblStylePr w:type="lastCol">
       <w:rPr>
+        <w:rFonts w:eastAsia="黑体"/>
         <w:color w:themeColor="background1" w:val="FFFFFF"/>
       </w:rPr>
       <w:tblPr/>
@@ -14780,6 +15394,7 @@
       <w:spacing w:after="0" w:line="240" w:lineRule="auto"/>
     </w:pPr>
     <w:rPr>
+      <w:rFonts w:eastAsia="黑体"/>
       <w:color w:themeColor="text1" w:val="000000"/>
     </w:rPr>
     <w:tblPr>
@@ -14801,6 +15416,7 @@
     </w:tcPr>
     <w:tblStylePr w:type="firstRow">
       <w:rPr>
+        <w:rFonts w:eastAsia="黑体"/>
         <w:b/>
         <w:bCs/>
       </w:rPr>
@@ -14811,6 +15427,7 @@
     </w:tblStylePr>
     <w:tblStylePr w:type="lastRow">
       <w:rPr>
+        <w:rFonts w:eastAsia="黑体"/>
         <w:b/>
         <w:bCs/>
         <w:color w:themeColor="text1" w:val="000000"/>
@@ -14822,6 +15439,7 @@
     </w:tblStylePr>
     <w:tblStylePr w:type="firstCol">
       <w:rPr>
+        <w:rFonts w:eastAsia="黑体"/>
         <w:color w:themeColor="background1" w:val="FFFFFF"/>
       </w:rPr>
       <w:tblPr/>
@@ -14831,6 +15449,7 @@
     </w:tblStylePr>
     <w:tblStylePr w:type="lastCol">
       <w:rPr>
+        <w:rFonts w:eastAsia="黑体"/>
         <w:color w:themeColor="background1" w:val="FFFFFF"/>
       </w:rPr>
       <w:tblPr/>
@@ -14863,6 +15482,7 @@
     <w:name w:val="KeywordTok"/>
     <w:basedOn w:val="VerbatimChar"/>
     <w:rPr>
+      <w:rFonts w:eastAsia="黑体"/>
       <w:b/>
       <w:color w:val="007020"/>
     </w:rPr>
@@ -14871,6 +15491,7 @@
     <w:name w:val="DataTypeTok"/>
     <w:basedOn w:val="VerbatimChar"/>
     <w:rPr>
+      <w:rFonts w:eastAsia="黑体"/>
       <w:color w:val="902000"/>
     </w:rPr>
   </w:style>
@@ -14878,6 +15499,7 @@
     <w:name w:val="DecValTok"/>
     <w:basedOn w:val="VerbatimChar"/>
     <w:rPr>
+      <w:rFonts w:eastAsia="黑体"/>
       <w:color w:val="40a070"/>
     </w:rPr>
   </w:style>
@@ -14885,6 +15507,7 @@
     <w:name w:val="BaseNTok"/>
     <w:basedOn w:val="VerbatimChar"/>
     <w:rPr>
+      <w:rFonts w:eastAsia="黑体"/>
       <w:color w:val="40a070"/>
     </w:rPr>
   </w:style>
@@ -14892,6 +15515,7 @@
     <w:name w:val="FloatTok"/>
     <w:basedOn w:val="VerbatimChar"/>
     <w:rPr>
+      <w:rFonts w:eastAsia="黑体"/>
       <w:color w:val="40a070"/>
     </w:rPr>
   </w:style>
@@ -14899,6 +15523,7 @@
     <w:name w:val="ConstantTok"/>
     <w:basedOn w:val="VerbatimChar"/>
     <w:rPr>
+      <w:rFonts w:eastAsia="黑体"/>
       <w:color w:val="880000"/>
     </w:rPr>
   </w:style>
@@ -14906,6 +15531,7 @@
     <w:name w:val="CharTok"/>
     <w:basedOn w:val="VerbatimChar"/>
     <w:rPr>
+      <w:rFonts w:eastAsia="黑体"/>
       <w:color w:val="4070a0"/>
     </w:rPr>
   </w:style>
@@ -14913,6 +15539,7 @@
     <w:name w:val="SpecialCharTok"/>
     <w:basedOn w:val="VerbatimChar"/>
     <w:rPr>
+      <w:rFonts w:eastAsia="黑体"/>
       <w:color w:val="4070a0"/>
     </w:rPr>
   </w:style>
@@ -14920,6 +15547,7 @@
     <w:name w:val="StringTok"/>
     <w:basedOn w:val="VerbatimChar"/>
     <w:rPr>
+      <w:rFonts w:eastAsia="黑体"/>
       <w:color w:val="4070a0"/>
     </w:rPr>
   </w:style>
@@ -14927,6 +15555,7 @@
     <w:name w:val="VerbatimStringTok"/>
     <w:basedOn w:val="VerbatimChar"/>
     <w:rPr>
+      <w:rFonts w:eastAsia="黑体"/>
       <w:color w:val="4070a0"/>
     </w:rPr>
   </w:style>
@@ -14934,6 +15563,7 @@
     <w:name w:val="SpecialStringTok"/>
     <w:basedOn w:val="VerbatimChar"/>
     <w:rPr>
+      <w:rFonts w:eastAsia="黑体"/>
       <w:color w:val="bb6688"/>
     </w:rPr>
   </w:style>
@@ -14941,6 +15571,7 @@
     <w:name w:val="ImportTok"/>
     <w:basedOn w:val="VerbatimChar"/>
     <w:rPr>
+      <w:rFonts w:eastAsia="黑体"/>
       <w:b/>
       <w:color w:val="008000"/>
     </w:rPr>
@@ -14949,6 +15580,7 @@
     <w:name w:val="CommentTok"/>
     <w:basedOn w:val="VerbatimChar"/>
     <w:rPr>
+      <w:rFonts w:eastAsia="黑体"/>
       <w:i/>
       <w:color w:val="60a0b0"/>
     </w:rPr>
@@ -14957,6 +15589,7 @@
     <w:name w:val="DocumentationTok"/>
     <w:basedOn w:val="VerbatimChar"/>
     <w:rPr>
+      <w:rFonts w:eastAsia="黑体"/>
       <w:i/>
       <w:color w:val="ba2121"/>
     </w:rPr>
@@ -14965,6 +15598,7 @@
     <w:name w:val="AnnotationTok"/>
     <w:basedOn w:val="VerbatimChar"/>
     <w:rPr>
+      <w:rFonts w:eastAsia="黑体"/>
       <w:b/>
       <w:i/>
       <w:color w:val="60a0b0"/>
@@ -14974,6 +15608,7 @@
     <w:name w:val="CommentVarTok"/>
     <w:basedOn w:val="VerbatimChar"/>
     <w:rPr>
+      <w:rFonts w:eastAsia="黑体"/>
       <w:b/>
       <w:i/>
       <w:color w:val="60a0b0"/>
@@ -14983,6 +15618,7 @@
     <w:name w:val="OtherTok"/>
     <w:basedOn w:val="VerbatimChar"/>
     <w:rPr>
+      <w:rFonts w:eastAsia="黑体"/>
       <w:color w:val="007020"/>
     </w:rPr>
   </w:style>
@@ -14990,6 +15626,7 @@
     <w:name w:val="FunctionTok"/>
     <w:basedOn w:val="VerbatimChar"/>
     <w:rPr>
+      <w:rFonts w:eastAsia="黑体"/>
       <w:color w:val="06287e"/>
     </w:rPr>
   </w:style>
@@ -14997,6 +15634,7 @@
     <w:name w:val="VariableTok"/>
     <w:basedOn w:val="VerbatimChar"/>
     <w:rPr>
+      <w:rFonts w:eastAsia="黑体"/>
       <w:color w:val="19177c"/>
     </w:rPr>
   </w:style>
@@ -15004,6 +15642,7 @@
     <w:name w:val="ControlFlowTok"/>
     <w:basedOn w:val="VerbatimChar"/>
     <w:rPr>
+      <w:rFonts w:eastAsia="黑体"/>
       <w:b/>
       <w:color w:val="007020"/>
     </w:rPr>
@@ -15012,6 +15651,7 @@
     <w:name w:val="OperatorTok"/>
     <w:basedOn w:val="VerbatimChar"/>
     <w:rPr>
+      <w:rFonts w:eastAsia="黑体"/>
       <w:color w:val="666666"/>
     </w:rPr>
   </w:style>
@@ -15019,18 +15659,22 @@
     <w:name w:val="BuiltInTok"/>
     <w:basedOn w:val="VerbatimChar"/>
     <w:rPr>
+      <w:rFonts w:eastAsia="黑体"/>
       <w:color w:val="008000"/>
     </w:rPr>
   </w:style>
   <w:style w:type="character" w:customStyle="1" w:styleId="ExtensionTok">
     <w:name w:val="ExtensionTok"/>
     <w:basedOn w:val="VerbatimChar"/>
-    <w:rPr/>
+    <w:rPr>
+      <w:rFonts w:eastAsia="黑体"/>
+    </w:rPr>
   </w:style>
   <w:style w:type="character" w:customStyle="1" w:styleId="PreprocessorTok">
     <w:name w:val="PreprocessorTok"/>
     <w:basedOn w:val="VerbatimChar"/>
     <w:rPr>
+      <w:rFonts w:eastAsia="黑体"/>
       <w:color w:val="bc7a00"/>
     </w:rPr>
   </w:style>
@@ -15038,18 +15682,22 @@
     <w:name w:val="AttributeTok"/>
     <w:basedOn w:val="VerbatimChar"/>
     <w:rPr>
+      <w:rFonts w:eastAsia="黑体"/>
       <w:color w:val="7d9029"/>
     </w:rPr>
   </w:style>
   <w:style w:type="character" w:customStyle="1" w:styleId="RegionMarkerTok">
     <w:name w:val="RegionMarkerTok"/>
     <w:basedOn w:val="VerbatimChar"/>
-    <w:rPr/>
+    <w:rPr>
+      <w:rFonts w:eastAsia="黑体"/>
+    </w:rPr>
   </w:style>
   <w:style w:type="character" w:customStyle="1" w:styleId="InformationTok">
     <w:name w:val="InformationTok"/>
     <w:basedOn w:val="VerbatimChar"/>
     <w:rPr>
+      <w:rFonts w:eastAsia="黑体"/>
       <w:b/>
       <w:i/>
       <w:color w:val="60a0b0"/>
@@ -15059,6 +15707,7 @@
     <w:name w:val="WarningTok"/>
     <w:basedOn w:val="VerbatimChar"/>
     <w:rPr>
+      <w:rFonts w:eastAsia="黑体"/>
       <w:b/>
       <w:i/>
       <w:color w:val="60a0b0"/>
@@ -15068,6 +15717,7 @@
     <w:name w:val="AlertTok"/>
     <w:basedOn w:val="VerbatimChar"/>
     <w:rPr>
+      <w:rFonts w:eastAsia="黑体"/>
       <w:b/>
       <w:color w:val="ff0000"/>
     </w:rPr>
@@ -15076,6 +15726,7 @@
     <w:name w:val="ErrorTok"/>
     <w:basedOn w:val="VerbatimChar"/>
     <w:rPr>
+      <w:rFonts w:eastAsia="黑体"/>
       <w:b/>
       <w:color w:val="ff0000"/>
     </w:rPr>
@@ -15083,7 +15734,9 @@
   <w:style w:type="character" w:customStyle="1" w:styleId="NormalTok">
     <w:name w:val="NormalTok"/>
     <w:basedOn w:val="VerbatimChar"/>
-    <w:rPr/>
+    <w:rPr>
+      <w:rFonts w:eastAsia="黑体"/>
+    </w:rPr>
   </w:style>
 </w:styles>
 </file>
@@ -15132,12 +15785,12 @@
     <a:fontScheme name="Office">
       <a:majorFont>
         <a:latin typeface="Calibri"/>
-        <a:ea typeface=""/>
+        <a:ea typeface="黑体"/>
         <a:cs typeface=""/>
         <a:font script="Jpan" typeface="ＭＳ ゴシック"/>
         <a:font script="Hang" typeface="맑은 고딕"/>
-        <a:font script="Hans" typeface="宋体"/>
-        <a:font script="Hant" typeface="新細明體"/>
+        <a:font script="Hans" typeface="黑体"/>
+        <a:font script="Hant" typeface="黑体"/>
         <a:font script="Arab" typeface="Times New Roman"/>
         <a:font script="Hebr" typeface="Times New Roman"/>
         <a:font script="Thai" typeface="Angsana New"/>
@@ -15167,12 +15820,12 @@
       </a:majorFont>
       <a:minorFont>
         <a:latin typeface="Cambria"/>
-        <a:ea typeface=""/>
+        <a:ea typeface="黑体"/>
         <a:cs typeface=""/>
         <a:font script="Jpan" typeface="ＭＳ 明朝"/>
         <a:font script="Hang" typeface="맑은 고딕"/>
-        <a:font script="Hans" typeface="宋体"/>
-        <a:font script="Hant" typeface="新細明體"/>
+        <a:font script="Hans" typeface="黑体"/>
+        <a:font script="Hant" typeface="黑体"/>
         <a:font script="Arab" typeface="Arial"/>
         <a:font script="Hebr" typeface="Arial"/>
         <a:font script="Thai" typeface="Cordia New"/>

--- a/11-变流电路/01-整流电路/单相可控整流电路/单相可控整流电路.docx
+++ b/11-变流电路/01-整流电路/单相可控整流电路/单相可控整流电路.docx
@@ -2714,7 +2714,7 @@
           <w:color w:val="555555"/>
           <w:sz w:val="21"/>
         </w:rPr>
-        <w:t>材料收集者：杜文杰，WX手机：19519196569，QQ:3478827729</w:t>
+        <w:t>材料收集者：杜文杰，微信/手机：19519196569，QQ:3478827729</w:t>
       </w:r>
     </w:p>
     <w:sectPr>
